--- a/EXPORTS/DOCX/published/niveau3/English/Bronbeek.docx
+++ b/EXPORTS/DOCX/published/niveau3/English/Bronbeek.docx
@@ -17,7 +17,7 @@
         <w:autoSpaceDE w:val="0"/>
         <w:widowControl/>
         <w:spacing w:line="720" w:lineRule="exact" w:before="0" w:after="0"/>
-        <w:ind w:left="20" w:right="0" w:firstLine="0"/>
+        <w:ind w:left="10" w:right="0" w:firstLine="0"/>
         <w:jc w:val="left"/>
       </w:pPr>
       <w:r>
@@ -37,7 +37,7 @@
         <w:autoSpaceDE w:val="0"/>
         <w:widowControl/>
         <w:spacing w:line="540" w:lineRule="exact" w:before="214" w:after="0"/>
-        <w:ind w:left="20" w:right="0" w:firstLine="0"/>
+        <w:ind w:left="10" w:right="0" w:firstLine="0"/>
         <w:jc w:val="left"/>
       </w:pPr>
       <w:r>
@@ -57,7 +57,7 @@
         <w:autoSpaceDE w:val="0"/>
         <w:widowControl/>
         <w:spacing w:line="288" w:lineRule="exact" w:before="292" w:after="0"/>
-        <w:ind w:left="20" w:right="144" w:firstLine="0"/>
+        <w:ind w:left="10" w:right="144" w:firstLine="0"/>
         <w:jc w:val="left"/>
       </w:pPr>
       <w:r>
@@ -97,7 +97,7 @@
         <w:autoSpaceDE w:val="0"/>
         <w:widowControl/>
         <w:spacing w:line="420" w:lineRule="exact" w:before="204" w:after="0"/>
-        <w:ind w:left="20" w:right="0" w:firstLine="0"/>
+        <w:ind w:left="10" w:right="0" w:firstLine="0"/>
         <w:jc w:val="left"/>
       </w:pPr>
       <w:r>
@@ -117,7 +117,7 @@
         <w:autoSpaceDE w:val="0"/>
         <w:widowControl/>
         <w:spacing w:line="288" w:lineRule="exact" w:before="274" w:after="0"/>
-        <w:ind w:left="20" w:right="432" w:firstLine="0"/>
+        <w:ind w:left="10" w:right="432" w:firstLine="0"/>
         <w:jc w:val="left"/>
       </w:pPr>
       <w:r>
@@ -135,7 +135,7 @@
           <w:rFonts w:ascii="Charis SIL Regular" w:hAnsi="Charis SIL Regular" w:eastAsia="Charis SIL Regular"/>
           <w:b w:val="0"/>
           <w:i w:val="0"/>
-          <w:color w:val="0066CC"/>
+          <w:color w:val="0000FF"/>
           <w:sz w:val="24"/>
           <w:u w:val="single"/>
         </w:rPr>
@@ -153,7 +153,7 @@
           <w:rFonts w:ascii="Charis SIL Regular" w:hAnsi="Charis SIL Regular" w:eastAsia="Charis SIL Regular"/>
           <w:b w:val="0"/>
           <w:i w:val="0"/>
-          <w:color w:val="0066CC"/>
+          <w:color w:val="0000FF"/>
           <w:sz w:val="24"/>
           <w:u w:val="single"/>
         </w:rPr>
@@ -164,7 +164,7 @@
           <w:rFonts w:ascii="Charis SIL Regular" w:hAnsi="Charis SIL Regular" w:eastAsia="Charis SIL Regular"/>
           <w:b w:val="0"/>
           <w:i w:val="0"/>
-          <w:color w:val="0066CC"/>
+          <w:color w:val="0000FF"/>
           <w:sz w:val="24"/>
           <w:u w:val="single"/>
         </w:rPr>
@@ -182,7 +182,7 @@
           <w:rFonts w:ascii="Charis SIL Regular" w:hAnsi="Charis SIL Regular" w:eastAsia="Charis SIL Regular"/>
           <w:b w:val="0"/>
           <w:i w:val="0"/>
-          <w:color w:val="0066CC"/>
+          <w:color w:val="0000FF"/>
           <w:sz w:val="24"/>
           <w:u w:val="single"/>
         </w:rPr>
@@ -193,7 +193,7 @@
           <w:rFonts w:ascii="Charis SIL Regular" w:hAnsi="Charis SIL Regular" w:eastAsia="Charis SIL Regular"/>
           <w:b w:val="0"/>
           <w:i w:val="0"/>
-          <w:color w:val="0066CC"/>
+          <w:color w:val="0000FF"/>
           <w:sz w:val="24"/>
           <w:u w:val="single"/>
         </w:rPr>
@@ -228,7 +228,7 @@
       </w:r>
       <w:r>
         <w:rPr>
-          <w:u w:val="single" w:color="0066cc"/>
+          <w:u w:val="single" w:color="0000ff"/>
           <w:rFonts w:ascii="Charis SIL Regular" w:hAnsi="Charis SIL Regular" w:eastAsia="Charis SIL Regular"/>
           <w:b w:val="0"/>
           <w:i w:val="0"/>
@@ -246,7 +246,7 @@
       </w:r>
       <w:r>
         <w:rPr>
-          <w:u w:val="single" w:color="0066cc"/>
+          <w:u w:val="single" w:color="0000ff"/>
           <w:rFonts w:ascii="Charis SIL Regular" w:hAnsi="Charis SIL Regular" w:eastAsia="Charis SIL Regular"/>
           <w:b w:val="0"/>
           <w:i w:val="0"/>
@@ -257,7 +257,7 @@
       </w:r>
       <w:r>
         <w:rPr>
-          <w:u w:val="single" w:color="0066cc"/>
+          <w:u w:val="single" w:color="0000ff"/>
           <w:rFonts w:ascii="Charis SIL Regular" w:hAnsi="Charis SIL Regular" w:eastAsia="Charis SIL Regular"/>
           <w:b w:val="0"/>
           <w:i w:val="0"/>
@@ -275,7 +275,7 @@
       </w:r>
       <w:r>
         <w:rPr>
-          <w:u w:val="single" w:color="0066cc"/>
+          <w:u w:val="single" w:color="0000ff"/>
           <w:rFonts w:ascii="Charis SIL Regular" w:hAnsi="Charis SIL Regular" w:eastAsia="Charis SIL Regular"/>
           <w:b w:val="0"/>
           <w:i w:val="0"/>
@@ -306,7 +306,7 @@
           <w:rFonts w:ascii="Charis SIL Regular" w:hAnsi="Charis SIL Regular" w:eastAsia="Charis SIL Regular"/>
           <w:b w:val="0"/>
           <w:i w:val="0"/>
-          <w:color w:val="0066CC"/>
+          <w:color w:val="0000FF"/>
           <w:sz w:val="24"/>
           <w:u w:val="single"/>
         </w:rPr>
@@ -324,7 +324,7 @@
           <w:rFonts w:ascii="Charis SIL Regular" w:hAnsi="Charis SIL Regular" w:eastAsia="Charis SIL Regular"/>
           <w:b w:val="0"/>
           <w:i w:val="0"/>
-          <w:color w:val="0066CC"/>
+          <w:color w:val="0000FF"/>
           <w:sz w:val="24"/>
           <w:u w:val="single"/>
         </w:rPr>
@@ -335,7 +335,7 @@
           <w:rFonts w:ascii="Charis SIL Regular" w:hAnsi="Charis SIL Regular" w:eastAsia="Charis SIL Regular"/>
           <w:b w:val="0"/>
           <w:i w:val="0"/>
-          <w:color w:val="0066CC"/>
+          <w:color w:val="0000FF"/>
           <w:sz w:val="24"/>
           <w:u w:val="single"/>
         </w:rPr>
@@ -353,7 +353,7 @@
           <w:rFonts w:ascii="Charis SIL Regular" w:hAnsi="Charis SIL Regular" w:eastAsia="Charis SIL Regular"/>
           <w:b w:val="0"/>
           <w:i w:val="0"/>
-          <w:color w:val="0066CC"/>
+          <w:color w:val="0000FF"/>
           <w:sz w:val="24"/>
           <w:u w:val="single"/>
         </w:rPr>
@@ -364,7 +364,7 @@
           <w:rFonts w:ascii="Charis SIL Regular" w:hAnsi="Charis SIL Regular" w:eastAsia="Charis SIL Regular"/>
           <w:b w:val="0"/>
           <w:i w:val="0"/>
-          <w:color w:val="0066CC"/>
+          <w:color w:val="0000FF"/>
           <w:sz w:val="24"/>
           <w:u w:val="single"/>
         </w:rPr>
@@ -382,7 +382,7 @@
           <w:rFonts w:ascii="Charis SIL Regular" w:hAnsi="Charis SIL Regular" w:eastAsia="Charis SIL Regular"/>
           <w:b w:val="0"/>
           <w:i w:val="0"/>
-          <w:color w:val="0066CC"/>
+          <w:color w:val="0000FF"/>
           <w:sz w:val="24"/>
           <w:u w:val="single"/>
         </w:rPr>
@@ -393,7 +393,7 @@
           <w:rFonts w:ascii="Charis SIL Regular" w:hAnsi="Charis SIL Regular" w:eastAsia="Charis SIL Regular"/>
           <w:b w:val="0"/>
           <w:i w:val="0"/>
-          <w:color w:val="0066CC"/>
+          <w:color w:val="0000FF"/>
           <w:sz w:val="24"/>
           <w:u w:val="single"/>
         </w:rPr>
@@ -411,7 +411,7 @@
           <w:rFonts w:ascii="Charis SIL Regular" w:hAnsi="Charis SIL Regular" w:eastAsia="Charis SIL Regular"/>
           <w:b w:val="0"/>
           <w:i w:val="0"/>
-          <w:color w:val="0066CC"/>
+          <w:color w:val="0000FF"/>
           <w:sz w:val="24"/>
           <w:u w:val="single"/>
         </w:rPr>
@@ -422,7 +422,7 @@
           <w:rFonts w:ascii="Charis SIL Regular" w:hAnsi="Charis SIL Regular" w:eastAsia="Charis SIL Regular"/>
           <w:b w:val="0"/>
           <w:i w:val="0"/>
-          <w:color w:val="0066CC"/>
+          <w:color w:val="0000FF"/>
           <w:sz w:val="24"/>
           <w:u w:val="single"/>
         </w:rPr>
@@ -447,7 +447,7 @@
       </w:r>
       <w:r>
         <w:rPr>
-          <w:u w:val="single" w:color="0066cc"/>
+          <w:u w:val="single" w:color="0000ff"/>
           <w:rFonts w:ascii="Charis SIL Regular" w:hAnsi="Charis SIL Regular" w:eastAsia="Charis SIL Regular"/>
           <w:b w:val="0"/>
           <w:i w:val="0"/>
@@ -465,7 +465,7 @@
       </w:r>
       <w:r>
         <w:rPr>
-          <w:u w:val="single" w:color="0066cc"/>
+          <w:u w:val="single" w:color="0000ff"/>
           <w:rFonts w:ascii="Charis SIL Regular" w:hAnsi="Charis SIL Regular" w:eastAsia="Charis SIL Regular"/>
           <w:b w:val="0"/>
           <w:i w:val="0"/>
@@ -483,7 +483,7 @@
       </w:r>
       <w:r>
         <w:rPr>
-          <w:u w:val="single" w:color="0066cc"/>
+          <w:u w:val="single" w:color="0000ff"/>
           <w:rFonts w:ascii="Charis SIL Regular" w:hAnsi="Charis SIL Regular" w:eastAsia="Charis SIL Regular"/>
           <w:b w:val="0"/>
           <w:i w:val="0"/>
@@ -501,7 +501,7 @@
       </w:r>
       <w:r>
         <w:rPr>
-          <w:u w:val="single" w:color="0066cc"/>
+          <w:u w:val="single" w:color="0000ff"/>
           <w:rFonts w:ascii="Charis SIL Regular" w:hAnsi="Charis SIL Regular" w:eastAsia="Charis SIL Regular"/>
           <w:b w:val="0"/>
           <w:i w:val="0"/>
@@ -519,7 +519,7 @@
       </w:r>
       <w:r>
         <w:rPr>
-          <w:u w:val="single" w:color="0066cc"/>
+          <w:u w:val="single" w:color="0000ff"/>
           <w:rFonts w:ascii="Charis SIL Regular" w:hAnsi="Charis SIL Regular" w:eastAsia="Charis SIL Regular"/>
           <w:b w:val="0"/>
           <w:i w:val="0"/>
@@ -537,7 +537,7 @@
       </w:r>
       <w:r>
         <w:rPr>
-          <w:u w:val="single" w:color="0066cc"/>
+          <w:u w:val="single" w:color="0000ff"/>
           <w:rFonts w:ascii="Charis SIL Regular" w:hAnsi="Charis SIL Regular" w:eastAsia="Charis SIL Regular"/>
           <w:b w:val="0"/>
           <w:i w:val="0"/>
@@ -580,7 +580,7 @@
         <w:autoSpaceDE w:val="0"/>
         <w:widowControl/>
         <w:spacing w:line="288" w:lineRule="exact" w:before="240" w:after="0"/>
-        <w:ind w:left="20" w:right="0" w:firstLine="0"/>
+        <w:ind w:left="10" w:right="0" w:firstLine="0"/>
         <w:jc w:val="left"/>
       </w:pPr>
       <w:r>
@@ -620,7 +620,7 @@
         <w:autoSpaceDE w:val="0"/>
         <w:widowControl/>
         <w:spacing w:line="288" w:lineRule="exact" w:before="240" w:after="0"/>
-        <w:ind w:left="20" w:right="0" w:firstLine="0"/>
+        <w:ind w:left="10" w:right="0" w:firstLine="0"/>
         <w:jc w:val="left"/>
       </w:pPr>
       <w:r>
@@ -670,7 +670,7 @@
         <w:autoSpaceDE w:val="0"/>
         <w:widowControl/>
         <w:spacing w:line="288" w:lineRule="exact" w:before="240" w:after="0"/>
-        <w:ind w:left="20" w:right="144" w:firstLine="0"/>
+        <w:ind w:left="10" w:right="144" w:firstLine="0"/>
         <w:jc w:val="left"/>
       </w:pPr>
       <w:r>
@@ -688,7 +688,7 @@
           <w:rFonts w:ascii="Charis SIL Regular" w:hAnsi="Charis SIL Regular" w:eastAsia="Charis SIL Regular"/>
           <w:b w:val="0"/>
           <w:i w:val="0"/>
-          <w:color w:val="0066CC"/>
+          <w:color w:val="0000FF"/>
           <w:sz w:val="24"/>
           <w:u w:val="single"/>
         </w:rPr>
@@ -713,7 +713,7 @@
       </w:r>
       <w:r>
         <w:rPr>
-          <w:u w:val="single" w:color="0066cc"/>
+          <w:u w:val="single" w:color="0000ff"/>
           <w:rFonts w:ascii="Charis SIL Regular" w:hAnsi="Charis SIL Regular" w:eastAsia="Charis SIL Regular"/>
           <w:b w:val="0"/>
           <w:i w:val="0"/>
@@ -776,7 +776,7 @@
         <w:autoSpaceDE w:val="0"/>
         <w:widowControl/>
         <w:spacing w:line="352" w:lineRule="exact" w:before="176" w:after="0"/>
-        <w:ind w:left="20" w:right="0" w:firstLine="0"/>
+        <w:ind w:left="10" w:right="0" w:firstLine="0"/>
         <w:jc w:val="left"/>
       </w:pPr>
       <w:r>
@@ -796,7 +796,7 @@
         <w:autoSpaceDE w:val="0"/>
         <w:widowControl/>
         <w:spacing w:line="288" w:lineRule="exact" w:before="240" w:after="0"/>
-        <w:ind w:left="20" w:right="0" w:firstLine="0"/>
+        <w:ind w:left="10" w:right="0" w:firstLine="0"/>
         <w:jc w:val="left"/>
       </w:pPr>
       <w:r>
@@ -834,7 +834,7 @@
           <w:rFonts w:ascii="Charis SIL Regular" w:hAnsi="Charis SIL Regular" w:eastAsia="Charis SIL Regular"/>
           <w:b w:val="0"/>
           <w:i w:val="0"/>
-          <w:color w:val="0066CC"/>
+          <w:color w:val="0000FF"/>
           <w:sz w:val="24"/>
           <w:u w:val="single"/>
         </w:rPr>
@@ -852,7 +852,7 @@
           <w:rFonts w:ascii="Charis SIL Regular" w:hAnsi="Charis SIL Regular" w:eastAsia="Charis SIL Regular"/>
           <w:b w:val="0"/>
           <w:i w:val="0"/>
-          <w:color w:val="0066CC"/>
+          <w:color w:val="0000FF"/>
           <w:sz w:val="24"/>
           <w:u w:val="single"/>
         </w:rPr>
@@ -863,7 +863,7 @@
           <w:rFonts w:ascii="Charis SIL Regular" w:hAnsi="Charis SIL Regular" w:eastAsia="Charis SIL Regular"/>
           <w:b w:val="0"/>
           <w:i w:val="0"/>
-          <w:color w:val="0066CC"/>
+          <w:color w:val="0000FF"/>
           <w:sz w:val="24"/>
           <w:u w:val="single"/>
         </w:rPr>
@@ -881,7 +881,7 @@
           <w:rFonts w:ascii="Charis SIL Regular" w:hAnsi="Charis SIL Regular" w:eastAsia="Charis SIL Regular"/>
           <w:b w:val="0"/>
           <w:i w:val="0"/>
-          <w:color w:val="0066CC"/>
+          <w:color w:val="0000FF"/>
           <w:sz w:val="24"/>
           <w:u w:val="single"/>
         </w:rPr>
@@ -892,7 +892,7 @@
           <w:rFonts w:ascii="Charis SIL Regular" w:hAnsi="Charis SIL Regular" w:eastAsia="Charis SIL Regular"/>
           <w:b w:val="0"/>
           <w:i w:val="0"/>
-          <w:color w:val="0066CC"/>
+          <w:color w:val="0000FF"/>
           <w:sz w:val="24"/>
           <w:u w:val="single"/>
         </w:rPr>
@@ -910,7 +910,7 @@
           <w:rFonts w:ascii="Charis SIL Regular" w:hAnsi="Charis SIL Regular" w:eastAsia="Charis SIL Regular"/>
           <w:b w:val="0"/>
           <w:i w:val="0"/>
-          <w:color w:val="0066CC"/>
+          <w:color w:val="0000FF"/>
           <w:sz w:val="24"/>
           <w:u w:val="single"/>
         </w:rPr>
@@ -921,7 +921,7 @@
           <w:rFonts w:ascii="Charis SIL Regular" w:hAnsi="Charis SIL Regular" w:eastAsia="Charis SIL Regular"/>
           <w:b w:val="0"/>
           <w:i w:val="0"/>
-          <w:color w:val="0066CC"/>
+          <w:color w:val="0000FF"/>
           <w:sz w:val="24"/>
           <w:u w:val="single"/>
         </w:rPr>
@@ -939,7 +939,7 @@
           <w:rFonts w:ascii="Charis SIL Regular" w:hAnsi="Charis SIL Regular" w:eastAsia="Charis SIL Regular"/>
           <w:b w:val="0"/>
           <w:i w:val="0"/>
-          <w:color w:val="0066CC"/>
+          <w:color w:val="0000FF"/>
           <w:sz w:val="24"/>
           <w:u w:val="single"/>
         </w:rPr>
@@ -950,7 +950,7 @@
           <w:rFonts w:ascii="Charis SIL Regular" w:hAnsi="Charis SIL Regular" w:eastAsia="Charis SIL Regular"/>
           <w:b w:val="0"/>
           <w:i w:val="0"/>
-          <w:color w:val="0066CC"/>
+          <w:color w:val="0000FF"/>
           <w:sz w:val="24"/>
           <w:u w:val="single"/>
         </w:rPr>
@@ -968,7 +968,7 @@
           <w:rFonts w:ascii="Charis SIL Regular" w:hAnsi="Charis SIL Regular" w:eastAsia="Charis SIL Regular"/>
           <w:b w:val="0"/>
           <w:i w:val="0"/>
-          <w:color w:val="0066CC"/>
+          <w:color w:val="0000FF"/>
           <w:sz w:val="24"/>
           <w:u w:val="single"/>
         </w:rPr>
@@ -979,7 +979,7 @@
           <w:rFonts w:ascii="Charis SIL Regular" w:hAnsi="Charis SIL Regular" w:eastAsia="Charis SIL Regular"/>
           <w:b w:val="0"/>
           <w:i w:val="0"/>
-          <w:color w:val="0066CC"/>
+          <w:color w:val="0000FF"/>
           <w:sz w:val="24"/>
           <w:u w:val="single"/>
         </w:rPr>
@@ -997,7 +997,7 @@
           <w:rFonts w:ascii="Charis SIL Regular" w:hAnsi="Charis SIL Regular" w:eastAsia="Charis SIL Regular"/>
           <w:b w:val="0"/>
           <w:i w:val="0"/>
-          <w:color w:val="0066CC"/>
+          <w:color w:val="0000FF"/>
           <w:sz w:val="24"/>
           <w:u w:val="single"/>
         </w:rPr>
@@ -1015,7 +1015,7 @@
           <w:rFonts w:ascii="Charis SIL Regular" w:hAnsi="Charis SIL Regular" w:eastAsia="Charis SIL Regular"/>
           <w:b w:val="0"/>
           <w:i w:val="0"/>
-          <w:color w:val="0066CC"/>
+          <w:color w:val="0000FF"/>
           <w:sz w:val="24"/>
           <w:u w:val="single"/>
         </w:rPr>
@@ -1026,7 +1026,7 @@
           <w:rFonts w:ascii="Charis SIL Regular" w:hAnsi="Charis SIL Regular" w:eastAsia="Charis SIL Regular"/>
           <w:b w:val="0"/>
           <w:i w:val="0"/>
-          <w:color w:val="0066CC"/>
+          <w:color w:val="0000FF"/>
           <w:sz w:val="24"/>
           <w:u w:val="single"/>
         </w:rPr>
@@ -1044,7 +1044,7 @@
           <w:rFonts w:ascii="Charis SIL Regular" w:hAnsi="Charis SIL Regular" w:eastAsia="Charis SIL Regular"/>
           <w:b w:val="0"/>
           <w:i w:val="0"/>
-          <w:color w:val="0066CC"/>
+          <w:color w:val="0000FF"/>
           <w:sz w:val="24"/>
           <w:u w:val="single"/>
         </w:rPr>
@@ -1055,7 +1055,7 @@
           <w:rFonts w:ascii="Charis SIL Regular" w:hAnsi="Charis SIL Regular" w:eastAsia="Charis SIL Regular"/>
           <w:b w:val="0"/>
           <w:i w:val="0"/>
-          <w:color w:val="0066CC"/>
+          <w:color w:val="0000FF"/>
           <w:sz w:val="24"/>
           <w:u w:val="single"/>
         </w:rPr>
@@ -1085,7 +1085,7 @@
         <w:autoSpaceDE w:val="0"/>
         <w:widowControl/>
         <w:spacing w:line="420" w:lineRule="exact" w:before="204" w:after="0"/>
-        <w:ind w:left="20" w:right="0" w:firstLine="0"/>
+        <w:ind w:left="10" w:right="0" w:firstLine="0"/>
         <w:jc w:val="left"/>
       </w:pPr>
       <w:r>
@@ -1105,7 +1105,7 @@
         <w:autoSpaceDE w:val="0"/>
         <w:widowControl/>
         <w:spacing w:line="288" w:lineRule="exact" w:before="276" w:after="0"/>
-        <w:ind w:left="20" w:right="144" w:firstLine="0"/>
+        <w:ind w:left="10" w:right="144" w:firstLine="0"/>
         <w:jc w:val="left"/>
       </w:pPr>
       <w:r>
@@ -1123,7 +1123,7 @@
           <w:rFonts w:ascii="Charis SIL Regular" w:hAnsi="Charis SIL Regular" w:eastAsia="Charis SIL Regular"/>
           <w:b w:val="0"/>
           <w:i w:val="0"/>
-          <w:color w:val="0066CC"/>
+          <w:color w:val="0000FF"/>
           <w:sz w:val="24"/>
           <w:u w:val="single"/>
         </w:rPr>
@@ -1141,7 +1141,7 @@
           <w:rFonts w:ascii="Charis SIL Regular" w:hAnsi="Charis SIL Regular" w:eastAsia="Charis SIL Regular"/>
           <w:b w:val="0"/>
           <w:i w:val="0"/>
-          <w:color w:val="0066CC"/>
+          <w:color w:val="0000FF"/>
           <w:sz w:val="24"/>
           <w:u w:val="single"/>
         </w:rPr>
@@ -1152,7 +1152,7 @@
           <w:rFonts w:ascii="Charis SIL Regular" w:hAnsi="Charis SIL Regular" w:eastAsia="Charis SIL Regular"/>
           <w:b w:val="0"/>
           <w:i w:val="0"/>
-          <w:color w:val="0066CC"/>
+          <w:color w:val="0000FF"/>
           <w:sz w:val="24"/>
           <w:u w:val="single"/>
         </w:rPr>
@@ -1190,7 +1190,7 @@
           <w:rFonts w:ascii="Charis SIL Regular" w:hAnsi="Charis SIL Regular" w:eastAsia="Charis SIL Regular"/>
           <w:b w:val="0"/>
           <w:i w:val="0"/>
-          <w:color w:val="0066CC"/>
+          <w:color w:val="0000FF"/>
           <w:sz w:val="24"/>
           <w:u w:val="single"/>
         </w:rPr>
@@ -1220,7 +1220,7 @@
         <w:autoSpaceDE w:val="0"/>
         <w:widowControl/>
         <w:spacing w:line="288" w:lineRule="exact" w:before="240" w:after="0"/>
-        <w:ind w:left="20" w:right="432" w:firstLine="0"/>
+        <w:ind w:left="10" w:right="432" w:firstLine="0"/>
         <w:jc w:val="left"/>
       </w:pPr>
       <w:r>
@@ -1238,7 +1238,7 @@
           <w:rFonts w:ascii="Charis SIL Regular" w:hAnsi="Charis SIL Regular" w:eastAsia="Charis SIL Regular"/>
           <w:b w:val="0"/>
           <w:i w:val="0"/>
-          <w:color w:val="0066CC"/>
+          <w:color w:val="0000FF"/>
           <w:sz w:val="24"/>
           <w:u w:val="single"/>
         </w:rPr>
@@ -1256,7 +1256,7 @@
           <w:rFonts w:ascii="Charis SIL Regular" w:hAnsi="Charis SIL Regular" w:eastAsia="Charis SIL Regular"/>
           <w:b w:val="0"/>
           <w:i w:val="0"/>
-          <w:color w:val="0066CC"/>
+          <w:color w:val="0000FF"/>
           <w:sz w:val="24"/>
           <w:u w:val="single"/>
         </w:rPr>
@@ -1267,7 +1267,7 @@
           <w:rFonts w:ascii="Charis SIL Regular" w:hAnsi="Charis SIL Regular" w:eastAsia="Charis SIL Regular"/>
           <w:b w:val="0"/>
           <w:i w:val="0"/>
-          <w:color w:val="0066CC"/>
+          <w:color w:val="0000FF"/>
           <w:sz w:val="24"/>
           <w:u w:val="single"/>
         </w:rPr>
@@ -1285,7 +1285,7 @@
           <w:rFonts w:ascii="Charis SIL Regular" w:hAnsi="Charis SIL Regular" w:eastAsia="Charis SIL Regular"/>
           <w:b w:val="0"/>
           <w:i w:val="0"/>
-          <w:color w:val="0066CC"/>
+          <w:color w:val="0000FF"/>
           <w:sz w:val="24"/>
           <w:u w:val="single"/>
         </w:rPr>
@@ -1296,7 +1296,7 @@
           <w:rFonts w:ascii="Charis SIL Regular" w:hAnsi="Charis SIL Regular" w:eastAsia="Charis SIL Regular"/>
           <w:b w:val="0"/>
           <w:i w:val="0"/>
-          <w:color w:val="0066CC"/>
+          <w:color w:val="0000FF"/>
           <w:sz w:val="24"/>
           <w:u w:val="single"/>
         </w:rPr>
@@ -1314,7 +1314,7 @@
           <w:rFonts w:ascii="Charis SIL Regular" w:hAnsi="Charis SIL Regular" w:eastAsia="Charis SIL Regular"/>
           <w:b w:val="0"/>
           <w:i w:val="0"/>
-          <w:color w:val="0066CC"/>
+          <w:color w:val="0000FF"/>
           <w:sz w:val="24"/>
           <w:u w:val="single"/>
         </w:rPr>
@@ -1325,7 +1325,7 @@
           <w:rFonts w:ascii="Charis SIL Regular" w:hAnsi="Charis SIL Regular" w:eastAsia="Charis SIL Regular"/>
           <w:b w:val="0"/>
           <w:i w:val="0"/>
-          <w:color w:val="0066CC"/>
+          <w:color w:val="0000FF"/>
           <w:sz w:val="24"/>
           <w:u w:val="single"/>
         </w:rPr>
@@ -1343,7 +1343,7 @@
           <w:rFonts w:ascii="Charis SIL Regular" w:hAnsi="Charis SIL Regular" w:eastAsia="Charis SIL Regular"/>
           <w:b w:val="0"/>
           <w:i w:val="0"/>
-          <w:color w:val="0066CC"/>
+          <w:color w:val="0000FF"/>
           <w:sz w:val="24"/>
           <w:u w:val="single"/>
         </w:rPr>
@@ -1368,7 +1368,7 @@
       </w:r>
       <w:r>
         <w:rPr>
-          <w:u w:val="single" w:color="0066cc"/>
+          <w:u w:val="single" w:color="0000ff"/>
           <w:rFonts w:ascii="Charis SIL Regular" w:hAnsi="Charis SIL Regular" w:eastAsia="Charis SIL Regular"/>
           <w:b w:val="0"/>
           <w:i w:val="0"/>
@@ -1386,7 +1386,7 @@
       </w:r>
       <w:r>
         <w:rPr>
-          <w:u w:val="single" w:color="0066cc"/>
+          <w:u w:val="single" w:color="0000ff"/>
           <w:rFonts w:ascii="Charis SIL Regular" w:hAnsi="Charis SIL Regular" w:eastAsia="Charis SIL Regular"/>
           <w:b w:val="0"/>
           <w:i w:val="0"/>
@@ -1404,7 +1404,7 @@
       </w:r>
       <w:r>
         <w:rPr>
-          <w:u w:val="single" w:color="0066cc"/>
+          <w:u w:val="single" w:color="0000ff"/>
           <w:rFonts w:ascii="Charis SIL Regular" w:hAnsi="Charis SIL Regular" w:eastAsia="Charis SIL Regular"/>
           <w:b w:val="0"/>
           <w:i w:val="0"/>
@@ -1422,7 +1422,7 @@
       </w:r>
       <w:r>
         <w:rPr>
-          <w:u w:val="single" w:color="0066cc"/>
+          <w:u w:val="single" w:color="0000ff"/>
           <w:rFonts w:ascii="Charis SIL Regular" w:hAnsi="Charis SIL Regular" w:eastAsia="Charis SIL Regular"/>
           <w:b w:val="0"/>
           <w:i w:val="0"/>
@@ -1440,7 +1440,7 @@
       </w:r>
       <w:r>
         <w:rPr>
-          <w:u w:val="single" w:color="0066cc"/>
+          <w:u w:val="single" w:color="0000ff"/>
           <w:rFonts w:ascii="Charis SIL Regular" w:hAnsi="Charis SIL Regular" w:eastAsia="Charis SIL Regular"/>
           <w:b w:val="0"/>
           <w:i w:val="0"/>
@@ -1471,7 +1471,7 @@
           <w:rFonts w:ascii="Charis SIL Regular" w:hAnsi="Charis SIL Regular" w:eastAsia="Charis SIL Regular"/>
           <w:b w:val="0"/>
           <w:i w:val="0"/>
-          <w:color w:val="0066CC"/>
+          <w:color w:val="0000FF"/>
           <w:sz w:val="24"/>
           <w:u w:val="single"/>
         </w:rPr>
@@ -1499,7 +1499,7 @@
       </w:r>
       <w:r>
         <w:rPr>
-          <w:u w:val="single" w:color="0066cc"/>
+          <w:u w:val="single" w:color="0000ff"/>
           <w:rFonts w:ascii="Charis SIL Regular" w:hAnsi="Charis SIL Regular" w:eastAsia="Charis SIL Regular"/>
           <w:b w:val="0"/>
           <w:i w:val="0"/>
@@ -1515,7 +1515,7 @@
         <w:autoSpaceDE w:val="0"/>
         <w:widowControl/>
         <w:spacing w:line="288" w:lineRule="exact" w:before="240" w:after="0"/>
-        <w:ind w:left="20" w:right="288" w:firstLine="0"/>
+        <w:ind w:left="10" w:right="288" w:firstLine="0"/>
         <w:jc w:val="left"/>
       </w:pPr>
       <w:r>
@@ -1533,7 +1533,7 @@
           <w:rFonts w:ascii="Charis SIL Regular" w:hAnsi="Charis SIL Regular" w:eastAsia="Charis SIL Regular"/>
           <w:b w:val="0"/>
           <w:i w:val="0"/>
-          <w:color w:val="0066CC"/>
+          <w:color w:val="0000FF"/>
           <w:sz w:val="24"/>
           <w:u w:val="single"/>
         </w:rPr>
@@ -1568,7 +1568,7 @@
       </w:r>
       <w:r>
         <w:rPr>
-          <w:u w:val="single" w:color="0066cc"/>
+          <w:u w:val="single" w:color="0000ff"/>
           <w:rFonts w:ascii="Charis SIL Regular" w:hAnsi="Charis SIL Regular" w:eastAsia="Charis SIL Regular"/>
           <w:b w:val="0"/>
           <w:i w:val="0"/>
@@ -1586,24 +1586,13 @@
       </w:r>
       <w:r>
         <w:rPr>
-          <w:u w:val="single" w:color="0066cc"/>
           <w:rFonts w:ascii="Charis SIL Regular" w:hAnsi="Charis SIL Regular" w:eastAsia="Charis SIL Regular"/>
           <w:b w:val="0"/>
           <w:i w:val="0"/>
           <w:color w:val="000000"/>
           <w:sz w:val="24"/>
         </w:rPr>
-        <w:t xml:space="preserve"> </w:t>
-      </w:r>
-      <w:r>
-        <w:rPr>
-          <w:rFonts w:ascii="Charis SIL Regular" w:hAnsi="Charis SIL Regular" w:eastAsia="Charis SIL Regular"/>
-          <w:b w:val="0"/>
-          <w:i w:val="0"/>
-          <w:color w:val="000000"/>
-          <w:sz w:val="24"/>
-        </w:rPr>
-        <w:t xml:space="preserve">on the Military Willem Order have been </w:t>
+        <w:t xml:space="preserve"> on the Military Willem Order have been </w:t>
       </w:r>
       <w:r>
         <w:rPr>
@@ -1630,7 +1619,7 @@
       <w:pPr>
         <w:sectPr>
           <w:pgSz w:w="11900" w:h="16840"/>
-          <w:pgMar w:top="448" w:right="956" w:bottom="454" w:left="940" w:header="720" w:footer="720" w:gutter="0"/>
+          <w:pgMar w:top="448" w:right="956" w:bottom="454" w:left="950" w:header="720" w:footer="720" w:gutter="0"/>
           <w:cols/>
           <w:docGrid w:linePitch="360"/>
         </w:sectPr>
@@ -1669,7 +1658,7 @@
           <w:rFonts w:ascii="Charis SIL Regular" w:hAnsi="Charis SIL Regular" w:eastAsia="Charis SIL Regular"/>
           <w:b w:val="0"/>
           <w:i w:val="0"/>
-          <w:color w:val="0066CC"/>
+          <w:color w:val="0000FF"/>
           <w:sz w:val="24"/>
           <w:u w:val="single"/>
         </w:rPr>
@@ -1747,7 +1736,7 @@
           <w:rFonts w:ascii="Charis SIL Regular" w:hAnsi="Charis SIL Regular" w:eastAsia="Charis SIL Regular"/>
           <w:b w:val="0"/>
           <w:i w:val="0"/>
-          <w:color w:val="0066CC"/>
+          <w:color w:val="0000FF"/>
           <w:sz w:val="24"/>
           <w:u w:val="single"/>
         </w:rPr>
@@ -1765,7 +1754,7 @@
           <w:rFonts w:ascii="Charis SIL Regular" w:hAnsi="Charis SIL Regular" w:eastAsia="Charis SIL Regular"/>
           <w:b w:val="0"/>
           <w:i w:val="0"/>
-          <w:color w:val="0066CC"/>
+          <w:color w:val="0000FF"/>
           <w:sz w:val="24"/>
           <w:u w:val="single"/>
         </w:rPr>
@@ -1776,7 +1765,7 @@
           <w:rFonts w:ascii="Charis SIL Regular" w:hAnsi="Charis SIL Regular" w:eastAsia="Charis SIL Regular"/>
           <w:b w:val="0"/>
           <w:i w:val="0"/>
-          <w:color w:val="0066CC"/>
+          <w:color w:val="0000FF"/>
           <w:sz w:val="24"/>
           <w:u w:val="single"/>
         </w:rPr>
@@ -1844,7 +1833,7 @@
           <w:rFonts w:ascii="Charis SIL Regular" w:hAnsi="Charis SIL Regular" w:eastAsia="Charis SIL Regular"/>
           <w:b w:val="0"/>
           <w:i w:val="0"/>
-          <w:color w:val="0066CC"/>
+          <w:color w:val="0000FF"/>
           <w:sz w:val="24"/>
           <w:u w:val="single"/>
         </w:rPr>
@@ -1868,7 +1857,7 @@
           <w:rFonts w:ascii="Charis SIL Regular" w:hAnsi="Charis SIL Regular" w:eastAsia="Charis SIL Regular"/>
           <w:b w:val="0"/>
           <w:i w:val="0"/>
-          <w:color w:val="0066CC"/>
+          <w:color w:val="0000FF"/>
           <w:sz w:val="24"/>
           <w:u w:val="single"/>
         </w:rPr>
@@ -1879,7 +1868,7 @@
           <w:rFonts w:ascii="Charis SIL Regular" w:hAnsi="Charis SIL Regular" w:eastAsia="Charis SIL Regular"/>
           <w:b w:val="0"/>
           <w:i w:val="0"/>
-          <w:color w:val="0066CC"/>
+          <w:color w:val="0000FF"/>
           <w:sz w:val="24"/>
           <w:u w:val="single"/>
         </w:rPr>
@@ -1900,7 +1889,7 @@
           <w:rFonts w:ascii="Charis SIL Regular" w:hAnsi="Charis SIL Regular" w:eastAsia="Charis SIL Regular"/>
           <w:b w:val="0"/>
           <w:i w:val="0"/>
-          <w:color w:val="0066CC"/>
+          <w:color w:val="0000FF"/>
           <w:sz w:val="24"/>
           <w:u w:val="single"/>
         </w:rPr>
@@ -1924,11 +1913,22 @@
           <w:rFonts w:ascii="Charis SIL Regular" w:hAnsi="Charis SIL Regular" w:eastAsia="Charis SIL Regular"/>
           <w:b w:val="0"/>
           <w:i w:val="0"/>
-          <w:color w:val="0066CC"/>
+          <w:color w:val="0000FF"/>
           <w:sz w:val="24"/>
           <w:u w:val="single"/>
         </w:rPr>
-        <w:t>Hoofdcursus Kampen</w:t>
+        <w:t>Hoofdcur</w:t>
+      </w:r>
+      <w:r>
+        <w:rPr>
+          <w:rFonts w:ascii="Charis SIL Regular" w:hAnsi="Charis SIL Regular" w:eastAsia="Charis SIL Regular"/>
+          <w:b w:val="0"/>
+          <w:i w:val="0"/>
+          <w:color w:val="0000FF"/>
+          <w:sz w:val="24"/>
+          <w:u w:val="single"/>
+        </w:rPr>
+        <w:t>sus Kampen</w:t>
       </w:r>
       <w:r>
         <w:br/>
@@ -1948,7 +1948,7 @@
           <w:rFonts w:ascii="Charis SIL Regular" w:hAnsi="Charis SIL Regular" w:eastAsia="Charis SIL Regular"/>
           <w:b w:val="0"/>
           <w:i w:val="0"/>
-          <w:color w:val="0066CC"/>
+          <w:color w:val="0000FF"/>
           <w:sz w:val="24"/>
           <w:u w:val="single"/>
         </w:rPr>
@@ -1959,7 +1959,7 @@
           <w:rFonts w:ascii="Charis SIL Regular" w:hAnsi="Charis SIL Regular" w:eastAsia="Charis SIL Regular"/>
           <w:b w:val="0"/>
           <w:i w:val="0"/>
-          <w:color w:val="0066CC"/>
+          <w:color w:val="0000FF"/>
           <w:sz w:val="24"/>
           <w:u w:val="single"/>
         </w:rPr>
@@ -1983,7 +1983,7 @@
           <w:rFonts w:ascii="Charis SIL Regular" w:hAnsi="Charis SIL Regular" w:eastAsia="Charis SIL Regular"/>
           <w:b w:val="0"/>
           <w:i w:val="0"/>
-          <w:color w:val="0066CC"/>
+          <w:color w:val="0000FF"/>
           <w:sz w:val="24"/>
           <w:u w:val="single"/>
         </w:rPr>
@@ -1994,7 +1994,7 @@
           <w:rFonts w:ascii="Charis SIL Regular" w:hAnsi="Charis SIL Regular" w:eastAsia="Charis SIL Regular"/>
           <w:b w:val="0"/>
           <w:i w:val="0"/>
-          <w:color w:val="0066CC"/>
+          <w:color w:val="0000FF"/>
           <w:sz w:val="24"/>
           <w:u w:val="single"/>
         </w:rPr>
@@ -2125,7 +2125,7 @@
           <w:rFonts w:ascii="Charis SIL Regular" w:hAnsi="Charis SIL Regular" w:eastAsia="Charis SIL Regular"/>
           <w:b w:val="0"/>
           <w:i w:val="0"/>
-          <w:color w:val="0066CC"/>
+          <w:color w:val="0000FF"/>
           <w:sz w:val="24"/>
           <w:u w:val="single"/>
         </w:rPr>
@@ -2143,7 +2143,7 @@
           <w:rFonts w:ascii="Charis SIL Regular" w:hAnsi="Charis SIL Regular" w:eastAsia="Charis SIL Regular"/>
           <w:b w:val="0"/>
           <w:i w:val="0"/>
-          <w:color w:val="0066CC"/>
+          <w:color w:val="0000FF"/>
           <w:sz w:val="24"/>
           <w:u w:val="single"/>
         </w:rPr>
@@ -2161,7 +2161,7 @@
           <w:rFonts w:ascii="Charis SIL Regular" w:hAnsi="Charis SIL Regular" w:eastAsia="Charis SIL Regular"/>
           <w:b w:val="0"/>
           <w:i w:val="0"/>
-          <w:color w:val="0066CC"/>
+          <w:color w:val="0000FF"/>
           <w:sz w:val="24"/>
           <w:u w:val="single"/>
         </w:rPr>
@@ -2179,7 +2179,7 @@
           <w:rFonts w:ascii="Charis SIL Regular" w:hAnsi="Charis SIL Regular" w:eastAsia="Charis SIL Regular"/>
           <w:b w:val="0"/>
           <w:i w:val="0"/>
-          <w:color w:val="0066CC"/>
+          <w:color w:val="0000FF"/>
           <w:sz w:val="24"/>
           <w:u w:val="single"/>
         </w:rPr>
@@ -2197,7 +2197,7 @@
           <w:rFonts w:ascii="Charis SIL Regular" w:hAnsi="Charis SIL Regular" w:eastAsia="Charis SIL Regular"/>
           <w:b w:val="0"/>
           <w:i w:val="0"/>
-          <w:color w:val="0066CC"/>
+          <w:color w:val="0000FF"/>
           <w:sz w:val="24"/>
           <w:u w:val="single"/>
         </w:rPr>
@@ -2215,7 +2215,7 @@
           <w:rFonts w:ascii="Charis SIL Regular" w:hAnsi="Charis SIL Regular" w:eastAsia="Charis SIL Regular"/>
           <w:b w:val="0"/>
           <w:i w:val="0"/>
-          <w:color w:val="0066CC"/>
+          <w:color w:val="0000FF"/>
           <w:sz w:val="24"/>
           <w:u w:val="single"/>
         </w:rPr>
@@ -2233,7 +2233,7 @@
           <w:rFonts w:ascii="Charis SIL Regular" w:hAnsi="Charis SIL Regular" w:eastAsia="Charis SIL Regular"/>
           <w:b w:val="0"/>
           <w:i w:val="0"/>
-          <w:color w:val="0066CC"/>
+          <w:color w:val="0000FF"/>
           <w:sz w:val="24"/>
           <w:u w:val="single"/>
         </w:rPr>
@@ -2261,7 +2261,7 @@
           <w:rFonts w:ascii="Charis SIL Regular" w:hAnsi="Charis SIL Regular" w:eastAsia="Charis SIL Regular"/>
           <w:b w:val="0"/>
           <w:i w:val="0"/>
-          <w:color w:val="0066CC"/>
+          <w:color w:val="0000FF"/>
           <w:sz w:val="24"/>
           <w:u w:val="single"/>
         </w:rPr>
@@ -2279,7 +2279,7 @@
           <w:rFonts w:ascii="Charis SIL Regular" w:hAnsi="Charis SIL Regular" w:eastAsia="Charis SIL Regular"/>
           <w:b w:val="0"/>
           <w:i w:val="0"/>
-          <w:color w:val="0066CC"/>
+          <w:color w:val="0000FF"/>
           <w:sz w:val="24"/>
           <w:u w:val="single"/>
         </w:rPr>
@@ -2297,7 +2297,7 @@
           <w:rFonts w:ascii="Charis SIL Regular" w:hAnsi="Charis SIL Regular" w:eastAsia="Charis SIL Regular"/>
           <w:b w:val="0"/>
           <w:i w:val="0"/>
-          <w:color w:val="0066CC"/>
+          <w:color w:val="0000FF"/>
           <w:sz w:val="24"/>
           <w:u w:val="single"/>
         </w:rPr>
@@ -2308,7 +2308,7 @@
           <w:rFonts w:ascii="Charis SIL Regular" w:hAnsi="Charis SIL Regular" w:eastAsia="Charis SIL Regular"/>
           <w:b w:val="0"/>
           <w:i w:val="0"/>
-          <w:color w:val="0066CC"/>
+          <w:color w:val="0000FF"/>
           <w:sz w:val="24"/>
           <w:u w:val="single"/>
         </w:rPr>
@@ -2426,7 +2426,7 @@
           <w:rFonts w:ascii="Charis SIL Regular" w:hAnsi="Charis SIL Regular" w:eastAsia="Charis SIL Regular"/>
           <w:b w:val="0"/>
           <w:i w:val="0"/>
-          <w:color w:val="0066CC"/>
+          <w:color w:val="0000FF"/>
           <w:sz w:val="24"/>
           <w:u w:val="single"/>
         </w:rPr>
@@ -2444,7 +2444,7 @@
           <w:rFonts w:ascii="Charis SIL Regular" w:hAnsi="Charis SIL Regular" w:eastAsia="Charis SIL Regular"/>
           <w:b w:val="0"/>
           <w:i w:val="0"/>
-          <w:color w:val="0066CC"/>
+          <w:color w:val="0000FF"/>
           <w:sz w:val="24"/>
           <w:u w:val="single"/>
         </w:rPr>
@@ -2535,7 +2535,7 @@
           <w:rFonts w:ascii="Charis SIL Regular" w:hAnsi="Charis SIL Regular" w:eastAsia="Charis SIL Regular"/>
           <w:b w:val="0"/>
           <w:i w:val="0"/>
-          <w:color w:val="0066CC"/>
+          <w:color w:val="0000FF"/>
           <w:sz w:val="24"/>
           <w:u w:val="single"/>
         </w:rPr>
@@ -2553,7 +2553,7 @@
           <w:rFonts w:ascii="Charis SIL Regular" w:hAnsi="Charis SIL Regular" w:eastAsia="Charis SIL Regular"/>
           <w:b w:val="0"/>
           <w:i w:val="0"/>
-          <w:color w:val="0066CC"/>
+          <w:color w:val="0000FF"/>
           <w:sz w:val="24"/>
           <w:u w:val="single"/>
         </w:rPr>
@@ -2683,7 +2683,7 @@
           <w:rFonts w:ascii="Charis SIL Regular" w:hAnsi="Charis SIL Regular" w:eastAsia="Charis SIL Regular"/>
           <w:b w:val="0"/>
           <w:i w:val="0"/>
-          <w:color w:val="0066CC"/>
+          <w:color w:val="0000FF"/>
           <w:sz w:val="24"/>
           <w:u w:val="single"/>
         </w:rPr>
@@ -2701,7 +2701,7 @@
           <w:rFonts w:ascii="Charis SIL Regular" w:hAnsi="Charis SIL Regular" w:eastAsia="Charis SIL Regular"/>
           <w:b w:val="0"/>
           <w:i w:val="0"/>
-          <w:color w:val="0066CC"/>
+          <w:color w:val="0000FF"/>
           <w:sz w:val="24"/>
           <w:u w:val="single"/>
         </w:rPr>
@@ -2719,7 +2719,7 @@
           <w:rFonts w:ascii="Charis SIL Regular" w:hAnsi="Charis SIL Regular" w:eastAsia="Charis SIL Regular"/>
           <w:b w:val="0"/>
           <w:i w:val="0"/>
-          <w:color w:val="0066CC"/>
+          <w:color w:val="0000FF"/>
           <w:sz w:val="24"/>
           <w:u w:val="single"/>
         </w:rPr>
@@ -2737,7 +2737,7 @@
           <w:rFonts w:ascii="Charis SIL Regular" w:hAnsi="Charis SIL Regular" w:eastAsia="Charis SIL Regular"/>
           <w:b w:val="0"/>
           <w:i w:val="0"/>
-          <w:color w:val="0066CC"/>
+          <w:color w:val="0000FF"/>
           <w:sz w:val="24"/>
           <w:u w:val="single"/>
         </w:rPr>
@@ -2765,7 +2765,7 @@
           <w:rFonts w:ascii="Charis SIL Regular" w:hAnsi="Charis SIL Regular" w:eastAsia="Charis SIL Regular"/>
           <w:b w:val="0"/>
           <w:i w:val="0"/>
-          <w:color w:val="0066CC"/>
+          <w:color w:val="0000FF"/>
           <w:sz w:val="24"/>
           <w:u w:val="single"/>
         </w:rPr>
@@ -2783,11 +2783,11 @@
           <w:rFonts w:ascii="Charis SIL Regular" w:hAnsi="Charis SIL Regular" w:eastAsia="Charis SIL Regular"/>
           <w:b w:val="0"/>
           <w:i w:val="0"/>
-          <w:color w:val="0066CC"/>
+          <w:color w:val="0000FF"/>
           <w:sz w:val="24"/>
           <w:u w:val="single"/>
         </w:rPr>
-        <w:hyperlink r:id="rId23" w:history="1">
+        <w:hyperlink r:id="rId22" w:history="1">
           <w:r>
             <w:rPr>
               <w:rStyle w:val="Hyperlink"/>
@@ -2801,7 +2801,7 @@
           <w:rFonts w:ascii="Charis SIL Regular" w:hAnsi="Charis SIL Regular" w:eastAsia="Charis SIL Regular"/>
           <w:b w:val="0"/>
           <w:i w:val="0"/>
-          <w:color w:val="0066CC"/>
+          <w:color w:val="0000FF"/>
           <w:sz w:val="24"/>
           <w:u w:val="single"/>
         </w:rPr>
@@ -2816,32 +2816,25 @@
       </w:r>
       <w:r>
         <w:rPr>
-          <w:u w:val="single" w:color="0066cc"/>
+          <w:u w:val="single" w:color="0000ff"/>
           <w:rFonts w:ascii="Charis SIL Regular" w:hAnsi="Charis SIL Regular" w:eastAsia="Charis SIL Regular"/>
           <w:b w:val="0"/>
           <w:i w:val="0"/>
           <w:color w:val="000000"/>
           <w:sz w:val="24"/>
         </w:rPr>
-        <w:hyperlink r:id="rId22" w:history="1">
-          <w:r>
-            <w:rPr>
-              <w:rStyle w:val="Hyperlink"/>
-            </w:rPr>
-            <w:t xml:space="preserve">, </w:t>
-          </w:r>
-        </w:hyperlink>
+        <w:t xml:space="preserve">, </w:t>
       </w:r>
       <w:r>
         <w:rPr>
           <w:rFonts w:ascii="Charis SIL Regular" w:hAnsi="Charis SIL Regular" w:eastAsia="Charis SIL Regular"/>
           <w:b w:val="0"/>
           <w:i w:val="0"/>
-          <w:color w:val="0066CC"/>
+          <w:color w:val="0000FF"/>
           <w:sz w:val="24"/>
           <w:u w:val="single"/>
         </w:rPr>
-        <w:hyperlink r:id="rId22" w:history="1">
+        <w:hyperlink r:id="rId24" w:history="1">
           <w:r>
             <w:rPr>
               <w:rStyle w:val="Hyperlink"/>
@@ -2855,7 +2848,7 @@
           <w:rFonts w:ascii="Charis SIL Regular" w:hAnsi="Charis SIL Regular" w:eastAsia="Charis SIL Regular"/>
           <w:b w:val="0"/>
           <w:i w:val="0"/>
-          <w:color w:val="0066CC"/>
+          <w:color w:val="0000FF"/>
           <w:sz w:val="24"/>
           <w:u w:val="single"/>
         </w:rPr>
@@ -2866,7 +2859,7 @@
           <w:rFonts w:ascii="Charis SIL Regular" w:hAnsi="Charis SIL Regular" w:eastAsia="Charis SIL Regular"/>
           <w:b w:val="0"/>
           <w:i w:val="0"/>
-          <w:color w:val="0066CC"/>
+          <w:color w:val="0000FF"/>
           <w:sz w:val="24"/>
           <w:u w:val="single"/>
         </w:rPr>
@@ -2884,7 +2877,7 @@
           <w:rFonts w:ascii="Charis SIL Regular" w:hAnsi="Charis SIL Regular" w:eastAsia="Charis SIL Regular"/>
           <w:b w:val="0"/>
           <w:i w:val="0"/>
-          <w:color w:val="0066CC"/>
+          <w:color w:val="0000FF"/>
           <w:sz w:val="24"/>
           <w:u w:val="single"/>
         </w:rPr>

--- a/EXPORTS/DOCX/published/niveau3/English/Bronbeek.docx
+++ b/EXPORTS/DOCX/published/niveau3/English/Bronbeek.docx
@@ -447,21 +447,13 @@
       </w:r>
       <w:r>
         <w:rPr>
-          <w:u w:val="single" w:color="0000ff"/>
           <w:rFonts w:ascii="Charis SIL Regular" w:hAnsi="Charis SIL Regular" w:eastAsia="Charis SIL Regular"/>
           <w:b w:val="0"/>
           <w:i w:val="0"/>
           <w:color w:val="000000"/>
           <w:sz w:val="24"/>
         </w:rPr>
-        <w:hyperlink r:id="rId10" w:history="1">
-          <w:r>
-            <w:rPr>
-              <w:rStyle w:val="Hyperlink"/>
-            </w:rPr>
-            <w:t>memb</w:t>
-          </w:r>
-        </w:hyperlink>
+        <w:t>memb</w:t>
       </w:r>
       <w:r>
         <w:rPr>
@@ -1440,31 +1432,13 @@
       </w:r>
       <w:r>
         <w:rPr>
-          <w:u w:val="single" w:color="0000ff"/>
           <w:rFonts w:ascii="Charis SIL Regular" w:hAnsi="Charis SIL Regular" w:eastAsia="Charis SIL Regular"/>
           <w:b w:val="0"/>
           <w:i w:val="0"/>
           <w:color w:val="000000"/>
           <w:sz w:val="24"/>
         </w:rPr>
-        <w:hyperlink r:id="rId15" w:history="1">
-          <w:r>
-            <w:rPr>
-              <w:rStyle w:val="Hyperlink"/>
-            </w:rPr>
-            <w:t>consulted vi</w:t>
-          </w:r>
-        </w:hyperlink>
-      </w:r>
-      <w:r>
-        <w:rPr>
-          <w:rFonts w:ascii="Charis SIL Regular" w:hAnsi="Charis SIL Regular" w:eastAsia="Charis SIL Regular"/>
-          <w:b w:val="0"/>
-          <w:i w:val="0"/>
-          <w:color w:val="000000"/>
-          <w:sz w:val="24"/>
-        </w:rPr>
-        <w:t xml:space="preserve">a the </w:t>
+        <w:t xml:space="preserve">consulted via the </w:t>
       </w:r>
       <w:r>
         <w:rPr>
@@ -2283,7 +2257,7 @@
           <w:sz w:val="24"/>
           <w:u w:val="single"/>
         </w:rPr>
-        <w:hyperlink r:id="rId20" w:history="1">
+        <w:hyperlink r:id="rId19" w:history="1">
           <w:r>
             <w:rPr>
               <w:rStyle w:val="Hyperlink"/>
@@ -2312,7 +2286,7 @@
           <w:sz w:val="24"/>
           <w:u w:val="single"/>
         </w:rPr>
-        <w:hyperlink r:id="rId20" w:history="1">
+        <w:hyperlink r:id="rId19" w:history="1">
           <w:r>
             <w:rPr>
               <w:rStyle w:val="Hyperlink"/>
@@ -2816,7 +2790,6 @@
       </w:r>
       <w:r>
         <w:rPr>
-          <w:u w:val="single" w:color="0000ff"/>
           <w:rFonts w:ascii="Charis SIL Regular" w:hAnsi="Charis SIL Regular" w:eastAsia="Charis SIL Regular"/>
           <w:b w:val="0"/>
           <w:i w:val="0"/>

--- a/EXPORTS/DOCX/published/niveau3/English/Bronbeek.docx
+++ b/EXPORTS/DOCX/published/niveau3/English/Bronbeek.docx
@@ -447,16 +447,6 @@
       </w:r>
       <w:r>
         <w:rPr>
-          <w:rFonts w:ascii="Charis SIL Regular" w:hAnsi="Charis SIL Regular" w:eastAsia="Charis SIL Regular"/>
-          <w:b w:val="0"/>
-          <w:i w:val="0"/>
-          <w:color w:val="000000"/>
-          <w:sz w:val="24"/>
-        </w:rPr>
-        <w:t>memb</w:t>
-      </w:r>
-      <w:r>
-        <w:rPr>
           <w:u w:val="single" w:color="0000ff"/>
           <w:rFonts w:ascii="Charis SIL Regular" w:hAnsi="Charis SIL Regular" w:eastAsia="Charis SIL Regular"/>
           <w:b w:val="0"/>
@@ -464,68 +454,7 @@
           <w:color w:val="000000"/>
           <w:sz w:val="24"/>
         </w:rPr>
-        <w:hyperlink r:id="rId10" w:history="1">
-          <w:r>
-            <w:rPr>
-              <w:rStyle w:val="Hyperlink"/>
-            </w:rPr>
-            <w:t xml:space="preserve">ers of </w:t>
-          </w:r>
-        </w:hyperlink>
-      </w:r>
-      <w:r>
-        <w:rPr>
-          <w:u w:val="single" w:color="0000ff"/>
-          <w:rFonts w:ascii="Charis SIL Regular" w:hAnsi="Charis SIL Regular" w:eastAsia="Charis SIL Regular"/>
-          <w:b w:val="0"/>
-          <w:i w:val="0"/>
-          <w:color w:val="000000"/>
-          <w:sz w:val="24"/>
-        </w:rPr>
-        <w:hyperlink r:id="rId10" w:history="1">
-          <w:r>
-            <w:rPr>
-              <w:rStyle w:val="Hyperlink"/>
-            </w:rPr>
-            <w:t>t</w:t>
-          </w:r>
-        </w:hyperlink>
-      </w:r>
-      <w:r>
-        <w:rPr>
-          <w:u w:val="single" w:color="0000ff"/>
-          <w:rFonts w:ascii="Charis SIL Regular" w:hAnsi="Charis SIL Regular" w:eastAsia="Charis SIL Regular"/>
-          <w:b w:val="0"/>
-          <w:i w:val="0"/>
-          <w:color w:val="000000"/>
-          <w:sz w:val="24"/>
-        </w:rPr>
-        <w:hyperlink r:id="rId10" w:history="1">
-          <w:r>
-            <w:rPr>
-              <w:rStyle w:val="Hyperlink"/>
-            </w:rPr>
-            <w:t>he R</w:t>
-          </w:r>
-        </w:hyperlink>
-      </w:r>
-      <w:r>
-        <w:rPr>
-          <w:u w:val="single" w:color="0000ff"/>
-          <w:rFonts w:ascii="Charis SIL Regular" w:hAnsi="Charis SIL Regular" w:eastAsia="Charis SIL Regular"/>
-          <w:b w:val="0"/>
-          <w:i w:val="0"/>
-          <w:color w:val="000000"/>
-          <w:sz w:val="24"/>
-        </w:rPr>
-        <w:hyperlink r:id="rId10" w:history="1">
-          <w:r>
-            <w:rPr>
-              <w:rStyle w:val="Hyperlink"/>
-            </w:rPr>
-            <w:t>oyal N</w:t>
-          </w:r>
-        </w:hyperlink>
+        <w:t>members of the Royal N</w:t>
       </w:r>
       <w:r>
         <w:rPr>
@@ -1356,61 +1285,7 @@
           <w:color w:val="000000"/>
           <w:sz w:val="24"/>
         </w:rPr>
-        <w:t xml:space="preserve"> in The Hague. There is also material at the museum </w:t>
-      </w:r>
-      <w:r>
-        <w:rPr>
-          <w:u w:val="single" w:color="0000ff"/>
-          <w:rFonts w:ascii="Charis SIL Regular" w:hAnsi="Charis SIL Regular" w:eastAsia="Charis SIL Regular"/>
-          <w:b w:val="0"/>
-          <w:i w:val="0"/>
-          <w:color w:val="000000"/>
-          <w:sz w:val="24"/>
-        </w:rPr>
-        <w:hyperlink r:id="rId15" w:history="1">
-          <w:r>
-            <w:rPr>
-              <w:rStyle w:val="Hyperlink"/>
-            </w:rPr>
-            <w:t>itself, w</w:t>
-          </w:r>
-        </w:hyperlink>
-      </w:r>
-      <w:r>
-        <w:rPr>
-          <w:u w:val="single" w:color="0000ff"/>
-          <w:rFonts w:ascii="Charis SIL Regular" w:hAnsi="Charis SIL Regular" w:eastAsia="Charis SIL Regular"/>
-          <w:b w:val="0"/>
-          <w:i w:val="0"/>
-          <w:color w:val="000000"/>
-          <w:sz w:val="24"/>
-        </w:rPr>
-        <w:hyperlink r:id="rId15" w:history="1">
-          <w:r>
-            <w:rPr>
-              <w:rStyle w:val="Hyperlink"/>
-            </w:rPr>
-            <w:t>h</w:t>
-          </w:r>
-        </w:hyperlink>
-      </w:r>
-      <w:r>
-        <w:rPr>
-          <w:u w:val="single" w:color="0000ff"/>
-          <w:rFonts w:ascii="Charis SIL Regular" w:hAnsi="Charis SIL Regular" w:eastAsia="Charis SIL Regular"/>
-          <w:b w:val="0"/>
-          <w:i w:val="0"/>
-          <w:color w:val="000000"/>
-          <w:sz w:val="24"/>
-        </w:rPr>
-        <w:hyperlink r:id="rId15" w:history="1">
-          <w:r>
-            <w:rPr>
-              <w:rStyle w:val="Hyperlink"/>
-            </w:rPr>
-            <w:t>ich can b</w:t>
-          </w:r>
-        </w:hyperlink>
+        <w:t xml:space="preserve"> in The Hague. There is also material at the museum itself, which can b</w:t>
       </w:r>
       <w:r>
         <w:rPr>
@@ -1432,13 +1307,31 @@
       </w:r>
       <w:r>
         <w:rPr>
+          <w:u w:val="single" w:color="0000ff"/>
           <w:rFonts w:ascii="Charis SIL Regular" w:hAnsi="Charis SIL Regular" w:eastAsia="Charis SIL Regular"/>
           <w:b w:val="0"/>
           <w:i w:val="0"/>
           <w:color w:val="000000"/>
           <w:sz w:val="24"/>
         </w:rPr>
-        <w:t xml:space="preserve">consulted via the </w:t>
+        <w:hyperlink r:id="rId15" w:history="1">
+          <w:r>
+            <w:rPr>
+              <w:rStyle w:val="Hyperlink"/>
+            </w:rPr>
+            <w:t>consulted vi</w:t>
+          </w:r>
+        </w:hyperlink>
+      </w:r>
+      <w:r>
+        <w:rPr>
+          <w:rFonts w:ascii="Charis SIL Regular" w:hAnsi="Charis SIL Regular" w:eastAsia="Charis SIL Regular"/>
+          <w:b w:val="0"/>
+          <w:i w:val="0"/>
+          <w:color w:val="000000"/>
+          <w:sz w:val="24"/>
+        </w:rPr>
+        <w:t xml:space="preserve">a the </w:t>
       </w:r>
       <w:r>
         <w:rPr>
@@ -2257,7 +2150,7 @@
           <w:sz w:val="24"/>
           <w:u w:val="single"/>
         </w:rPr>
-        <w:hyperlink r:id="rId19" w:history="1">
+        <w:hyperlink r:id="rId20" w:history="1">
           <w:r>
             <w:rPr>
               <w:rStyle w:val="Hyperlink"/>
@@ -2286,7 +2179,7 @@
           <w:sz w:val="24"/>
           <w:u w:val="single"/>
         </w:rPr>
-        <w:hyperlink r:id="rId19" w:history="1">
+        <w:hyperlink r:id="rId20" w:history="1">
           <w:r>
             <w:rPr>
               <w:rStyle w:val="Hyperlink"/>
@@ -2790,6 +2683,7 @@
       </w:r>
       <w:r>
         <w:rPr>
+          <w:u w:val="single" w:color="0000ff"/>
           <w:rFonts w:ascii="Charis SIL Regular" w:hAnsi="Charis SIL Regular" w:eastAsia="Charis SIL Regular"/>
           <w:b w:val="0"/>
           <w:i w:val="0"/>

--- a/EXPORTS/DOCX/published/niveau3/English/Bronbeek.docx
+++ b/EXPORTS/DOCX/published/niveau3/English/Bronbeek.docx
@@ -447,7 +447,6 @@
       </w:r>
       <w:r>
         <w:rPr>
-          <w:u w:val="single" w:color="0000ff"/>
           <w:rFonts w:ascii="Charis SIL Regular" w:hAnsi="Charis SIL Regular" w:eastAsia="Charis SIL Regular"/>
           <w:b w:val="0"/>
           <w:i w:val="0"/>
@@ -1285,7 +1284,61 @@
           <w:color w:val="000000"/>
           <w:sz w:val="24"/>
         </w:rPr>
-        <w:t xml:space="preserve"> in The Hague. There is also material at the museum itself, which can b</w:t>
+        <w:t xml:space="preserve"> in The Hague. There is also material at the museum </w:t>
+      </w:r>
+      <w:r>
+        <w:rPr>
+          <w:u w:val="single" w:color="0000ff"/>
+          <w:rFonts w:ascii="Charis SIL Regular" w:hAnsi="Charis SIL Regular" w:eastAsia="Charis SIL Regular"/>
+          <w:b w:val="0"/>
+          <w:i w:val="0"/>
+          <w:color w:val="000000"/>
+          <w:sz w:val="24"/>
+        </w:rPr>
+        <w:hyperlink r:id="rId15" w:history="1">
+          <w:r>
+            <w:rPr>
+              <w:rStyle w:val="Hyperlink"/>
+            </w:rPr>
+            <w:t>itself, w</w:t>
+          </w:r>
+        </w:hyperlink>
+      </w:r>
+      <w:r>
+        <w:rPr>
+          <w:u w:val="single" w:color="0000ff"/>
+          <w:rFonts w:ascii="Charis SIL Regular" w:hAnsi="Charis SIL Regular" w:eastAsia="Charis SIL Regular"/>
+          <w:b w:val="0"/>
+          <w:i w:val="0"/>
+          <w:color w:val="000000"/>
+          <w:sz w:val="24"/>
+        </w:rPr>
+        <w:hyperlink r:id="rId15" w:history="1">
+          <w:r>
+            <w:rPr>
+              <w:rStyle w:val="Hyperlink"/>
+            </w:rPr>
+            <w:t>h</w:t>
+          </w:r>
+        </w:hyperlink>
+      </w:r>
+      <w:r>
+        <w:rPr>
+          <w:u w:val="single" w:color="0000ff"/>
+          <w:rFonts w:ascii="Charis SIL Regular" w:hAnsi="Charis SIL Regular" w:eastAsia="Charis SIL Regular"/>
+          <w:b w:val="0"/>
+          <w:i w:val="0"/>
+          <w:color w:val="000000"/>
+          <w:sz w:val="24"/>
+        </w:rPr>
+        <w:hyperlink r:id="rId15" w:history="1">
+          <w:r>
+            <w:rPr>
+              <w:rStyle w:val="Hyperlink"/>
+            </w:rPr>
+            <w:t>ich can b</w:t>
+          </w:r>
+        </w:hyperlink>
       </w:r>
       <w:r>
         <w:rPr>
@@ -2132,7 +2185,7 @@
           <w:sz w:val="24"/>
           <w:u w:val="single"/>
         </w:rPr>
-        <w:hyperlink r:id="rId20" w:history="1">
+        <w:hyperlink r:id="rId19" w:history="1">
           <w:r>
             <w:rPr>
               <w:rStyle w:val="Hyperlink"/>
@@ -2150,7 +2203,7 @@
           <w:sz w:val="24"/>
           <w:u w:val="single"/>
         </w:rPr>
-        <w:hyperlink r:id="rId20" w:history="1">
+        <w:hyperlink r:id="rId19" w:history="1">
           <w:r>
             <w:rPr>
               <w:rStyle w:val="Hyperlink"/>
@@ -2654,7 +2707,7 @@
           <w:sz w:val="24"/>
           <w:u w:val="single"/>
         </w:rPr>
-        <w:hyperlink r:id="rId22" w:history="1">
+        <w:hyperlink r:id="rId23" w:history="1">
           <w:r>
             <w:rPr>
               <w:rStyle w:val="Hyperlink"/>
@@ -2690,7 +2743,14 @@
           <w:color w:val="000000"/>
           <w:sz w:val="24"/>
         </w:rPr>
-        <w:t xml:space="preserve">, </w:t>
+        <w:hyperlink r:id="rId22" w:history="1">
+          <w:r>
+            <w:rPr>
+              <w:rStyle w:val="Hyperlink"/>
+            </w:rPr>
+            <w:t xml:space="preserve">, </w:t>
+          </w:r>
+        </w:hyperlink>
       </w:r>
       <w:r>
         <w:rPr>
@@ -2701,7 +2761,7 @@
           <w:sz w:val="24"/>
           <w:u w:val="single"/>
         </w:rPr>
-        <w:hyperlink r:id="rId24" w:history="1">
+        <w:hyperlink r:id="rId22" w:history="1">
           <w:r>
             <w:rPr>
               <w:rStyle w:val="Hyperlink"/>
@@ -2730,7 +2790,7 @@
           <w:sz w:val="24"/>
           <w:u w:val="single"/>
         </w:rPr>
-        <w:hyperlink r:id="rId24" w:history="1">
+        <w:hyperlink r:id="rId22" w:history="1">
           <w:r>
             <w:rPr>
               <w:rStyle w:val="Hyperlink"/>

--- a/EXPORTS/DOCX/published/niveau3/English/Bronbeek.docx
+++ b/EXPORTS/DOCX/published/niveau3/English/Bronbeek.docx
@@ -447,13 +447,93 @@
       </w:r>
       <w:r>
         <w:rPr>
+          <w:u w:val="single" w:color="0000ff"/>
           <w:rFonts w:ascii="Charis SIL Regular" w:hAnsi="Charis SIL Regular" w:eastAsia="Charis SIL Regular"/>
           <w:b w:val="0"/>
           <w:i w:val="0"/>
           <w:color w:val="000000"/>
           <w:sz w:val="24"/>
         </w:rPr>
-        <w:t>members of the Royal N</w:t>
+        <w:hyperlink r:id="rId10" w:history="1">
+          <w:r>
+            <w:rPr>
+              <w:rStyle w:val="Hyperlink"/>
+            </w:rPr>
+            <w:t>memb</w:t>
+          </w:r>
+        </w:hyperlink>
+      </w:r>
+      <w:r>
+        <w:rPr>
+          <w:u w:val="single" w:color="0000ff"/>
+          <w:rFonts w:ascii="Charis SIL Regular" w:hAnsi="Charis SIL Regular" w:eastAsia="Charis SIL Regular"/>
+          <w:b w:val="0"/>
+          <w:i w:val="0"/>
+          <w:color w:val="000000"/>
+          <w:sz w:val="24"/>
+        </w:rPr>
+        <w:hyperlink r:id="rId10" w:history="1">
+          <w:r>
+            <w:rPr>
+              <w:rStyle w:val="Hyperlink"/>
+            </w:rPr>
+            <w:t xml:space="preserve">ers of </w:t>
+          </w:r>
+        </w:hyperlink>
+      </w:r>
+      <w:r>
+        <w:rPr>
+          <w:u w:val="single" w:color="0000ff"/>
+          <w:rFonts w:ascii="Charis SIL Regular" w:hAnsi="Charis SIL Regular" w:eastAsia="Charis SIL Regular"/>
+          <w:b w:val="0"/>
+          <w:i w:val="0"/>
+          <w:color w:val="000000"/>
+          <w:sz w:val="24"/>
+        </w:rPr>
+        <w:hyperlink r:id="rId10" w:history="1">
+          <w:r>
+            <w:rPr>
+              <w:rStyle w:val="Hyperlink"/>
+            </w:rPr>
+            <w:t>t</w:t>
+          </w:r>
+        </w:hyperlink>
+      </w:r>
+      <w:r>
+        <w:rPr>
+          <w:u w:val="single" w:color="0000ff"/>
+          <w:rFonts w:ascii="Charis SIL Regular" w:hAnsi="Charis SIL Regular" w:eastAsia="Charis SIL Regular"/>
+          <w:b w:val="0"/>
+          <w:i w:val="0"/>
+          <w:color w:val="000000"/>
+          <w:sz w:val="24"/>
+        </w:rPr>
+        <w:hyperlink r:id="rId10" w:history="1">
+          <w:r>
+            <w:rPr>
+              <w:rStyle w:val="Hyperlink"/>
+            </w:rPr>
+            <w:t>he R</w:t>
+          </w:r>
+        </w:hyperlink>
+      </w:r>
+      <w:r>
+        <w:rPr>
+          <w:u w:val="single" w:color="0000ff"/>
+          <w:rFonts w:ascii="Charis SIL Regular" w:hAnsi="Charis SIL Regular" w:eastAsia="Charis SIL Regular"/>
+          <w:b w:val="0"/>
+          <w:i w:val="0"/>
+          <w:color w:val="000000"/>
+          <w:sz w:val="24"/>
+        </w:rPr>
+        <w:hyperlink r:id="rId10" w:history="1">
+          <w:r>
+            <w:rPr>
+              <w:rStyle w:val="Hyperlink"/>
+            </w:rPr>
+            <w:t>oyal N</w:t>
+          </w:r>
+        </w:hyperlink>
       </w:r>
       <w:r>
         <w:rPr>
@@ -2185,7 +2265,7 @@
           <w:sz w:val="24"/>
           <w:u w:val="single"/>
         </w:rPr>
-        <w:hyperlink r:id="rId19" w:history="1">
+        <w:hyperlink r:id="rId20" w:history="1">
           <w:r>
             <w:rPr>
               <w:rStyle w:val="Hyperlink"/>
@@ -2203,7 +2283,7 @@
           <w:sz w:val="24"/>
           <w:u w:val="single"/>
         </w:rPr>
-        <w:hyperlink r:id="rId19" w:history="1">
+        <w:hyperlink r:id="rId20" w:history="1">
           <w:r>
             <w:rPr>
               <w:rStyle w:val="Hyperlink"/>
@@ -2707,7 +2787,7 @@
           <w:sz w:val="24"/>
           <w:u w:val="single"/>
         </w:rPr>
-        <w:hyperlink r:id="rId23" w:history="1">
+        <w:hyperlink r:id="rId22" w:history="1">
           <w:r>
             <w:rPr>
               <w:rStyle w:val="Hyperlink"/>
@@ -2743,14 +2823,7 @@
           <w:color w:val="000000"/>
           <w:sz w:val="24"/>
         </w:rPr>
-        <w:hyperlink r:id="rId22" w:history="1">
-          <w:r>
-            <w:rPr>
-              <w:rStyle w:val="Hyperlink"/>
-            </w:rPr>
-            <w:t xml:space="preserve">, </w:t>
-          </w:r>
-        </w:hyperlink>
+        <w:t xml:space="preserve">, </w:t>
       </w:r>
       <w:r>
         <w:rPr>
@@ -2761,7 +2834,7 @@
           <w:sz w:val="24"/>
           <w:u w:val="single"/>
         </w:rPr>
-        <w:hyperlink r:id="rId22" w:history="1">
+        <w:hyperlink r:id="rId24" w:history="1">
           <w:r>
             <w:rPr>
               <w:rStyle w:val="Hyperlink"/>
@@ -2790,7 +2863,7 @@
           <w:sz w:val="24"/>
           <w:u w:val="single"/>
         </w:rPr>
-        <w:hyperlink r:id="rId22" w:history="1">
+        <w:hyperlink r:id="rId24" w:history="1">
           <w:r>
             <w:rPr>
               <w:rStyle w:val="Hyperlink"/>

--- a/EXPORTS/DOCX/published/niveau3/English/Bronbeek.docx
+++ b/EXPORTS/DOCX/published/niveau3/English/Bronbeek.docx
@@ -2787,7 +2787,7 @@
           <w:sz w:val="24"/>
           <w:u w:val="single"/>
         </w:rPr>
-        <w:hyperlink r:id="rId22" w:history="1">
+        <w:hyperlink r:id="rId23" w:history="1">
           <w:r>
             <w:rPr>
               <w:rStyle w:val="Hyperlink"/>
@@ -2823,7 +2823,14 @@
           <w:color w:val="000000"/>
           <w:sz w:val="24"/>
         </w:rPr>
-        <w:t xml:space="preserve">, </w:t>
+        <w:hyperlink r:id="rId22" w:history="1">
+          <w:r>
+            <w:rPr>
+              <w:rStyle w:val="Hyperlink"/>
+            </w:rPr>
+            <w:t xml:space="preserve">, </w:t>
+          </w:r>
+        </w:hyperlink>
       </w:r>
       <w:r>
         <w:rPr>
@@ -2834,7 +2841,7 @@
           <w:sz w:val="24"/>
           <w:u w:val="single"/>
         </w:rPr>
-        <w:hyperlink r:id="rId24" w:history="1">
+        <w:hyperlink r:id="rId22" w:history="1">
           <w:r>
             <w:rPr>
               <w:rStyle w:val="Hyperlink"/>

--- a/EXPORTS/DOCX/published/niveau3/English/Bronbeek.docx
+++ b/EXPORTS/DOCX/published/niveau3/English/Bronbeek.docx
@@ -1364,61 +1364,7 @@
           <w:color w:val="000000"/>
           <w:sz w:val="24"/>
         </w:rPr>
-        <w:t xml:space="preserve"> in The Hague. There is also material at the museum </w:t>
-      </w:r>
-      <w:r>
-        <w:rPr>
-          <w:u w:val="single" w:color="0000ff"/>
-          <w:rFonts w:ascii="Charis SIL Regular" w:hAnsi="Charis SIL Regular" w:eastAsia="Charis SIL Regular"/>
-          <w:b w:val="0"/>
-          <w:i w:val="0"/>
-          <w:color w:val="000000"/>
-          <w:sz w:val="24"/>
-        </w:rPr>
-        <w:hyperlink r:id="rId15" w:history="1">
-          <w:r>
-            <w:rPr>
-              <w:rStyle w:val="Hyperlink"/>
-            </w:rPr>
-            <w:t>itself, w</w:t>
-          </w:r>
-        </w:hyperlink>
-      </w:r>
-      <w:r>
-        <w:rPr>
-          <w:u w:val="single" w:color="0000ff"/>
-          <w:rFonts w:ascii="Charis SIL Regular" w:hAnsi="Charis SIL Regular" w:eastAsia="Charis SIL Regular"/>
-          <w:b w:val="0"/>
-          <w:i w:val="0"/>
-          <w:color w:val="000000"/>
-          <w:sz w:val="24"/>
-        </w:rPr>
-        <w:hyperlink r:id="rId15" w:history="1">
-          <w:r>
-            <w:rPr>
-              <w:rStyle w:val="Hyperlink"/>
-            </w:rPr>
-            <w:t>h</w:t>
-          </w:r>
-        </w:hyperlink>
-      </w:r>
-      <w:r>
-        <w:rPr>
-          <w:u w:val="single" w:color="0000ff"/>
-          <w:rFonts w:ascii="Charis SIL Regular" w:hAnsi="Charis SIL Regular" w:eastAsia="Charis SIL Regular"/>
-          <w:b w:val="0"/>
-          <w:i w:val="0"/>
-          <w:color w:val="000000"/>
-          <w:sz w:val="24"/>
-        </w:rPr>
-        <w:hyperlink r:id="rId15" w:history="1">
-          <w:r>
-            <w:rPr>
-              <w:rStyle w:val="Hyperlink"/>
-            </w:rPr>
-            <w:t>ich can b</w:t>
-          </w:r>
-        </w:hyperlink>
+        <w:t xml:space="preserve"> in The Hague. There is also material at the museum itself, which can b</w:t>
       </w:r>
       <w:r>
         <w:rPr>
@@ -2265,7 +2211,7 @@
           <w:sz w:val="24"/>
           <w:u w:val="single"/>
         </w:rPr>
-        <w:hyperlink r:id="rId20" w:history="1">
+        <w:hyperlink r:id="rId19" w:history="1">
           <w:r>
             <w:rPr>
               <w:rStyle w:val="Hyperlink"/>
@@ -2283,7 +2229,7 @@
           <w:sz w:val="24"/>
           <w:u w:val="single"/>
         </w:rPr>
-        <w:hyperlink r:id="rId20" w:history="1">
+        <w:hyperlink r:id="rId19" w:history="1">
           <w:r>
             <w:rPr>
               <w:rStyle w:val="Hyperlink"/>
@@ -2805,7 +2751,7 @@
           <w:sz w:val="24"/>
           <w:u w:val="single"/>
         </w:rPr>
-        <w:hyperlink r:id="rId23" w:history="1">
+        <w:hyperlink r:id="rId22" w:history="1">
           <w:r>
             <w:rPr>
               <w:rStyle w:val="Hyperlink"/>
@@ -2816,21 +2762,13 @@
       </w:r>
       <w:r>
         <w:rPr>
-          <w:u w:val="single" w:color="0000ff"/>
           <w:rFonts w:ascii="Charis SIL Regular" w:hAnsi="Charis SIL Regular" w:eastAsia="Charis SIL Regular"/>
           <w:b w:val="0"/>
           <w:i w:val="0"/>
           <w:color w:val="000000"/>
           <w:sz w:val="24"/>
         </w:rPr>
-        <w:hyperlink r:id="rId22" w:history="1">
-          <w:r>
-            <w:rPr>
-              <w:rStyle w:val="Hyperlink"/>
-            </w:rPr>
-            <w:t xml:space="preserve">, </w:t>
-          </w:r>
-        </w:hyperlink>
+        <w:t xml:space="preserve">, </w:t>
       </w:r>
       <w:r>
         <w:rPr>
@@ -2888,7 +2826,7 @@
           <w:sz w:val="24"/>
           <w:u w:val="single"/>
         </w:rPr>
-        <w:hyperlink r:id="rId22" w:history="1">
+        <w:hyperlink r:id="rId24" w:history="1">
           <w:r>
             <w:rPr>
               <w:rStyle w:val="Hyperlink"/>

--- a/EXPORTS/DOCX/published/niveau3/English/Bronbeek.docx
+++ b/EXPORTS/DOCX/published/niveau3/English/Bronbeek.docx
@@ -1364,7 +1364,61 @@
           <w:color w:val="000000"/>
           <w:sz w:val="24"/>
         </w:rPr>
-        <w:t xml:space="preserve"> in The Hague. There is also material at the museum itself, which can b</w:t>
+        <w:t xml:space="preserve"> in The Hague. There is also material at the museum </w:t>
+      </w:r>
+      <w:r>
+        <w:rPr>
+          <w:u w:val="single" w:color="0000ff"/>
+          <w:rFonts w:ascii="Charis SIL Regular" w:hAnsi="Charis SIL Regular" w:eastAsia="Charis SIL Regular"/>
+          <w:b w:val="0"/>
+          <w:i w:val="0"/>
+          <w:color w:val="000000"/>
+          <w:sz w:val="24"/>
+        </w:rPr>
+        <w:hyperlink r:id="rId15" w:history="1">
+          <w:r>
+            <w:rPr>
+              <w:rStyle w:val="Hyperlink"/>
+            </w:rPr>
+            <w:t>itself, w</w:t>
+          </w:r>
+        </w:hyperlink>
+      </w:r>
+      <w:r>
+        <w:rPr>
+          <w:u w:val="single" w:color="0000ff"/>
+          <w:rFonts w:ascii="Charis SIL Regular" w:hAnsi="Charis SIL Regular" w:eastAsia="Charis SIL Regular"/>
+          <w:b w:val="0"/>
+          <w:i w:val="0"/>
+          <w:color w:val="000000"/>
+          <w:sz w:val="24"/>
+        </w:rPr>
+        <w:hyperlink r:id="rId15" w:history="1">
+          <w:r>
+            <w:rPr>
+              <w:rStyle w:val="Hyperlink"/>
+            </w:rPr>
+            <w:t>h</w:t>
+          </w:r>
+        </w:hyperlink>
+      </w:r>
+      <w:r>
+        <w:rPr>
+          <w:u w:val="single" w:color="0000ff"/>
+          <w:rFonts w:ascii="Charis SIL Regular" w:hAnsi="Charis SIL Regular" w:eastAsia="Charis SIL Regular"/>
+          <w:b w:val="0"/>
+          <w:i w:val="0"/>
+          <w:color w:val="000000"/>
+          <w:sz w:val="24"/>
+        </w:rPr>
+        <w:hyperlink r:id="rId15" w:history="1">
+          <w:r>
+            <w:rPr>
+              <w:rStyle w:val="Hyperlink"/>
+            </w:rPr>
+            <w:t>ich can b</w:t>
+          </w:r>
+        </w:hyperlink>
       </w:r>
       <w:r>
         <w:rPr>
@@ -2211,7 +2265,7 @@
           <w:sz w:val="24"/>
           <w:u w:val="single"/>
         </w:rPr>
-        <w:hyperlink r:id="rId19" w:history="1">
+        <w:hyperlink r:id="rId20" w:history="1">
           <w:r>
             <w:rPr>
               <w:rStyle w:val="Hyperlink"/>
@@ -2229,7 +2283,7 @@
           <w:sz w:val="24"/>
           <w:u w:val="single"/>
         </w:rPr>
-        <w:hyperlink r:id="rId19" w:history="1">
+        <w:hyperlink r:id="rId20" w:history="1">
           <w:r>
             <w:rPr>
               <w:rStyle w:val="Hyperlink"/>
@@ -2733,7 +2787,7 @@
           <w:sz w:val="24"/>
           <w:u w:val="single"/>
         </w:rPr>
-        <w:hyperlink r:id="rId23" w:history="1">
+        <w:hyperlink r:id="rId22" w:history="1">
           <w:r>
             <w:rPr>
               <w:rStyle w:val="Hyperlink"/>
@@ -2762,13 +2816,21 @@
       </w:r>
       <w:r>
         <w:rPr>
+          <w:u w:val="single" w:color="0000ff"/>
           <w:rFonts w:ascii="Charis SIL Regular" w:hAnsi="Charis SIL Regular" w:eastAsia="Charis SIL Regular"/>
           <w:b w:val="0"/>
           <w:i w:val="0"/>
           <w:color w:val="000000"/>
           <w:sz w:val="24"/>
         </w:rPr>
-        <w:t xml:space="preserve">, </w:t>
+        <w:hyperlink r:id="rId22" w:history="1">
+          <w:r>
+            <w:rPr>
+              <w:rStyle w:val="Hyperlink"/>
+            </w:rPr>
+            <w:t xml:space="preserve">, </w:t>
+          </w:r>
+        </w:hyperlink>
       </w:r>
       <w:r>
         <w:rPr>
@@ -2808,7 +2870,7 @@
           <w:sz w:val="24"/>
           <w:u w:val="single"/>
         </w:rPr>
-        <w:hyperlink r:id="rId24" w:history="1">
+        <w:hyperlink r:id="rId22" w:history="1">
           <w:r>
             <w:rPr>
               <w:rStyle w:val="Hyperlink"/>
@@ -2826,7 +2888,7 @@
           <w:sz w:val="24"/>
           <w:u w:val="single"/>
         </w:rPr>
-        <w:hyperlink r:id="rId24" w:history="1">
+        <w:hyperlink r:id="rId22" w:history="1">
           <w:r>
             <w:rPr>
               <w:rStyle w:val="Hyperlink"/>

--- a/EXPORTS/DOCX/published/niveau3/English/Bronbeek.docx
+++ b/EXPORTS/DOCX/published/niveau3/English/Bronbeek.docx
@@ -2787,7 +2787,7 @@
           <w:sz w:val="24"/>
           <w:u w:val="single"/>
         </w:rPr>
-        <w:hyperlink r:id="rId22" w:history="1">
+        <w:hyperlink r:id="rId23" w:history="1">
           <w:r>
             <w:rPr>
               <w:rStyle w:val="Hyperlink"/>
@@ -2816,21 +2816,13 @@
       </w:r>
       <w:r>
         <w:rPr>
-          <w:u w:val="single" w:color="0000ff"/>
           <w:rFonts w:ascii="Charis SIL Regular" w:hAnsi="Charis SIL Regular" w:eastAsia="Charis SIL Regular"/>
           <w:b w:val="0"/>
           <w:i w:val="0"/>
           <w:color w:val="000000"/>
           <w:sz w:val="24"/>
         </w:rPr>
-        <w:hyperlink r:id="rId22" w:history="1">
-          <w:r>
-            <w:rPr>
-              <w:rStyle w:val="Hyperlink"/>
-            </w:rPr>
-            <w:t xml:space="preserve">, </w:t>
-          </w:r>
-        </w:hyperlink>
+        <w:t xml:space="preserve">, </w:t>
       </w:r>
       <w:r>
         <w:rPr>
@@ -2870,7 +2862,7 @@
           <w:sz w:val="24"/>
           <w:u w:val="single"/>
         </w:rPr>
-        <w:hyperlink r:id="rId22" w:history="1">
+        <w:hyperlink r:id="rId24" w:history="1">
           <w:r>
             <w:rPr>
               <w:rStyle w:val="Hyperlink"/>

--- a/EXPORTS/DOCX/published/niveau3/English/Bronbeek.docx
+++ b/EXPORTS/DOCX/published/niveau3/English/Bronbeek.docx
@@ -1440,31 +1440,13 @@
       </w:r>
       <w:r>
         <w:rPr>
-          <w:u w:val="single" w:color="0000ff"/>
           <w:rFonts w:ascii="Charis SIL Regular" w:hAnsi="Charis SIL Regular" w:eastAsia="Charis SIL Regular"/>
           <w:b w:val="0"/>
           <w:i w:val="0"/>
           <w:color w:val="000000"/>
           <w:sz w:val="24"/>
         </w:rPr>
-        <w:hyperlink r:id="rId15" w:history="1">
-          <w:r>
-            <w:rPr>
-              <w:rStyle w:val="Hyperlink"/>
-            </w:rPr>
-            <w:t>consulted vi</w:t>
-          </w:r>
-        </w:hyperlink>
-      </w:r>
-      <w:r>
-        <w:rPr>
-          <w:rFonts w:ascii="Charis SIL Regular" w:hAnsi="Charis SIL Regular" w:eastAsia="Charis SIL Regular"/>
-          <w:b w:val="0"/>
-          <w:i w:val="0"/>
-          <w:color w:val="000000"/>
-          <w:sz w:val="24"/>
-        </w:rPr>
-        <w:t xml:space="preserve">a the </w:t>
+        <w:t xml:space="preserve">consulted via the </w:t>
       </w:r>
       <w:r>
         <w:rPr>
@@ -2805,7 +2787,7 @@
           <w:sz w:val="24"/>
           <w:u w:val="single"/>
         </w:rPr>
-        <w:hyperlink r:id="rId22" w:history="1">
+        <w:hyperlink r:id="rId23" w:history="1">
           <w:r>
             <w:rPr>
               <w:rStyle w:val="Hyperlink"/>
@@ -2816,13 +2798,21 @@
       </w:r>
       <w:r>
         <w:rPr>
+          <w:u w:val="single" w:color="0000ff"/>
           <w:rFonts w:ascii="Charis SIL Regular" w:hAnsi="Charis SIL Regular" w:eastAsia="Charis SIL Regular"/>
           <w:b w:val="0"/>
           <w:i w:val="0"/>
           <w:color w:val="000000"/>
           <w:sz w:val="24"/>
         </w:rPr>
-        <w:t xml:space="preserve">, </w:t>
+        <w:hyperlink r:id="rId22" w:history="1">
+          <w:r>
+            <w:rPr>
+              <w:rStyle w:val="Hyperlink"/>
+            </w:rPr>
+            <w:t xml:space="preserve">, </w:t>
+          </w:r>
+        </w:hyperlink>
       </w:r>
       <w:r>
         <w:rPr>
@@ -2880,7 +2870,7 @@
           <w:sz w:val="24"/>
           <w:u w:val="single"/>
         </w:rPr>
-        <w:hyperlink r:id="rId22" w:history="1">
+        <w:hyperlink r:id="rId24" w:history="1">
           <w:r>
             <w:rPr>
               <w:rStyle w:val="Hyperlink"/>

--- a/EXPORTS/DOCX/published/niveau3/English/Bronbeek.docx
+++ b/EXPORTS/DOCX/published/niveau3/English/Bronbeek.docx
@@ -1440,13 +1440,31 @@
       </w:r>
       <w:r>
         <w:rPr>
+          <w:u w:val="single" w:color="0000ff"/>
           <w:rFonts w:ascii="Charis SIL Regular" w:hAnsi="Charis SIL Regular" w:eastAsia="Charis SIL Regular"/>
           <w:b w:val="0"/>
           <w:i w:val="0"/>
           <w:color w:val="000000"/>
           <w:sz w:val="24"/>
         </w:rPr>
-        <w:t xml:space="preserve">consulted via the </w:t>
+        <w:hyperlink r:id="rId15" w:history="1">
+          <w:r>
+            <w:rPr>
+              <w:rStyle w:val="Hyperlink"/>
+            </w:rPr>
+            <w:t>consulted vi</w:t>
+          </w:r>
+        </w:hyperlink>
+      </w:r>
+      <w:r>
+        <w:rPr>
+          <w:rFonts w:ascii="Charis SIL Regular" w:hAnsi="Charis SIL Regular" w:eastAsia="Charis SIL Regular"/>
+          <w:b w:val="0"/>
+          <w:i w:val="0"/>
+          <w:color w:val="000000"/>
+          <w:sz w:val="24"/>
+        </w:rPr>
+        <w:t xml:space="preserve">a the </w:t>
       </w:r>
       <w:r>
         <w:rPr>

--- a/EXPORTS/DOCX/published/niveau3/English/Bronbeek.docx
+++ b/EXPORTS/DOCX/published/niveau3/English/Bronbeek.docx
@@ -447,21 +447,13 @@
       </w:r>
       <w:r>
         <w:rPr>
-          <w:u w:val="single" w:color="0000ff"/>
           <w:rFonts w:ascii="Charis SIL Regular" w:hAnsi="Charis SIL Regular" w:eastAsia="Charis SIL Regular"/>
           <w:b w:val="0"/>
           <w:i w:val="0"/>
           <w:color w:val="000000"/>
           <w:sz w:val="24"/>
         </w:rPr>
-        <w:hyperlink r:id="rId10" w:history="1">
-          <w:r>
-            <w:rPr>
-              <w:rStyle w:val="Hyperlink"/>
-            </w:rPr>
-            <w:t>memb</w:t>
-          </w:r>
-        </w:hyperlink>
+        <w:t>memb</w:t>
       </w:r>
       <w:r>
         <w:rPr>
@@ -1440,31 +1432,13 @@
       </w:r>
       <w:r>
         <w:rPr>
-          <w:u w:val="single" w:color="0000ff"/>
           <w:rFonts w:ascii="Charis SIL Regular" w:hAnsi="Charis SIL Regular" w:eastAsia="Charis SIL Regular"/>
           <w:b w:val="0"/>
           <w:i w:val="0"/>
           <w:color w:val="000000"/>
           <w:sz w:val="24"/>
         </w:rPr>
-        <w:hyperlink r:id="rId15" w:history="1">
-          <w:r>
-            <w:rPr>
-              <w:rStyle w:val="Hyperlink"/>
-            </w:rPr>
-            <w:t>consulted vi</w:t>
-          </w:r>
-        </w:hyperlink>
-      </w:r>
-      <w:r>
-        <w:rPr>
-          <w:rFonts w:ascii="Charis SIL Regular" w:hAnsi="Charis SIL Regular" w:eastAsia="Charis SIL Regular"/>
-          <w:b w:val="0"/>
-          <w:i w:val="0"/>
-          <w:color w:val="000000"/>
-          <w:sz w:val="24"/>
-        </w:rPr>
-        <w:t xml:space="preserve">a the </w:t>
+        <w:t xml:space="preserve">consulted via the </w:t>
       </w:r>
       <w:r>
         <w:rPr>
@@ -2787,7 +2761,7 @@
           <w:sz w:val="24"/>
           <w:u w:val="single"/>
         </w:rPr>
-        <w:hyperlink r:id="rId23" w:history="1">
+        <w:hyperlink r:id="rId22" w:history="1">
           <w:r>
             <w:rPr>
               <w:rStyle w:val="Hyperlink"/>
@@ -2816,21 +2790,13 @@
       </w:r>
       <w:r>
         <w:rPr>
-          <w:u w:val="single" w:color="0000ff"/>
           <w:rFonts w:ascii="Charis SIL Regular" w:hAnsi="Charis SIL Regular" w:eastAsia="Charis SIL Regular"/>
           <w:b w:val="0"/>
           <w:i w:val="0"/>
           <w:color w:val="000000"/>
           <w:sz w:val="24"/>
         </w:rPr>
-        <w:hyperlink r:id="rId22" w:history="1">
-          <w:r>
-            <w:rPr>
-              <w:rStyle w:val="Hyperlink"/>
-            </w:rPr>
-            <w:t xml:space="preserve">, </w:t>
-          </w:r>
-        </w:hyperlink>
+        <w:t xml:space="preserve">, </w:t>
       </w:r>
       <w:r>
         <w:rPr>
@@ -2888,7 +2854,7 @@
           <w:sz w:val="24"/>
           <w:u w:val="single"/>
         </w:rPr>
-        <w:hyperlink r:id="rId24" w:history="1">
+        <w:hyperlink r:id="rId22" w:history="1">
           <w:r>
             <w:rPr>
               <w:rStyle w:val="Hyperlink"/>

--- a/EXPORTS/DOCX/published/niveau3/English/Bronbeek.docx
+++ b/EXPORTS/DOCX/published/niveau3/English/Bronbeek.docx
@@ -235,43 +235,7 @@
           <w:color w:val="000000"/>
           <w:sz w:val="24"/>
         </w:rPr>
-        <w:hyperlink r:id="rId9" w:history="1">
-          <w:r>
-            <w:rPr>
-              <w:rStyle w:val="Hyperlink"/>
-            </w:rPr>
-            <w:t xml:space="preserve"> was</w:t>
-          </w:r>
-        </w:hyperlink>
-      </w:r>
-      <w:r>
-        <w:rPr>
-          <w:u w:val="single" w:color="0000ff"/>
-          <w:rFonts w:ascii="Charis SIL Regular" w:hAnsi="Charis SIL Regular" w:eastAsia="Charis SIL Regular"/>
-          <w:b w:val="0"/>
-          <w:i w:val="0"/>
-          <w:color w:val="000000"/>
-          <w:sz w:val="24"/>
-        </w:rPr>
-        <w:t xml:space="preserve"> </w:t>
-      </w:r>
-      <w:r>
-        <w:rPr>
-          <w:u w:val="single" w:color="0000ff"/>
-          <w:rFonts w:ascii="Charis SIL Regular" w:hAnsi="Charis SIL Regular" w:eastAsia="Charis SIL Regular"/>
-          <w:b w:val="0"/>
-          <w:i w:val="0"/>
-          <w:color w:val="000000"/>
-          <w:sz w:val="24"/>
-        </w:rPr>
-        <w:hyperlink r:id="rId9" w:history="1">
-          <w:r>
-            <w:rPr>
-              <w:rStyle w:val="Hyperlink"/>
-            </w:rPr>
-            <w:t>establis</w:t>
-          </w:r>
-        </w:hyperlink>
+        <w:t xml:space="preserve"> was establis</w:t>
       </w:r>
       <w:r>
         <w:rPr>
@@ -447,13 +411,21 @@
       </w:r>
       <w:r>
         <w:rPr>
+          <w:u w:val="single" w:color="0000ff"/>
           <w:rFonts w:ascii="Charis SIL Regular" w:hAnsi="Charis SIL Regular" w:eastAsia="Charis SIL Regular"/>
           <w:b w:val="0"/>
           <w:i w:val="0"/>
           <w:color w:val="000000"/>
           <w:sz w:val="24"/>
         </w:rPr>
-        <w:t>memb</w:t>
+        <w:hyperlink r:id="rId10" w:history="1">
+          <w:r>
+            <w:rPr>
+              <w:rStyle w:val="Hyperlink"/>
+            </w:rPr>
+            <w:t>memb</w:t>
+          </w:r>
+        </w:hyperlink>
       </w:r>
       <w:r>
         <w:rPr>
@@ -500,14 +472,7 @@
           <w:color w:val="000000"/>
           <w:sz w:val="24"/>
         </w:rPr>
-        <w:hyperlink r:id="rId10" w:history="1">
-          <w:r>
-            <w:rPr>
-              <w:rStyle w:val="Hyperlink"/>
-            </w:rPr>
-            <w:t>he R</w:t>
-          </w:r>
-        </w:hyperlink>
+        <w:t>he R</w:t>
       </w:r>
       <w:r>
         <w:rPr>
@@ -1403,14 +1368,7 @@
           <w:color w:val="000000"/>
           <w:sz w:val="24"/>
         </w:rPr>
-        <w:hyperlink r:id="rId15" w:history="1">
-          <w:r>
-            <w:rPr>
-              <w:rStyle w:val="Hyperlink"/>
-            </w:rPr>
-            <w:t>ich can b</w:t>
-          </w:r>
-        </w:hyperlink>
+        <w:t>ich can b</w:t>
       </w:r>
       <w:r>
         <w:rPr>
@@ -1432,13 +1390,31 @@
       </w:r>
       <w:r>
         <w:rPr>
+          <w:u w:val="single" w:color="0000ff"/>
           <w:rFonts w:ascii="Charis SIL Regular" w:hAnsi="Charis SIL Regular" w:eastAsia="Charis SIL Regular"/>
           <w:b w:val="0"/>
           <w:i w:val="0"/>
           <w:color w:val="000000"/>
           <w:sz w:val="24"/>
         </w:rPr>
-        <w:t xml:space="preserve">consulted via the </w:t>
+        <w:hyperlink r:id="rId15" w:history="1">
+          <w:r>
+            <w:rPr>
+              <w:rStyle w:val="Hyperlink"/>
+            </w:rPr>
+            <w:t>consulted vi</w:t>
+          </w:r>
+        </w:hyperlink>
+      </w:r>
+      <w:r>
+        <w:rPr>
+          <w:rFonts w:ascii="Charis SIL Regular" w:hAnsi="Charis SIL Regular" w:eastAsia="Charis SIL Regular"/>
+          <w:b w:val="0"/>
+          <w:i w:val="0"/>
+          <w:color w:val="000000"/>
+          <w:sz w:val="24"/>
+        </w:rPr>
+        <w:t xml:space="preserve">a the </w:t>
       </w:r>
       <w:r>
         <w:rPr>
@@ -2239,7 +2215,7 @@
           <w:sz w:val="24"/>
           <w:u w:val="single"/>
         </w:rPr>
-        <w:hyperlink r:id="rId20" w:history="1">
+        <w:hyperlink r:id="rId19" w:history="1">
           <w:r>
             <w:rPr>
               <w:rStyle w:val="Hyperlink"/>
@@ -2286,7 +2262,7 @@
           <w:sz w:val="24"/>
           <w:u w:val="single"/>
         </w:rPr>
-        <w:hyperlink r:id="rId20" w:history="1">
+        <w:hyperlink r:id="rId19" w:history="1">
           <w:r>
             <w:rPr>
               <w:rStyle w:val="Hyperlink"/>
@@ -2779,7 +2755,7 @@
           <w:sz w:val="24"/>
           <w:u w:val="single"/>
         </w:rPr>
-        <w:hyperlink r:id="rId23" w:history="1">
+        <w:hyperlink r:id="rId22" w:history="1">
           <w:r>
             <w:rPr>
               <w:rStyle w:val="Hyperlink"/>
@@ -2854,7 +2830,7 @@
           <w:sz w:val="24"/>
           <w:u w:val="single"/>
         </w:rPr>
-        <w:hyperlink r:id="rId22" w:history="1">
+        <w:hyperlink r:id="rId24" w:history="1">
           <w:r>
             <w:rPr>
               <w:rStyle w:val="Hyperlink"/>

--- a/EXPORTS/DOCX/published/niveau3/English/Bronbeek.docx
+++ b/EXPORTS/DOCX/published/niveau3/English/Bronbeek.docx
@@ -235,7 +235,43 @@
           <w:color w:val="000000"/>
           <w:sz w:val="24"/>
         </w:rPr>
-        <w:t xml:space="preserve"> was establis</w:t>
+        <w:hyperlink r:id="rId9" w:history="1">
+          <w:r>
+            <w:rPr>
+              <w:rStyle w:val="Hyperlink"/>
+            </w:rPr>
+            <w:t xml:space="preserve"> was</w:t>
+          </w:r>
+        </w:hyperlink>
+      </w:r>
+      <w:r>
+        <w:rPr>
+          <w:u w:val="single" w:color="0000ff"/>
+          <w:rFonts w:ascii="Charis SIL Regular" w:hAnsi="Charis SIL Regular" w:eastAsia="Charis SIL Regular"/>
+          <w:b w:val="0"/>
+          <w:i w:val="0"/>
+          <w:color w:val="000000"/>
+          <w:sz w:val="24"/>
+        </w:rPr>
+        <w:t xml:space="preserve"> </w:t>
+      </w:r>
+      <w:r>
+        <w:rPr>
+          <w:u w:val="single" w:color="0000ff"/>
+          <w:rFonts w:ascii="Charis SIL Regular" w:hAnsi="Charis SIL Regular" w:eastAsia="Charis SIL Regular"/>
+          <w:b w:val="0"/>
+          <w:i w:val="0"/>
+          <w:color w:val="000000"/>
+          <w:sz w:val="24"/>
+        </w:rPr>
+        <w:hyperlink r:id="rId9" w:history="1">
+          <w:r>
+            <w:rPr>
+              <w:rStyle w:val="Hyperlink"/>
+            </w:rPr>
+            <w:t>establis</w:t>
+          </w:r>
+        </w:hyperlink>
       </w:r>
       <w:r>
         <w:rPr>
@@ -472,25 +508,7 @@
           <w:color w:val="000000"/>
           <w:sz w:val="24"/>
         </w:rPr>
-        <w:t>he R</w:t>
-      </w:r>
-      <w:r>
-        <w:rPr>
-          <w:u w:val="single" w:color="0000ff"/>
-          <w:rFonts w:ascii="Charis SIL Regular" w:hAnsi="Charis SIL Regular" w:eastAsia="Charis SIL Regular"/>
-          <w:b w:val="0"/>
-          <w:i w:val="0"/>
-          <w:color w:val="000000"/>
-          <w:sz w:val="24"/>
-        </w:rPr>
-        <w:hyperlink r:id="rId10" w:history="1">
-          <w:r>
-            <w:rPr>
-              <w:rStyle w:val="Hyperlink"/>
-            </w:rPr>
-            <w:t>oyal N</w:t>
-          </w:r>
-        </w:hyperlink>
+        <w:t>he Royal N</w:t>
       </w:r>
       <w:r>
         <w:rPr>
@@ -1368,7 +1386,14 @@
           <w:color w:val="000000"/>
           <w:sz w:val="24"/>
         </w:rPr>
-        <w:t>ich can b</w:t>
+        <w:hyperlink r:id="rId15" w:history="1">
+          <w:r>
+            <w:rPr>
+              <w:rStyle w:val="Hyperlink"/>
+            </w:rPr>
+            <w:t>ich can b</w:t>
+          </w:r>
+        </w:hyperlink>
       </w:r>
       <w:r>
         <w:rPr>
@@ -2737,7 +2762,7 @@
           <w:sz w:val="24"/>
           <w:u w:val="single"/>
         </w:rPr>
-        <w:hyperlink r:id="rId22" w:history="1">
+        <w:hyperlink r:id="rId23" w:history="1">
           <w:r>
             <w:rPr>
               <w:rStyle w:val="Hyperlink"/>
@@ -2755,7 +2780,7 @@
           <w:sz w:val="24"/>
           <w:u w:val="single"/>
         </w:rPr>
-        <w:hyperlink r:id="rId22" w:history="1">
+        <w:hyperlink r:id="rId23" w:history="1">
           <w:r>
             <w:rPr>
               <w:rStyle w:val="Hyperlink"/>
@@ -2766,13 +2791,21 @@
       </w:r>
       <w:r>
         <w:rPr>
+          <w:u w:val="single" w:color="0000ff"/>
           <w:rFonts w:ascii="Charis SIL Regular" w:hAnsi="Charis SIL Regular" w:eastAsia="Charis SIL Regular"/>
           <w:b w:val="0"/>
           <w:i w:val="0"/>
           <w:color w:val="000000"/>
           <w:sz w:val="24"/>
         </w:rPr>
-        <w:t xml:space="preserve">, </w:t>
+        <w:hyperlink r:id="rId22" w:history="1">
+          <w:r>
+            <w:rPr>
+              <w:rStyle w:val="Hyperlink"/>
+            </w:rPr>
+            <w:t xml:space="preserve">, </w:t>
+          </w:r>
+        </w:hyperlink>
       </w:r>
       <w:r>
         <w:rPr>
@@ -2812,7 +2845,7 @@
           <w:sz w:val="24"/>
           <w:u w:val="single"/>
         </w:rPr>
-        <w:hyperlink r:id="rId24" w:history="1">
+        <w:hyperlink r:id="rId22" w:history="1">
           <w:r>
             <w:rPr>
               <w:rStyle w:val="Hyperlink"/>
@@ -2830,7 +2863,7 @@
           <w:sz w:val="24"/>
           <w:u w:val="single"/>
         </w:rPr>
-        <w:hyperlink r:id="rId24" w:history="1">
+        <w:hyperlink r:id="rId22" w:history="1">
           <w:r>
             <w:rPr>
               <w:rStyle w:val="Hyperlink"/>

--- a/EXPORTS/DOCX/published/niveau3/English/Bronbeek.docx
+++ b/EXPORTS/DOCX/published/niveau3/English/Bronbeek.docx
@@ -508,7 +508,32 @@
           <w:color w:val="000000"/>
           <w:sz w:val="24"/>
         </w:rPr>
-        <w:t>he Royal N</w:t>
+        <w:hyperlink r:id="rId10" w:history="1">
+          <w:r>
+            <w:rPr>
+              <w:rStyle w:val="Hyperlink"/>
+            </w:rPr>
+            <w:t>he R</w:t>
+          </w:r>
+        </w:hyperlink>
+      </w:r>
+      <w:r>
+        <w:rPr>
+          <w:u w:val="single" w:color="0000ff"/>
+          <w:rFonts w:ascii="Charis SIL Regular" w:hAnsi="Charis SIL Regular" w:eastAsia="Charis SIL Regular"/>
+          <w:b w:val="0"/>
+          <w:i w:val="0"/>
+          <w:color w:val="000000"/>
+          <w:sz w:val="24"/>
+        </w:rPr>
+        <w:hyperlink r:id="rId10" w:history="1">
+          <w:r>
+            <w:rPr>
+              <w:rStyle w:val="Hyperlink"/>
+            </w:rPr>
+            <w:t>oyal N</w:t>
+          </w:r>
+        </w:hyperlink>
       </w:r>
       <w:r>
         <w:rPr>
@@ -1415,31 +1440,13 @@
       </w:r>
       <w:r>
         <w:rPr>
-          <w:u w:val="single" w:color="0000ff"/>
           <w:rFonts w:ascii="Charis SIL Regular" w:hAnsi="Charis SIL Regular" w:eastAsia="Charis SIL Regular"/>
           <w:b w:val="0"/>
           <w:i w:val="0"/>
           <w:color w:val="000000"/>
           <w:sz w:val="24"/>
         </w:rPr>
-        <w:hyperlink r:id="rId15" w:history="1">
-          <w:r>
-            <w:rPr>
-              <w:rStyle w:val="Hyperlink"/>
-            </w:rPr>
-            <w:t>consulted vi</w:t>
-          </w:r>
-        </w:hyperlink>
-      </w:r>
-      <w:r>
-        <w:rPr>
-          <w:rFonts w:ascii="Charis SIL Regular" w:hAnsi="Charis SIL Regular" w:eastAsia="Charis SIL Regular"/>
-          <w:b w:val="0"/>
-          <w:i w:val="0"/>
-          <w:color w:val="000000"/>
-          <w:sz w:val="24"/>
-        </w:rPr>
-        <w:t xml:space="preserve">a the </w:t>
+        <w:t xml:space="preserve">consulted via the </w:t>
       </w:r>
       <w:r>
         <w:rPr>
@@ -2240,7 +2247,7 @@
           <w:sz w:val="24"/>
           <w:u w:val="single"/>
         </w:rPr>
-        <w:hyperlink r:id="rId19" w:history="1">
+        <w:hyperlink r:id="rId20" w:history="1">
           <w:r>
             <w:rPr>
               <w:rStyle w:val="Hyperlink"/>
@@ -2287,7 +2294,7 @@
           <w:sz w:val="24"/>
           <w:u w:val="single"/>
         </w:rPr>
-        <w:hyperlink r:id="rId19" w:history="1">
+        <w:hyperlink r:id="rId20" w:history="1">
           <w:r>
             <w:rPr>
               <w:rStyle w:val="Hyperlink"/>
@@ -2762,7 +2769,7 @@
           <w:sz w:val="24"/>
           <w:u w:val="single"/>
         </w:rPr>
-        <w:hyperlink r:id="rId23" w:history="1">
+        <w:hyperlink r:id="rId22" w:history="1">
           <w:r>
             <w:rPr>
               <w:rStyle w:val="Hyperlink"/>
@@ -2791,21 +2798,13 @@
       </w:r>
       <w:r>
         <w:rPr>
-          <w:u w:val="single" w:color="0000ff"/>
           <w:rFonts w:ascii="Charis SIL Regular" w:hAnsi="Charis SIL Regular" w:eastAsia="Charis SIL Regular"/>
           <w:b w:val="0"/>
           <w:i w:val="0"/>
           <w:color w:val="000000"/>
           <w:sz w:val="24"/>
         </w:rPr>
-        <w:hyperlink r:id="rId22" w:history="1">
-          <w:r>
-            <w:rPr>
-              <w:rStyle w:val="Hyperlink"/>
-            </w:rPr>
-            <w:t xml:space="preserve">, </w:t>
-          </w:r>
-        </w:hyperlink>
+        <w:t xml:space="preserve">, </w:t>
       </w:r>
       <w:r>
         <w:rPr>
@@ -2845,7 +2844,7 @@
           <w:sz w:val="24"/>
           <w:u w:val="single"/>
         </w:rPr>
-        <w:hyperlink r:id="rId22" w:history="1">
+        <w:hyperlink r:id="rId24" w:history="1">
           <w:r>
             <w:rPr>
               <w:rStyle w:val="Hyperlink"/>

--- a/EXPORTS/DOCX/published/niveau3/English/Bronbeek.docx
+++ b/EXPORTS/DOCX/published/niveau3/English/Bronbeek.docx
@@ -1440,13 +1440,31 @@
       </w:r>
       <w:r>
         <w:rPr>
+          <w:u w:val="single" w:color="0000ff"/>
           <w:rFonts w:ascii="Charis SIL Regular" w:hAnsi="Charis SIL Regular" w:eastAsia="Charis SIL Regular"/>
           <w:b w:val="0"/>
           <w:i w:val="0"/>
           <w:color w:val="000000"/>
           <w:sz w:val="24"/>
         </w:rPr>
-        <w:t xml:space="preserve">consulted via the </w:t>
+        <w:hyperlink r:id="rId15" w:history="1">
+          <w:r>
+            <w:rPr>
+              <w:rStyle w:val="Hyperlink"/>
+            </w:rPr>
+            <w:t>consulted vi</w:t>
+          </w:r>
+        </w:hyperlink>
+      </w:r>
+      <w:r>
+        <w:rPr>
+          <w:rFonts w:ascii="Charis SIL Regular" w:hAnsi="Charis SIL Regular" w:eastAsia="Charis SIL Regular"/>
+          <w:b w:val="0"/>
+          <w:i w:val="0"/>
+          <w:color w:val="000000"/>
+          <w:sz w:val="24"/>
+        </w:rPr>
+        <w:t xml:space="preserve">a the </w:t>
       </w:r>
       <w:r>
         <w:rPr>
@@ -2247,7 +2265,7 @@
           <w:sz w:val="24"/>
           <w:u w:val="single"/>
         </w:rPr>
-        <w:hyperlink r:id="rId20" w:history="1">
+        <w:hyperlink r:id="rId19" w:history="1">
           <w:r>
             <w:rPr>
               <w:rStyle w:val="Hyperlink"/>
@@ -2265,7 +2283,7 @@
           <w:sz w:val="24"/>
           <w:u w:val="single"/>
         </w:rPr>
-        <w:hyperlink r:id="rId20" w:history="1">
+        <w:hyperlink r:id="rId19" w:history="1">
           <w:r>
             <w:rPr>
               <w:rStyle w:val="Hyperlink"/>
@@ -2294,7 +2312,7 @@
           <w:sz w:val="24"/>
           <w:u w:val="single"/>
         </w:rPr>
-        <w:hyperlink r:id="rId20" w:history="1">
+        <w:hyperlink r:id="rId19" w:history="1">
           <w:r>
             <w:rPr>
               <w:rStyle w:val="Hyperlink"/>
@@ -2412,7 +2430,7 @@
           <w:sz w:val="24"/>
           <w:u w:val="single"/>
         </w:rPr>
-        <w:hyperlink r:id="rId21" w:history="1">
+        <w:hyperlink r:id="rId20" w:history="1">
           <w:r>
             <w:rPr>
               <w:rStyle w:val="Hyperlink"/>
@@ -2430,7 +2448,7 @@
           <w:sz w:val="24"/>
           <w:u w:val="single"/>
         </w:rPr>
-        <w:hyperlink r:id="rId21" w:history="1">
+        <w:hyperlink r:id="rId20" w:history="1">
           <w:r>
             <w:rPr>
               <w:rStyle w:val="Hyperlink"/>
@@ -2669,7 +2687,7 @@
           <w:sz w:val="24"/>
           <w:u w:val="single"/>
         </w:rPr>
-        <w:hyperlink r:id="rId22" w:history="1">
+        <w:hyperlink r:id="rId21" w:history="1">
           <w:r>
             <w:rPr>
               <w:rStyle w:val="Hyperlink"/>
@@ -2687,7 +2705,7 @@
           <w:sz w:val="24"/>
           <w:u w:val="single"/>
         </w:rPr>
-        <w:hyperlink r:id="rId22" w:history="1">
+        <w:hyperlink r:id="rId21" w:history="1">
           <w:r>
             <w:rPr>
               <w:rStyle w:val="Hyperlink"/>
@@ -2705,7 +2723,7 @@
           <w:sz w:val="24"/>
           <w:u w:val="single"/>
         </w:rPr>
-        <w:hyperlink r:id="rId22" w:history="1">
+        <w:hyperlink r:id="rId21" w:history="1">
           <w:r>
             <w:rPr>
               <w:rStyle w:val="Hyperlink"/>
@@ -2723,7 +2741,7 @@
           <w:sz w:val="24"/>
           <w:u w:val="single"/>
         </w:rPr>
-        <w:hyperlink r:id="rId22" w:history="1">
+        <w:hyperlink r:id="rId21" w:history="1">
           <w:r>
             <w:rPr>
               <w:rStyle w:val="Hyperlink"/>
@@ -2751,7 +2769,7 @@
           <w:sz w:val="24"/>
           <w:u w:val="single"/>
         </w:rPr>
-        <w:hyperlink r:id="rId23" w:history="1">
+        <w:hyperlink r:id="rId22" w:history="1">
           <w:r>
             <w:rPr>
               <w:rStyle w:val="Hyperlink"/>
@@ -2787,7 +2805,7 @@
           <w:sz w:val="24"/>
           <w:u w:val="single"/>
         </w:rPr>
-        <w:hyperlink r:id="rId23" w:history="1">
+        <w:hyperlink r:id="rId21" w:history="1">
           <w:r>
             <w:rPr>
               <w:rStyle w:val="Hyperlink"/>
@@ -2815,7 +2833,7 @@
           <w:sz w:val="24"/>
           <w:u w:val="single"/>
         </w:rPr>
-        <w:hyperlink r:id="rId22" w:history="1">
+        <w:hyperlink r:id="rId21" w:history="1">
           <w:r>
             <w:rPr>
               <w:rStyle w:val="Hyperlink"/>
@@ -2844,7 +2862,7 @@
           <w:sz w:val="24"/>
           <w:u w:val="single"/>
         </w:rPr>
-        <w:hyperlink r:id="rId24" w:history="1">
+        <w:hyperlink r:id="rId23" w:history="1">
           <w:r>
             <w:rPr>
               <w:rStyle w:val="Hyperlink"/>
@@ -2862,7 +2880,7 @@
           <w:sz w:val="24"/>
           <w:u w:val="single"/>
         </w:rPr>
-        <w:hyperlink r:id="rId22" w:history="1">
+        <w:hyperlink r:id="rId23" w:history="1">
           <w:r>
             <w:rPr>
               <w:rStyle w:val="Hyperlink"/>

--- a/EXPORTS/DOCX/published/niveau3/English/Bronbeek.docx
+++ b/EXPORTS/DOCX/published/niveau3/English/Bronbeek.docx
@@ -1375,50 +1375,7 @@
           <w:color w:val="000000"/>
           <w:sz w:val="24"/>
         </w:rPr>
-        <w:hyperlink r:id="rId15" w:history="1">
-          <w:r>
-            <w:rPr>
-              <w:rStyle w:val="Hyperlink"/>
-            </w:rPr>
-            <w:t>itself, w</w:t>
-          </w:r>
-        </w:hyperlink>
-      </w:r>
-      <w:r>
-        <w:rPr>
-          <w:u w:val="single" w:color="0000ff"/>
-          <w:rFonts w:ascii="Charis SIL Regular" w:hAnsi="Charis SIL Regular" w:eastAsia="Charis SIL Regular"/>
-          <w:b w:val="0"/>
-          <w:i w:val="0"/>
-          <w:color w:val="000000"/>
-          <w:sz w:val="24"/>
-        </w:rPr>
-        <w:hyperlink r:id="rId15" w:history="1">
-          <w:r>
-            <w:rPr>
-              <w:rStyle w:val="Hyperlink"/>
-            </w:rPr>
-            <w:t>h</w:t>
-          </w:r>
-        </w:hyperlink>
-      </w:r>
-      <w:r>
-        <w:rPr>
-          <w:u w:val="single" w:color="0000ff"/>
-          <w:rFonts w:ascii="Charis SIL Regular" w:hAnsi="Charis SIL Regular" w:eastAsia="Charis SIL Regular"/>
-          <w:b w:val="0"/>
-          <w:i w:val="0"/>
-          <w:color w:val="000000"/>
-          <w:sz w:val="24"/>
-        </w:rPr>
-        <w:hyperlink r:id="rId15" w:history="1">
-          <w:r>
-            <w:rPr>
-              <w:rStyle w:val="Hyperlink"/>
-            </w:rPr>
-            <w:t>ich can b</w:t>
-          </w:r>
-        </w:hyperlink>
+        <w:t>itself, which can b</w:t>
       </w:r>
       <w:r>
         <w:rPr>
@@ -2265,7 +2222,7 @@
           <w:sz w:val="24"/>
           <w:u w:val="single"/>
         </w:rPr>
-        <w:hyperlink r:id="rId19" w:history="1">
+        <w:hyperlink r:id="rId20" w:history="1">
           <w:r>
             <w:rPr>
               <w:rStyle w:val="Hyperlink"/>
@@ -2283,7 +2240,7 @@
           <w:sz w:val="24"/>
           <w:u w:val="single"/>
         </w:rPr>
-        <w:hyperlink r:id="rId19" w:history="1">
+        <w:hyperlink r:id="rId20" w:history="1">
           <w:r>
             <w:rPr>
               <w:rStyle w:val="Hyperlink"/>
@@ -2312,7 +2269,7 @@
           <w:sz w:val="24"/>
           <w:u w:val="single"/>
         </w:rPr>
-        <w:hyperlink r:id="rId19" w:history="1">
+        <w:hyperlink r:id="rId20" w:history="1">
           <w:r>
             <w:rPr>
               <w:rStyle w:val="Hyperlink"/>
@@ -2430,7 +2387,7 @@
           <w:sz w:val="24"/>
           <w:u w:val="single"/>
         </w:rPr>
-        <w:hyperlink r:id="rId20" w:history="1">
+        <w:hyperlink r:id="rId21" w:history="1">
           <w:r>
             <w:rPr>
               <w:rStyle w:val="Hyperlink"/>
@@ -2448,7 +2405,7 @@
           <w:sz w:val="24"/>
           <w:u w:val="single"/>
         </w:rPr>
-        <w:hyperlink r:id="rId20" w:history="1">
+        <w:hyperlink r:id="rId21" w:history="1">
           <w:r>
             <w:rPr>
               <w:rStyle w:val="Hyperlink"/>
@@ -2687,7 +2644,7 @@
           <w:sz w:val="24"/>
           <w:u w:val="single"/>
         </w:rPr>
-        <w:hyperlink r:id="rId21" w:history="1">
+        <w:hyperlink r:id="rId22" w:history="1">
           <w:r>
             <w:rPr>
               <w:rStyle w:val="Hyperlink"/>
@@ -2705,7 +2662,7 @@
           <w:sz w:val="24"/>
           <w:u w:val="single"/>
         </w:rPr>
-        <w:hyperlink r:id="rId21" w:history="1">
+        <w:hyperlink r:id="rId22" w:history="1">
           <w:r>
             <w:rPr>
               <w:rStyle w:val="Hyperlink"/>
@@ -2723,7 +2680,7 @@
           <w:sz w:val="24"/>
           <w:u w:val="single"/>
         </w:rPr>
-        <w:hyperlink r:id="rId21" w:history="1">
+        <w:hyperlink r:id="rId22" w:history="1">
           <w:r>
             <w:rPr>
               <w:rStyle w:val="Hyperlink"/>
@@ -2741,7 +2698,7 @@
           <w:sz w:val="24"/>
           <w:u w:val="single"/>
         </w:rPr>
-        <w:hyperlink r:id="rId21" w:history="1">
+        <w:hyperlink r:id="rId22" w:history="1">
           <w:r>
             <w:rPr>
               <w:rStyle w:val="Hyperlink"/>
@@ -2769,7 +2726,7 @@
           <w:sz w:val="24"/>
           <w:u w:val="single"/>
         </w:rPr>
-        <w:hyperlink r:id="rId22" w:history="1">
+        <w:hyperlink r:id="rId23" w:history="1">
           <w:r>
             <w:rPr>
               <w:rStyle w:val="Hyperlink"/>
@@ -2805,7 +2762,7 @@
           <w:sz w:val="24"/>
           <w:u w:val="single"/>
         </w:rPr>
-        <w:hyperlink r:id="rId21" w:history="1">
+        <w:hyperlink r:id="rId23" w:history="1">
           <w:r>
             <w:rPr>
               <w:rStyle w:val="Hyperlink"/>
@@ -2816,6 +2773,7 @@
       </w:r>
       <w:r>
         <w:rPr>
+          <w:u w:val="single" w:color="0000ff"/>
           <w:rFonts w:ascii="Charis SIL Regular" w:hAnsi="Charis SIL Regular" w:eastAsia="Charis SIL Regular"/>
           <w:b w:val="0"/>
           <w:i w:val="0"/>
@@ -2833,7 +2791,7 @@
           <w:sz w:val="24"/>
           <w:u w:val="single"/>
         </w:rPr>
-        <w:hyperlink r:id="rId21" w:history="1">
+        <w:hyperlink r:id="rId24" w:history="1">
           <w:r>
             <w:rPr>
               <w:rStyle w:val="Hyperlink"/>
@@ -2862,7 +2820,7 @@
           <w:sz w:val="24"/>
           <w:u w:val="single"/>
         </w:rPr>
-        <w:hyperlink r:id="rId23" w:history="1">
+        <w:hyperlink r:id="rId24" w:history="1">
           <w:r>
             <w:rPr>
               <w:rStyle w:val="Hyperlink"/>
@@ -2880,7 +2838,7 @@
           <w:sz w:val="24"/>
           <w:u w:val="single"/>
         </w:rPr>
-        <w:hyperlink r:id="rId23" w:history="1">
+        <w:hyperlink r:id="rId24" w:history="1">
           <w:r>
             <w:rPr>
               <w:rStyle w:val="Hyperlink"/>

--- a/EXPORTS/DOCX/published/niveau3/English/Bronbeek.docx
+++ b/EXPORTS/DOCX/published/niveau3/English/Bronbeek.docx
@@ -224,54 +224,7 @@
           <w:color w:val="000000"/>
           <w:sz w:val="24"/>
         </w:rPr>
-        <w:t>home</w:t>
-      </w:r>
-      <w:r>
-        <w:rPr>
-          <w:u w:val="single" w:color="0000ff"/>
-          <w:rFonts w:ascii="Charis SIL Regular" w:hAnsi="Charis SIL Regular" w:eastAsia="Charis SIL Regular"/>
-          <w:b w:val="0"/>
-          <w:i w:val="0"/>
-          <w:color w:val="000000"/>
-          <w:sz w:val="24"/>
-        </w:rPr>
-        <w:hyperlink r:id="rId9" w:history="1">
-          <w:r>
-            <w:rPr>
-              <w:rStyle w:val="Hyperlink"/>
-            </w:rPr>
-            <w:t xml:space="preserve"> was</w:t>
-          </w:r>
-        </w:hyperlink>
-      </w:r>
-      <w:r>
-        <w:rPr>
-          <w:u w:val="single" w:color="0000ff"/>
-          <w:rFonts w:ascii="Charis SIL Regular" w:hAnsi="Charis SIL Regular" w:eastAsia="Charis SIL Regular"/>
-          <w:b w:val="0"/>
-          <w:i w:val="0"/>
-          <w:color w:val="000000"/>
-          <w:sz w:val="24"/>
-        </w:rPr>
-        <w:t xml:space="preserve"> </w:t>
-      </w:r>
-      <w:r>
-        <w:rPr>
-          <w:u w:val="single" w:color="0000ff"/>
-          <w:rFonts w:ascii="Charis SIL Regular" w:hAnsi="Charis SIL Regular" w:eastAsia="Charis SIL Regular"/>
-          <w:b w:val="0"/>
-          <w:i w:val="0"/>
-          <w:color w:val="000000"/>
-          <w:sz w:val="24"/>
-        </w:rPr>
-        <w:hyperlink r:id="rId9" w:history="1">
-          <w:r>
-            <w:rPr>
-              <w:rStyle w:val="Hyperlink"/>
-            </w:rPr>
-            <w:t>establis</w:t>
-          </w:r>
-        </w:hyperlink>
+        <w:t>home was establis</w:t>
       </w:r>
       <w:r>
         <w:rPr>
@@ -447,93 +400,13 @@
       </w:r>
       <w:r>
         <w:rPr>
-          <w:u w:val="single" w:color="0000ff"/>
           <w:rFonts w:ascii="Charis SIL Regular" w:hAnsi="Charis SIL Regular" w:eastAsia="Charis SIL Regular"/>
           <w:b w:val="0"/>
           <w:i w:val="0"/>
           <w:color w:val="000000"/>
           <w:sz w:val="24"/>
         </w:rPr>
-        <w:hyperlink r:id="rId10" w:history="1">
-          <w:r>
-            <w:rPr>
-              <w:rStyle w:val="Hyperlink"/>
-            </w:rPr>
-            <w:t>memb</w:t>
-          </w:r>
-        </w:hyperlink>
-      </w:r>
-      <w:r>
-        <w:rPr>
-          <w:u w:val="single" w:color="0000ff"/>
-          <w:rFonts w:ascii="Charis SIL Regular" w:hAnsi="Charis SIL Regular" w:eastAsia="Charis SIL Regular"/>
-          <w:b w:val="0"/>
-          <w:i w:val="0"/>
-          <w:color w:val="000000"/>
-          <w:sz w:val="24"/>
-        </w:rPr>
-        <w:hyperlink r:id="rId10" w:history="1">
-          <w:r>
-            <w:rPr>
-              <w:rStyle w:val="Hyperlink"/>
-            </w:rPr>
-            <w:t xml:space="preserve">ers of </w:t>
-          </w:r>
-        </w:hyperlink>
-      </w:r>
-      <w:r>
-        <w:rPr>
-          <w:u w:val="single" w:color="0000ff"/>
-          <w:rFonts w:ascii="Charis SIL Regular" w:hAnsi="Charis SIL Regular" w:eastAsia="Charis SIL Regular"/>
-          <w:b w:val="0"/>
-          <w:i w:val="0"/>
-          <w:color w:val="000000"/>
-          <w:sz w:val="24"/>
-        </w:rPr>
-        <w:hyperlink r:id="rId10" w:history="1">
-          <w:r>
-            <w:rPr>
-              <w:rStyle w:val="Hyperlink"/>
-            </w:rPr>
-            <w:t>t</w:t>
-          </w:r>
-        </w:hyperlink>
-      </w:r>
-      <w:r>
-        <w:rPr>
-          <w:u w:val="single" w:color="0000ff"/>
-          <w:rFonts w:ascii="Charis SIL Regular" w:hAnsi="Charis SIL Regular" w:eastAsia="Charis SIL Regular"/>
-          <w:b w:val="0"/>
-          <w:i w:val="0"/>
-          <w:color w:val="000000"/>
-          <w:sz w:val="24"/>
-        </w:rPr>
-        <w:hyperlink r:id="rId10" w:history="1">
-          <w:r>
-            <w:rPr>
-              <w:rStyle w:val="Hyperlink"/>
-            </w:rPr>
-            <w:t>he R</w:t>
-          </w:r>
-        </w:hyperlink>
-      </w:r>
-      <w:r>
-        <w:rPr>
-          <w:u w:val="single" w:color="0000ff"/>
-          <w:rFonts w:ascii="Charis SIL Regular" w:hAnsi="Charis SIL Regular" w:eastAsia="Charis SIL Regular"/>
-          <w:b w:val="0"/>
-          <w:i w:val="0"/>
-          <w:color w:val="000000"/>
-          <w:sz w:val="24"/>
-        </w:rPr>
-        <w:hyperlink r:id="rId10" w:history="1">
-          <w:r>
-            <w:rPr>
-              <w:rStyle w:val="Hyperlink"/>
-            </w:rPr>
-            <w:t>oyal N</w:t>
-          </w:r>
-        </w:hyperlink>
+        <w:t>members of the Royal N</w:t>
       </w:r>
       <w:r>
         <w:rPr>
@@ -2744,7 +2617,7 @@
           <w:sz w:val="24"/>
           <w:u w:val="single"/>
         </w:rPr>
-        <w:hyperlink r:id="rId22" w:history="1">
+        <w:hyperlink r:id="rId23" w:history="1">
           <w:r>
             <w:rPr>
               <w:rStyle w:val="Hyperlink"/>
@@ -2773,7 +2646,6 @@
       </w:r>
       <w:r>
         <w:rPr>
-          <w:u w:val="single" w:color="0000ff"/>
           <w:rFonts w:ascii="Charis SIL Regular" w:hAnsi="Charis SIL Regular" w:eastAsia="Charis SIL Regular"/>
           <w:b w:val="0"/>
           <w:i w:val="0"/>
@@ -2791,7 +2663,7 @@
           <w:sz w:val="24"/>
           <w:u w:val="single"/>
         </w:rPr>
-        <w:hyperlink r:id="rId24" w:history="1">
+        <w:hyperlink r:id="rId22" w:history="1">
           <w:r>
             <w:rPr>
               <w:rStyle w:val="Hyperlink"/>
@@ -2838,7 +2710,7 @@
           <w:sz w:val="24"/>
           <w:u w:val="single"/>
         </w:rPr>
-        <w:hyperlink r:id="rId24" w:history="1">
+        <w:hyperlink r:id="rId22" w:history="1">
           <w:r>
             <w:rPr>
               <w:rStyle w:val="Hyperlink"/>

--- a/EXPORTS/DOCX/published/niveau3/English/Bronbeek.docx
+++ b/EXPORTS/DOCX/published/niveau3/English/Bronbeek.docx
@@ -224,7 +224,54 @@
           <w:color w:val="000000"/>
           <w:sz w:val="24"/>
         </w:rPr>
-        <w:t>home was establis</w:t>
+        <w:t>home</w:t>
+      </w:r>
+      <w:r>
+        <w:rPr>
+          <w:u w:val="single" w:color="0000ff"/>
+          <w:rFonts w:ascii="Charis SIL Regular" w:hAnsi="Charis SIL Regular" w:eastAsia="Charis SIL Regular"/>
+          <w:b w:val="0"/>
+          <w:i w:val="0"/>
+          <w:color w:val="000000"/>
+          <w:sz w:val="24"/>
+        </w:rPr>
+        <w:hyperlink r:id="rId9" w:history="1">
+          <w:r>
+            <w:rPr>
+              <w:rStyle w:val="Hyperlink"/>
+            </w:rPr>
+            <w:t xml:space="preserve"> was</w:t>
+          </w:r>
+        </w:hyperlink>
+      </w:r>
+      <w:r>
+        <w:rPr>
+          <w:u w:val="single" w:color="0000ff"/>
+          <w:rFonts w:ascii="Charis SIL Regular" w:hAnsi="Charis SIL Regular" w:eastAsia="Charis SIL Regular"/>
+          <w:b w:val="0"/>
+          <w:i w:val="0"/>
+          <w:color w:val="000000"/>
+          <w:sz w:val="24"/>
+        </w:rPr>
+        <w:t xml:space="preserve"> </w:t>
+      </w:r>
+      <w:r>
+        <w:rPr>
+          <w:u w:val="single" w:color="0000ff"/>
+          <w:rFonts w:ascii="Charis SIL Regular" w:hAnsi="Charis SIL Regular" w:eastAsia="Charis SIL Regular"/>
+          <w:b w:val="0"/>
+          <w:i w:val="0"/>
+          <w:color w:val="000000"/>
+          <w:sz w:val="24"/>
+        </w:rPr>
+        <w:hyperlink r:id="rId9" w:history="1">
+          <w:r>
+            <w:rPr>
+              <w:rStyle w:val="Hyperlink"/>
+            </w:rPr>
+            <w:t>establis</w:t>
+          </w:r>
+        </w:hyperlink>
       </w:r>
       <w:r>
         <w:rPr>
@@ -400,13 +447,93 @@
       </w:r>
       <w:r>
         <w:rPr>
+          <w:u w:val="single" w:color="0000ff"/>
           <w:rFonts w:ascii="Charis SIL Regular" w:hAnsi="Charis SIL Regular" w:eastAsia="Charis SIL Regular"/>
           <w:b w:val="0"/>
           <w:i w:val="0"/>
           <w:color w:val="000000"/>
           <w:sz w:val="24"/>
         </w:rPr>
-        <w:t>members of the Royal N</w:t>
+        <w:hyperlink r:id="rId10" w:history="1">
+          <w:r>
+            <w:rPr>
+              <w:rStyle w:val="Hyperlink"/>
+            </w:rPr>
+            <w:t>memb</w:t>
+          </w:r>
+        </w:hyperlink>
+      </w:r>
+      <w:r>
+        <w:rPr>
+          <w:u w:val="single" w:color="0000ff"/>
+          <w:rFonts w:ascii="Charis SIL Regular" w:hAnsi="Charis SIL Regular" w:eastAsia="Charis SIL Regular"/>
+          <w:b w:val="0"/>
+          <w:i w:val="0"/>
+          <w:color w:val="000000"/>
+          <w:sz w:val="24"/>
+        </w:rPr>
+        <w:hyperlink r:id="rId10" w:history="1">
+          <w:r>
+            <w:rPr>
+              <w:rStyle w:val="Hyperlink"/>
+            </w:rPr>
+            <w:t xml:space="preserve">ers of </w:t>
+          </w:r>
+        </w:hyperlink>
+      </w:r>
+      <w:r>
+        <w:rPr>
+          <w:u w:val="single" w:color="0000ff"/>
+          <w:rFonts w:ascii="Charis SIL Regular" w:hAnsi="Charis SIL Regular" w:eastAsia="Charis SIL Regular"/>
+          <w:b w:val="0"/>
+          <w:i w:val="0"/>
+          <w:color w:val="000000"/>
+          <w:sz w:val="24"/>
+        </w:rPr>
+        <w:hyperlink r:id="rId10" w:history="1">
+          <w:r>
+            <w:rPr>
+              <w:rStyle w:val="Hyperlink"/>
+            </w:rPr>
+            <w:t>t</w:t>
+          </w:r>
+        </w:hyperlink>
+      </w:r>
+      <w:r>
+        <w:rPr>
+          <w:u w:val="single" w:color="0000ff"/>
+          <w:rFonts w:ascii="Charis SIL Regular" w:hAnsi="Charis SIL Regular" w:eastAsia="Charis SIL Regular"/>
+          <w:b w:val="0"/>
+          <w:i w:val="0"/>
+          <w:color w:val="000000"/>
+          <w:sz w:val="24"/>
+        </w:rPr>
+        <w:hyperlink r:id="rId10" w:history="1">
+          <w:r>
+            <w:rPr>
+              <w:rStyle w:val="Hyperlink"/>
+            </w:rPr>
+            <w:t>he R</w:t>
+          </w:r>
+        </w:hyperlink>
+      </w:r>
+      <w:r>
+        <w:rPr>
+          <w:u w:val="single" w:color="0000ff"/>
+          <w:rFonts w:ascii="Charis SIL Regular" w:hAnsi="Charis SIL Regular" w:eastAsia="Charis SIL Regular"/>
+          <w:b w:val="0"/>
+          <w:i w:val="0"/>
+          <w:color w:val="000000"/>
+          <w:sz w:val="24"/>
+        </w:rPr>
+        <w:hyperlink r:id="rId10" w:history="1">
+          <w:r>
+            <w:rPr>
+              <w:rStyle w:val="Hyperlink"/>
+            </w:rPr>
+            <w:t>oyal N</w:t>
+          </w:r>
+        </w:hyperlink>
       </w:r>
       <w:r>
         <w:rPr>
@@ -1248,7 +1375,50 @@
           <w:color w:val="000000"/>
           <w:sz w:val="24"/>
         </w:rPr>
-        <w:t>itself, which can b</w:t>
+        <w:hyperlink r:id="rId15" w:history="1">
+          <w:r>
+            <w:rPr>
+              <w:rStyle w:val="Hyperlink"/>
+            </w:rPr>
+            <w:t>itself, w</w:t>
+          </w:r>
+        </w:hyperlink>
+      </w:r>
+      <w:r>
+        <w:rPr>
+          <w:u w:val="single" w:color="0000ff"/>
+          <w:rFonts w:ascii="Charis SIL Regular" w:hAnsi="Charis SIL Regular" w:eastAsia="Charis SIL Regular"/>
+          <w:b w:val="0"/>
+          <w:i w:val="0"/>
+          <w:color w:val="000000"/>
+          <w:sz w:val="24"/>
+        </w:rPr>
+        <w:hyperlink r:id="rId15" w:history="1">
+          <w:r>
+            <w:rPr>
+              <w:rStyle w:val="Hyperlink"/>
+            </w:rPr>
+            <w:t>h</w:t>
+          </w:r>
+        </w:hyperlink>
+      </w:r>
+      <w:r>
+        <w:rPr>
+          <w:u w:val="single" w:color="0000ff"/>
+          <w:rFonts w:ascii="Charis SIL Regular" w:hAnsi="Charis SIL Regular" w:eastAsia="Charis SIL Regular"/>
+          <w:b w:val="0"/>
+          <w:i w:val="0"/>
+          <w:color w:val="000000"/>
+          <w:sz w:val="24"/>
+        </w:rPr>
+        <w:hyperlink r:id="rId15" w:history="1">
+          <w:r>
+            <w:rPr>
+              <w:rStyle w:val="Hyperlink"/>
+            </w:rPr>
+            <w:t>ich can b</w:t>
+          </w:r>
+        </w:hyperlink>
       </w:r>
       <w:r>
         <w:rPr>
@@ -2652,7 +2822,14 @@
           <w:color w:val="000000"/>
           <w:sz w:val="24"/>
         </w:rPr>
-        <w:t xml:space="preserve">, </w:t>
+        <w:hyperlink r:id="rId22" w:history="1">
+          <w:r>
+            <w:rPr>
+              <w:rStyle w:val="Hyperlink"/>
+            </w:rPr>
+            <w:t xml:space="preserve">, </w:t>
+          </w:r>
+        </w:hyperlink>
       </w:r>
       <w:r>
         <w:rPr>
@@ -2663,7 +2840,7 @@
           <w:sz w:val="24"/>
           <w:u w:val="single"/>
         </w:rPr>
-        <w:hyperlink r:id="rId22" w:history="1">
+        <w:hyperlink r:id="rId24" w:history="1">
           <w:r>
             <w:rPr>
               <w:rStyle w:val="Hyperlink"/>
@@ -2692,7 +2869,7 @@
           <w:sz w:val="24"/>
           <w:u w:val="single"/>
         </w:rPr>
-        <w:hyperlink r:id="rId24" w:history="1">
+        <w:hyperlink r:id="rId22" w:history="1">
           <w:r>
             <w:rPr>
               <w:rStyle w:val="Hyperlink"/>

--- a/EXPORTS/DOCX/published/niveau3/English/Bronbeek.docx
+++ b/EXPORTS/DOCX/published/niveau3/English/Bronbeek.docx
@@ -2787,7 +2787,7 @@
           <w:sz w:val="24"/>
           <w:u w:val="single"/>
         </w:rPr>
-        <w:hyperlink r:id="rId23" w:history="1">
+        <w:hyperlink r:id="rId22" w:history="1">
           <w:r>
             <w:rPr>
               <w:rStyle w:val="Hyperlink"/>
@@ -2822,14 +2822,7 @@
           <w:color w:val="000000"/>
           <w:sz w:val="24"/>
         </w:rPr>
-        <w:hyperlink r:id="rId22" w:history="1">
-          <w:r>
-            <w:rPr>
-              <w:rStyle w:val="Hyperlink"/>
-            </w:rPr>
-            <w:t xml:space="preserve">, </w:t>
-          </w:r>
-        </w:hyperlink>
+        <w:t xml:space="preserve">, </w:t>
       </w:r>
       <w:r>
         <w:rPr>
@@ -2869,7 +2862,7 @@
           <w:sz w:val="24"/>
           <w:u w:val="single"/>
         </w:rPr>
-        <w:hyperlink r:id="rId22" w:history="1">
+        <w:hyperlink r:id="rId24" w:history="1">
           <w:r>
             <w:rPr>
               <w:rStyle w:val="Hyperlink"/>

--- a/EXPORTS/DOCX/published/niveau3/English/Bronbeek.docx
+++ b/EXPORTS/DOCX/published/niveau3/English/Bronbeek.docx
@@ -2787,7 +2787,7 @@
           <w:sz w:val="24"/>
           <w:u w:val="single"/>
         </w:rPr>
-        <w:hyperlink r:id="rId22" w:history="1">
+        <w:hyperlink r:id="rId23" w:history="1">
           <w:r>
             <w:rPr>
               <w:rStyle w:val="Hyperlink"/>
@@ -2822,7 +2822,14 @@
           <w:color w:val="000000"/>
           <w:sz w:val="24"/>
         </w:rPr>
-        <w:t xml:space="preserve">, </w:t>
+        <w:hyperlink r:id="rId22" w:history="1">
+          <w:r>
+            <w:rPr>
+              <w:rStyle w:val="Hyperlink"/>
+            </w:rPr>
+            <w:t xml:space="preserve">, </w:t>
+          </w:r>
+        </w:hyperlink>
       </w:r>
       <w:r>
         <w:rPr>
@@ -2862,7 +2869,7 @@
           <w:sz w:val="24"/>
           <w:u w:val="single"/>
         </w:rPr>
-        <w:hyperlink r:id="rId24" w:history="1">
+        <w:hyperlink r:id="rId22" w:history="1">
           <w:r>
             <w:rPr>
               <w:rStyle w:val="Hyperlink"/>
@@ -2880,7 +2887,7 @@
           <w:sz w:val="24"/>
           <w:u w:val="single"/>
         </w:rPr>
-        <w:hyperlink r:id="rId22" w:history="1">
+        <w:hyperlink r:id="rId24" w:history="1">
           <w:r>
             <w:rPr>
               <w:rStyle w:val="Hyperlink"/>

--- a/EXPORTS/DOCX/published/niveau3/English/Bronbeek.docx
+++ b/EXPORTS/DOCX/published/niveau3/English/Bronbeek.docx
@@ -2265,7 +2265,7 @@
           <w:sz w:val="24"/>
           <w:u w:val="single"/>
         </w:rPr>
-        <w:hyperlink r:id="rId20" w:history="1">
+        <w:hyperlink r:id="rId19" w:history="1">
           <w:r>
             <w:rPr>
               <w:rStyle w:val="Hyperlink"/>
@@ -2312,7 +2312,7 @@
           <w:sz w:val="24"/>
           <w:u w:val="single"/>
         </w:rPr>
-        <w:hyperlink r:id="rId20" w:history="1">
+        <w:hyperlink r:id="rId19" w:history="1">
           <w:r>
             <w:rPr>
               <w:rStyle w:val="Hyperlink"/>
@@ -2787,7 +2787,7 @@
           <w:sz w:val="24"/>
           <w:u w:val="single"/>
         </w:rPr>
-        <w:hyperlink r:id="rId23" w:history="1">
+        <w:hyperlink r:id="rId22" w:history="1">
           <w:r>
             <w:rPr>
               <w:rStyle w:val="Hyperlink"/>
@@ -2805,7 +2805,7 @@
           <w:sz w:val="24"/>
           <w:u w:val="single"/>
         </w:rPr>
-        <w:hyperlink r:id="rId23" w:history="1">
+        <w:hyperlink r:id="rId22" w:history="1">
           <w:r>
             <w:rPr>
               <w:rStyle w:val="Hyperlink"/>
@@ -2822,14 +2822,7 @@
           <w:color w:val="000000"/>
           <w:sz w:val="24"/>
         </w:rPr>
-        <w:hyperlink r:id="rId22" w:history="1">
-          <w:r>
-            <w:rPr>
-              <w:rStyle w:val="Hyperlink"/>
-            </w:rPr>
-            <w:t xml:space="preserve">, </w:t>
-          </w:r>
-        </w:hyperlink>
+        <w:t xml:space="preserve">, </w:t>
       </w:r>
       <w:r>
         <w:rPr>
@@ -2869,7 +2862,7 @@
           <w:sz w:val="24"/>
           <w:u w:val="single"/>
         </w:rPr>
-        <w:hyperlink r:id="rId22" w:history="1">
+        <w:hyperlink r:id="rId24" w:history="1">
           <w:r>
             <w:rPr>
               <w:rStyle w:val="Hyperlink"/>
@@ -2887,7 +2880,7 @@
           <w:sz w:val="24"/>
           <w:u w:val="single"/>
         </w:rPr>
-        <w:hyperlink r:id="rId24" w:history="1">
+        <w:hyperlink r:id="rId22" w:history="1">
           <w:r>
             <w:rPr>
               <w:rStyle w:val="Hyperlink"/>

--- a/EXPORTS/DOCX/published/niveau3/English/Bronbeek.docx
+++ b/EXPORTS/DOCX/published/niveau3/English/Bronbeek.docx
@@ -2265,7 +2265,7 @@
           <w:sz w:val="24"/>
           <w:u w:val="single"/>
         </w:rPr>
-        <w:hyperlink r:id="rId19" w:history="1">
+        <w:hyperlink r:id="rId20" w:history="1">
           <w:r>
             <w:rPr>
               <w:rStyle w:val="Hyperlink"/>
@@ -2312,7 +2312,7 @@
           <w:sz w:val="24"/>
           <w:u w:val="single"/>
         </w:rPr>
-        <w:hyperlink r:id="rId19" w:history="1">
+        <w:hyperlink r:id="rId20" w:history="1">
           <w:r>
             <w:rPr>
               <w:rStyle w:val="Hyperlink"/>
@@ -2787,7 +2787,7 @@
           <w:sz w:val="24"/>
           <w:u w:val="single"/>
         </w:rPr>
-        <w:hyperlink r:id="rId22" w:history="1">
+        <w:hyperlink r:id="rId23" w:history="1">
           <w:r>
             <w:rPr>
               <w:rStyle w:val="Hyperlink"/>
@@ -2805,7 +2805,7 @@
           <w:sz w:val="24"/>
           <w:u w:val="single"/>
         </w:rPr>
-        <w:hyperlink r:id="rId22" w:history="1">
+        <w:hyperlink r:id="rId23" w:history="1">
           <w:r>
             <w:rPr>
               <w:rStyle w:val="Hyperlink"/>
@@ -2816,13 +2816,21 @@
       </w:r>
       <w:r>
         <w:rPr>
+          <w:u w:val="single" w:color="0000ff"/>
           <w:rFonts w:ascii="Charis SIL Regular" w:hAnsi="Charis SIL Regular" w:eastAsia="Charis SIL Regular"/>
           <w:b w:val="0"/>
           <w:i w:val="0"/>
           <w:color w:val="000000"/>
           <w:sz w:val="24"/>
         </w:rPr>
-        <w:t xml:space="preserve">, </w:t>
+        <w:hyperlink r:id="rId22" w:history="1">
+          <w:r>
+            <w:rPr>
+              <w:rStyle w:val="Hyperlink"/>
+            </w:rPr>
+            <w:t xml:space="preserve">, </w:t>
+          </w:r>
+        </w:hyperlink>
       </w:r>
       <w:r>
         <w:rPr>
@@ -2833,7 +2841,7 @@
           <w:sz w:val="24"/>
           <w:u w:val="single"/>
         </w:rPr>
-        <w:hyperlink r:id="rId24" w:history="1">
+        <w:hyperlink r:id="rId22" w:history="1">
           <w:r>
             <w:rPr>
               <w:rStyle w:val="Hyperlink"/>
@@ -2862,7 +2870,7 @@
           <w:sz w:val="24"/>
           <w:u w:val="single"/>
         </w:rPr>
-        <w:hyperlink r:id="rId24" w:history="1">
+        <w:hyperlink r:id="rId22" w:history="1">
           <w:r>
             <w:rPr>
               <w:rStyle w:val="Hyperlink"/>

--- a/EXPORTS/DOCX/published/niveau3/English/Bronbeek.docx
+++ b/EXPORTS/DOCX/published/niveau3/English/Bronbeek.docx
@@ -2870,7 +2870,7 @@
           <w:sz w:val="24"/>
           <w:u w:val="single"/>
         </w:rPr>
-        <w:hyperlink r:id="rId22" w:history="1">
+        <w:hyperlink r:id="rId24" w:history="1">
           <w:r>
             <w:rPr>
               <w:rStyle w:val="Hyperlink"/>
@@ -2888,7 +2888,7 @@
           <w:sz w:val="24"/>
           <w:u w:val="single"/>
         </w:rPr>
-        <w:hyperlink r:id="rId22" w:history="1">
+        <w:hyperlink r:id="rId24" w:history="1">
           <w:r>
             <w:rPr>
               <w:rStyle w:val="Hyperlink"/>

--- a/EXPORTS/DOCX/published/niveau3/English/Bronbeek.docx
+++ b/EXPORTS/DOCX/published/niveau3/English/Bronbeek.docx
@@ -1440,31 +1440,13 @@
       </w:r>
       <w:r>
         <w:rPr>
-          <w:u w:val="single" w:color="0000ff"/>
           <w:rFonts w:ascii="Charis SIL Regular" w:hAnsi="Charis SIL Regular" w:eastAsia="Charis SIL Regular"/>
           <w:b w:val="0"/>
           <w:i w:val="0"/>
           <w:color w:val="000000"/>
           <w:sz w:val="24"/>
         </w:rPr>
-        <w:hyperlink r:id="rId15" w:history="1">
-          <w:r>
-            <w:rPr>
-              <w:rStyle w:val="Hyperlink"/>
-            </w:rPr>
-            <w:t>consulted vi</w:t>
-          </w:r>
-        </w:hyperlink>
-      </w:r>
-      <w:r>
-        <w:rPr>
-          <w:rFonts w:ascii="Charis SIL Regular" w:hAnsi="Charis SIL Regular" w:eastAsia="Charis SIL Regular"/>
-          <w:b w:val="0"/>
-          <w:i w:val="0"/>
-          <w:color w:val="000000"/>
-          <w:sz w:val="24"/>
-        </w:rPr>
-        <w:t xml:space="preserve">a the </w:t>
+        <w:t xml:space="preserve">consulted via the </w:t>
       </w:r>
       <w:r>
         <w:rPr>
@@ -2265,7 +2247,7 @@
           <w:sz w:val="24"/>
           <w:u w:val="single"/>
         </w:rPr>
-        <w:hyperlink r:id="rId20" w:history="1">
+        <w:hyperlink r:id="rId19" w:history="1">
           <w:r>
             <w:rPr>
               <w:rStyle w:val="Hyperlink"/>
@@ -2312,7 +2294,7 @@
           <w:sz w:val="24"/>
           <w:u w:val="single"/>
         </w:rPr>
-        <w:hyperlink r:id="rId20" w:history="1">
+        <w:hyperlink r:id="rId19" w:history="1">
           <w:r>
             <w:rPr>
               <w:rStyle w:val="Hyperlink"/>
@@ -2816,21 +2798,13 @@
       </w:r>
       <w:r>
         <w:rPr>
-          <w:u w:val="single" w:color="0000ff"/>
           <w:rFonts w:ascii="Charis SIL Regular" w:hAnsi="Charis SIL Regular" w:eastAsia="Charis SIL Regular"/>
           <w:b w:val="0"/>
           <w:i w:val="0"/>
           <w:color w:val="000000"/>
           <w:sz w:val="24"/>
         </w:rPr>
-        <w:hyperlink r:id="rId22" w:history="1">
-          <w:r>
-            <w:rPr>
-              <w:rStyle w:val="Hyperlink"/>
-            </w:rPr>
-            <w:t xml:space="preserve">, </w:t>
-          </w:r>
-        </w:hyperlink>
+        <w:t xml:space="preserve">, </w:t>
       </w:r>
       <w:r>
         <w:rPr>
@@ -2870,7 +2844,7 @@
           <w:sz w:val="24"/>
           <w:u w:val="single"/>
         </w:rPr>
-        <w:hyperlink r:id="rId24" w:history="1">
+        <w:hyperlink r:id="rId22" w:history="1">
           <w:r>
             <w:rPr>
               <w:rStyle w:val="Hyperlink"/>
@@ -2888,7 +2862,7 @@
           <w:sz w:val="24"/>
           <w:u w:val="single"/>
         </w:rPr>
-        <w:hyperlink r:id="rId24" w:history="1">
+        <w:hyperlink r:id="rId22" w:history="1">
           <w:r>
             <w:rPr>
               <w:rStyle w:val="Hyperlink"/>

--- a/EXPORTS/DOCX/published/niveau3/English/Bronbeek.docx
+++ b/EXPORTS/DOCX/published/niveau3/English/Bronbeek.docx
@@ -453,7 +453,25 @@
           <w:color w:val="000000"/>
           <w:sz w:val="24"/>
         </w:rPr>
-        <w:t>members of the Royal N</w:t>
+        <w:t>members of the R</w:t>
+      </w:r>
+      <w:r>
+        <w:rPr>
+          <w:u w:val="single" w:color="0000ff"/>
+          <w:rFonts w:ascii="Charis SIL Regular" w:hAnsi="Charis SIL Regular" w:eastAsia="Charis SIL Regular"/>
+          <w:b w:val="0"/>
+          <w:i w:val="0"/>
+          <w:color w:val="000000"/>
+          <w:sz w:val="24"/>
+        </w:rPr>
+        <w:hyperlink r:id="rId10" w:history="1">
+          <w:r>
+            <w:rPr>
+              <w:rStyle w:val="Hyperlink"/>
+            </w:rPr>
+            <w:t>oyal N</w:t>
+          </w:r>
+        </w:hyperlink>
       </w:r>
       <w:r>
         <w:rPr>
@@ -2232,7 +2250,7 @@
           <w:sz w:val="24"/>
           <w:u w:val="single"/>
         </w:rPr>
-        <w:hyperlink r:id="rId20" w:history="1">
+        <w:hyperlink r:id="rId19" w:history="1">
           <w:r>
             <w:rPr>
               <w:rStyle w:val="Hyperlink"/>
@@ -2707,7 +2725,7 @@
           <w:sz w:val="24"/>
           <w:u w:val="single"/>
         </w:rPr>
-        <w:hyperlink r:id="rId22" w:history="1">
+        <w:hyperlink r:id="rId23" w:history="1">
           <w:r>
             <w:rPr>
               <w:rStyle w:val="Hyperlink"/>
@@ -2725,7 +2743,7 @@
           <w:sz w:val="24"/>
           <w:u w:val="single"/>
         </w:rPr>
-        <w:hyperlink r:id="rId23" w:history="1">
+        <w:hyperlink r:id="rId22" w:history="1">
           <w:r>
             <w:rPr>
               <w:rStyle w:val="Hyperlink"/>
@@ -2743,7 +2761,14 @@
           <w:color w:val="000000"/>
           <w:sz w:val="24"/>
         </w:rPr>
-        <w:t xml:space="preserve">, </w:t>
+        <w:hyperlink r:id="rId22" w:history="1">
+          <w:r>
+            <w:rPr>
+              <w:rStyle w:val="Hyperlink"/>
+            </w:rPr>
+            <w:t xml:space="preserve">, </w:t>
+          </w:r>
+        </w:hyperlink>
       </w:r>
       <w:r>
         <w:rPr>
@@ -2801,7 +2826,7 @@
           <w:sz w:val="24"/>
           <w:u w:val="single"/>
         </w:rPr>
-        <w:hyperlink r:id="rId22" w:history="1">
+        <w:hyperlink r:id="rId24" w:history="1">
           <w:r>
             <w:rPr>
               <w:rStyle w:val="Hyperlink"/>

--- a/EXPORTS/DOCX/published/niveau3/English/Bronbeek.docx
+++ b/EXPORTS/DOCX/published/niveau3/English/Bronbeek.docx
@@ -447,13 +447,75 @@
       </w:r>
       <w:r>
         <w:rPr>
+          <w:u w:val="single" w:color="0000ff"/>
           <w:rFonts w:ascii="Charis SIL Regular" w:hAnsi="Charis SIL Regular" w:eastAsia="Charis SIL Regular"/>
           <w:b w:val="0"/>
           <w:i w:val="0"/>
           <w:color w:val="000000"/>
           <w:sz w:val="24"/>
         </w:rPr>
-        <w:t>members of the R</w:t>
+        <w:hyperlink r:id="rId10" w:history="1">
+          <w:r>
+            <w:rPr>
+              <w:rStyle w:val="Hyperlink"/>
+            </w:rPr>
+            <w:t>memb</w:t>
+          </w:r>
+        </w:hyperlink>
+      </w:r>
+      <w:r>
+        <w:rPr>
+          <w:u w:val="single" w:color="0000ff"/>
+          <w:rFonts w:ascii="Charis SIL Regular" w:hAnsi="Charis SIL Regular" w:eastAsia="Charis SIL Regular"/>
+          <w:b w:val="0"/>
+          <w:i w:val="0"/>
+          <w:color w:val="000000"/>
+          <w:sz w:val="24"/>
+        </w:rPr>
+        <w:hyperlink r:id="rId10" w:history="1">
+          <w:r>
+            <w:rPr>
+              <w:rStyle w:val="Hyperlink"/>
+            </w:rPr>
+            <w:t xml:space="preserve">ers of </w:t>
+          </w:r>
+        </w:hyperlink>
+      </w:r>
+      <w:r>
+        <w:rPr>
+          <w:u w:val="single" w:color="0000ff"/>
+          <w:rFonts w:ascii="Charis SIL Regular" w:hAnsi="Charis SIL Regular" w:eastAsia="Charis SIL Regular"/>
+          <w:b w:val="0"/>
+          <w:i w:val="0"/>
+          <w:color w:val="000000"/>
+          <w:sz w:val="24"/>
+        </w:rPr>
+        <w:hyperlink r:id="rId10" w:history="1">
+          <w:r>
+            <w:rPr>
+              <w:rStyle w:val="Hyperlink"/>
+            </w:rPr>
+            <w:t>t</w:t>
+          </w:r>
+        </w:hyperlink>
+      </w:r>
+      <w:r>
+        <w:rPr>
+          <w:u w:val="single" w:color="0000ff"/>
+          <w:rFonts w:ascii="Charis SIL Regular" w:hAnsi="Charis SIL Regular" w:eastAsia="Charis SIL Regular"/>
+          <w:b w:val="0"/>
+          <w:i w:val="0"/>
+          <w:color w:val="000000"/>
+          <w:sz w:val="24"/>
+        </w:rPr>
+        <w:hyperlink r:id="rId10" w:history="1">
+          <w:r>
+            <w:rPr>
+              <w:rStyle w:val="Hyperlink"/>
+            </w:rPr>
+            <w:t>he R</w:t>
+          </w:r>
+        </w:hyperlink>
       </w:r>
       <w:r>
         <w:rPr>
@@ -2203,7 +2265,7 @@
           <w:sz w:val="24"/>
           <w:u w:val="single"/>
         </w:rPr>
-        <w:hyperlink r:id="rId20" w:history="1">
+        <w:hyperlink r:id="rId19" w:history="1">
           <w:r>
             <w:rPr>
               <w:rStyle w:val="Hyperlink"/>
@@ -2250,7 +2312,7 @@
           <w:sz w:val="24"/>
           <w:u w:val="single"/>
         </w:rPr>
-        <w:hyperlink r:id="rId19" w:history="1">
+        <w:hyperlink r:id="rId20" w:history="1">
           <w:r>
             <w:rPr>
               <w:rStyle w:val="Hyperlink"/>
@@ -2743,7 +2805,7 @@
           <w:sz w:val="24"/>
           <w:u w:val="single"/>
         </w:rPr>
-        <w:hyperlink r:id="rId22" w:history="1">
+        <w:hyperlink r:id="rId23" w:history="1">
           <w:r>
             <w:rPr>
               <w:rStyle w:val="Hyperlink"/>
@@ -2754,7 +2816,6 @@
       </w:r>
       <w:r>
         <w:rPr>
-          <w:u w:val="single" w:color="0000ff"/>
           <w:rFonts w:ascii="Charis SIL Regular" w:hAnsi="Charis SIL Regular" w:eastAsia="Charis SIL Regular"/>
           <w:b w:val="0"/>
           <w:i w:val="0"/>
@@ -2779,7 +2840,7 @@
           <w:sz w:val="24"/>
           <w:u w:val="single"/>
         </w:rPr>
-        <w:hyperlink r:id="rId24" w:history="1">
+        <w:hyperlink r:id="rId22" w:history="1">
           <w:r>
             <w:rPr>
               <w:rStyle w:val="Hyperlink"/>

--- a/EXPORTS/DOCX/published/niveau3/English/Bronbeek.docx
+++ b/EXPORTS/DOCX/published/niveau3/English/Bronbeek.docx
@@ -2283,7 +2283,7 @@
           <w:sz w:val="24"/>
           <w:u w:val="single"/>
         </w:rPr>
-        <w:hyperlink r:id="rId19" w:history="1">
+        <w:hyperlink r:id="rId20" w:history="1">
           <w:r>
             <w:rPr>
               <w:rStyle w:val="Hyperlink"/>
@@ -2312,7 +2312,7 @@
           <w:sz w:val="24"/>
           <w:u w:val="single"/>
         </w:rPr>
-        <w:hyperlink r:id="rId20" w:history="1">
+        <w:hyperlink r:id="rId19" w:history="1">
           <w:r>
             <w:rPr>
               <w:rStyle w:val="Hyperlink"/>
@@ -2787,7 +2787,7 @@
           <w:sz w:val="24"/>
           <w:u w:val="single"/>
         </w:rPr>
-        <w:hyperlink r:id="rId23" w:history="1">
+        <w:hyperlink r:id="rId22" w:history="1">
           <w:r>
             <w:rPr>
               <w:rStyle w:val="Hyperlink"/>
@@ -2816,20 +2816,14 @@
       </w:r>
       <w:r>
         <w:rPr>
+          <w:u w:val="single" w:color="0000ff"/>
           <w:rFonts w:ascii="Charis SIL Regular" w:hAnsi="Charis SIL Regular" w:eastAsia="Charis SIL Regular"/>
           <w:b w:val="0"/>
           <w:i w:val="0"/>
           <w:color w:val="000000"/>
           <w:sz w:val="24"/>
         </w:rPr>
-        <w:hyperlink r:id="rId22" w:history="1">
-          <w:r>
-            <w:rPr>
-              <w:rStyle w:val="Hyperlink"/>
-            </w:rPr>
-            <w:t xml:space="preserve">, </w:t>
-          </w:r>
-        </w:hyperlink>
+        <w:t xml:space="preserve">, </w:t>
       </w:r>
       <w:r>
         <w:rPr>
@@ -2840,7 +2834,7 @@
           <w:sz w:val="24"/>
           <w:u w:val="single"/>
         </w:rPr>
-        <w:hyperlink r:id="rId22" w:history="1">
+        <w:hyperlink r:id="rId24" w:history="1">
           <w:r>
             <w:rPr>
               <w:rStyle w:val="Hyperlink"/>
@@ -2887,7 +2881,7 @@
           <w:sz w:val="24"/>
           <w:u w:val="single"/>
         </w:rPr>
-        <w:hyperlink r:id="rId24" w:history="1">
+        <w:hyperlink r:id="rId22" w:history="1">
           <w:r>
             <w:rPr>
               <w:rStyle w:val="Hyperlink"/>

--- a/EXPORTS/DOCX/published/niveau3/English/Bronbeek.docx
+++ b/EXPORTS/DOCX/published/niveau3/English/Bronbeek.docx
@@ -2265,7 +2265,7 @@
           <w:sz w:val="24"/>
           <w:u w:val="single"/>
         </w:rPr>
-        <w:hyperlink r:id="rId19" w:history="1">
+        <w:hyperlink r:id="rId20" w:history="1">
           <w:r>
             <w:rPr>
               <w:rStyle w:val="Hyperlink"/>
@@ -2312,7 +2312,7 @@
           <w:sz w:val="24"/>
           <w:u w:val="single"/>
         </w:rPr>
-        <w:hyperlink r:id="rId19" w:history="1">
+        <w:hyperlink r:id="rId20" w:history="1">
           <w:r>
             <w:rPr>
               <w:rStyle w:val="Hyperlink"/>
@@ -2787,7 +2787,7 @@
           <w:sz w:val="24"/>
           <w:u w:val="single"/>
         </w:rPr>
-        <w:hyperlink r:id="rId22" w:history="1">
+        <w:hyperlink r:id="rId23" w:history="1">
           <w:r>
             <w:rPr>
               <w:rStyle w:val="Hyperlink"/>
@@ -2816,7 +2816,6 @@
       </w:r>
       <w:r>
         <w:rPr>
-          <w:u w:val="single" w:color="0000ff"/>
           <w:rFonts w:ascii="Charis SIL Regular" w:hAnsi="Charis SIL Regular" w:eastAsia="Charis SIL Regular"/>
           <w:b w:val="0"/>
           <w:i w:val="0"/>

--- a/EXPORTS/DOCX/published/niveau3/English/Bronbeek.docx
+++ b/EXPORTS/DOCX/published/niveau3/English/Bronbeek.docx
@@ -2816,13 +2816,21 @@
       </w:r>
       <w:r>
         <w:rPr>
+          <w:u w:val="single" w:color="0000ff"/>
           <w:rFonts w:ascii="Charis SIL Regular" w:hAnsi="Charis SIL Regular" w:eastAsia="Charis SIL Regular"/>
           <w:b w:val="0"/>
           <w:i w:val="0"/>
           <w:color w:val="000000"/>
           <w:sz w:val="24"/>
         </w:rPr>
-        <w:t xml:space="preserve">, </w:t>
+        <w:hyperlink r:id="rId22" w:history="1">
+          <w:r>
+            <w:rPr>
+              <w:rStyle w:val="Hyperlink"/>
+            </w:rPr>
+            <w:t xml:space="preserve">, </w:t>
+          </w:r>
+        </w:hyperlink>
       </w:r>
       <w:r>
         <w:rPr>
@@ -2833,7 +2841,7 @@
           <w:sz w:val="24"/>
           <w:u w:val="single"/>
         </w:rPr>
-        <w:hyperlink r:id="rId24" w:history="1">
+        <w:hyperlink r:id="rId22" w:history="1">
           <w:r>
             <w:rPr>
               <w:rStyle w:val="Hyperlink"/>
@@ -2880,7 +2888,7 @@
           <w:sz w:val="24"/>
           <w:u w:val="single"/>
         </w:rPr>
-        <w:hyperlink r:id="rId22" w:history="1">
+        <w:hyperlink r:id="rId24" w:history="1">
           <w:r>
             <w:rPr>
               <w:rStyle w:val="Hyperlink"/>

--- a/EXPORTS/DOCX/published/niveau3/English/Bronbeek.docx
+++ b/EXPORTS/DOCX/published/niveau3/English/Bronbeek.docx
@@ -2283,7 +2283,7 @@
           <w:sz w:val="24"/>
           <w:u w:val="single"/>
         </w:rPr>
-        <w:hyperlink r:id="rId20" w:history="1">
+        <w:hyperlink r:id="rId19" w:history="1">
           <w:r>
             <w:rPr>
               <w:rStyle w:val="Hyperlink"/>
@@ -2312,7 +2312,7 @@
           <w:sz w:val="24"/>
           <w:u w:val="single"/>
         </w:rPr>
-        <w:hyperlink r:id="rId20" w:history="1">
+        <w:hyperlink r:id="rId19" w:history="1">
           <w:r>
             <w:rPr>
               <w:rStyle w:val="Hyperlink"/>
@@ -2816,21 +2816,13 @@
       </w:r>
       <w:r>
         <w:rPr>
-          <w:u w:val="single" w:color="0000ff"/>
           <w:rFonts w:ascii="Charis SIL Regular" w:hAnsi="Charis SIL Regular" w:eastAsia="Charis SIL Regular"/>
           <w:b w:val="0"/>
           <w:i w:val="0"/>
           <w:color w:val="000000"/>
           <w:sz w:val="24"/>
         </w:rPr>
-        <w:hyperlink r:id="rId22" w:history="1">
-          <w:r>
-            <w:rPr>
-              <w:rStyle w:val="Hyperlink"/>
-            </w:rPr>
-            <w:t xml:space="preserve">, </w:t>
-          </w:r>
-        </w:hyperlink>
+        <w:t xml:space="preserve">, </w:t>
       </w:r>
       <w:r>
         <w:rPr>
@@ -2841,7 +2833,7 @@
           <w:sz w:val="24"/>
           <w:u w:val="single"/>
         </w:rPr>
-        <w:hyperlink r:id="rId22" w:history="1">
+        <w:hyperlink r:id="rId24" w:history="1">
           <w:r>
             <w:rPr>
               <w:rStyle w:val="Hyperlink"/>
@@ -2888,7 +2880,7 @@
           <w:sz w:val="24"/>
           <w:u w:val="single"/>
         </w:rPr>
-        <w:hyperlink r:id="rId24" w:history="1">
+        <w:hyperlink r:id="rId22" w:history="1">
           <w:r>
             <w:rPr>
               <w:rStyle w:val="Hyperlink"/>

--- a/EXPORTS/DOCX/published/niveau3/English/Bronbeek.docx
+++ b/EXPORTS/DOCX/published/niveau3/English/Bronbeek.docx
@@ -454,14 +454,7 @@
           <w:color w:val="000000"/>
           <w:sz w:val="24"/>
         </w:rPr>
-        <w:hyperlink r:id="rId10" w:history="1">
-          <w:r>
-            <w:rPr>
-              <w:rStyle w:val="Hyperlink"/>
-            </w:rPr>
-            <w:t>memb</w:t>
-          </w:r>
-        </w:hyperlink>
+        <w:t>memb</w:t>
       </w:r>
       <w:r>
         <w:rPr>
@@ -508,32 +501,7 @@
           <w:color w:val="000000"/>
           <w:sz w:val="24"/>
         </w:rPr>
-        <w:hyperlink r:id="rId10" w:history="1">
-          <w:r>
-            <w:rPr>
-              <w:rStyle w:val="Hyperlink"/>
-            </w:rPr>
-            <w:t>he R</w:t>
-          </w:r>
-        </w:hyperlink>
-      </w:r>
-      <w:r>
-        <w:rPr>
-          <w:u w:val="single" w:color="0000ff"/>
-          <w:rFonts w:ascii="Charis SIL Regular" w:hAnsi="Charis SIL Regular" w:eastAsia="Charis SIL Regular"/>
-          <w:b w:val="0"/>
-          <w:i w:val="0"/>
-          <w:color w:val="000000"/>
-          <w:sz w:val="24"/>
-        </w:rPr>
-        <w:hyperlink r:id="rId10" w:history="1">
-          <w:r>
-            <w:rPr>
-              <w:rStyle w:val="Hyperlink"/>
-            </w:rPr>
-            <w:t>oyal N</w:t>
-          </w:r>
-        </w:hyperlink>
+        <w:t>he Royal N</w:t>
       </w:r>
       <w:r>
         <w:rPr>
@@ -2265,7 +2233,7 @@
           <w:sz w:val="24"/>
           <w:u w:val="single"/>
         </w:rPr>
-        <w:hyperlink r:id="rId20" w:history="1">
+        <w:hyperlink r:id="rId19" w:history="1">
           <w:r>
             <w:rPr>
               <w:rStyle w:val="Hyperlink"/>
@@ -2283,7 +2251,7 @@
           <w:sz w:val="24"/>
           <w:u w:val="single"/>
         </w:rPr>
-        <w:hyperlink r:id="rId19" w:history="1">
+        <w:hyperlink r:id="rId20" w:history="1">
           <w:r>
             <w:rPr>
               <w:rStyle w:val="Hyperlink"/>
@@ -2787,7 +2755,7 @@
           <w:sz w:val="24"/>
           <w:u w:val="single"/>
         </w:rPr>
-        <w:hyperlink r:id="rId23" w:history="1">
+        <w:hyperlink r:id="rId22" w:history="1">
           <w:r>
             <w:rPr>
               <w:rStyle w:val="Hyperlink"/>
@@ -2805,7 +2773,7 @@
           <w:sz w:val="24"/>
           <w:u w:val="single"/>
         </w:rPr>
-        <w:hyperlink r:id="rId23" w:history="1">
+        <w:hyperlink r:id="rId22" w:history="1">
           <w:r>
             <w:rPr>
               <w:rStyle w:val="Hyperlink"/>
@@ -2816,13 +2784,21 @@
       </w:r>
       <w:r>
         <w:rPr>
+          <w:u w:val="single" w:color="0000ff"/>
           <w:rFonts w:ascii="Charis SIL Regular" w:hAnsi="Charis SIL Regular" w:eastAsia="Charis SIL Regular"/>
           <w:b w:val="0"/>
           <w:i w:val="0"/>
           <w:color w:val="000000"/>
           <w:sz w:val="24"/>
         </w:rPr>
-        <w:t xml:space="preserve">, </w:t>
+        <w:hyperlink r:id="rId22" w:history="1">
+          <w:r>
+            <w:rPr>
+              <w:rStyle w:val="Hyperlink"/>
+            </w:rPr>
+            <w:t xml:space="preserve">, </w:t>
+          </w:r>
+        </w:hyperlink>
       </w:r>
       <w:r>
         <w:rPr>
@@ -2833,7 +2809,7 @@
           <w:sz w:val="24"/>
           <w:u w:val="single"/>
         </w:rPr>
-        <w:hyperlink r:id="rId24" w:history="1">
+        <w:hyperlink r:id="rId22" w:history="1">
           <w:r>
             <w:rPr>
               <w:rStyle w:val="Hyperlink"/>
@@ -2862,7 +2838,7 @@
           <w:sz w:val="24"/>
           <w:u w:val="single"/>
         </w:rPr>
-        <w:hyperlink r:id="rId24" w:history="1">
+        <w:hyperlink r:id="rId22" w:history="1">
           <w:r>
             <w:rPr>
               <w:rStyle w:val="Hyperlink"/>

--- a/EXPORTS/DOCX/published/niveau3/English/Bronbeek.docx
+++ b/EXPORTS/DOCX/published/niveau3/English/Bronbeek.docx
@@ -447,61 +447,13 @@
       </w:r>
       <w:r>
         <w:rPr>
-          <w:u w:val="single" w:color="0000ff"/>
           <w:rFonts w:ascii="Charis SIL Regular" w:hAnsi="Charis SIL Regular" w:eastAsia="Charis SIL Regular"/>
           <w:b w:val="0"/>
           <w:i w:val="0"/>
           <w:color w:val="000000"/>
           <w:sz w:val="24"/>
         </w:rPr>
-        <w:t>memb</w:t>
-      </w:r>
-      <w:r>
-        <w:rPr>
-          <w:u w:val="single" w:color="0000ff"/>
-          <w:rFonts w:ascii="Charis SIL Regular" w:hAnsi="Charis SIL Regular" w:eastAsia="Charis SIL Regular"/>
-          <w:b w:val="0"/>
-          <w:i w:val="0"/>
-          <w:color w:val="000000"/>
-          <w:sz w:val="24"/>
-        </w:rPr>
-        <w:hyperlink r:id="rId10" w:history="1">
-          <w:r>
-            <w:rPr>
-              <w:rStyle w:val="Hyperlink"/>
-            </w:rPr>
-            <w:t xml:space="preserve">ers of </w:t>
-          </w:r>
-        </w:hyperlink>
-      </w:r>
-      <w:r>
-        <w:rPr>
-          <w:u w:val="single" w:color="0000ff"/>
-          <w:rFonts w:ascii="Charis SIL Regular" w:hAnsi="Charis SIL Regular" w:eastAsia="Charis SIL Regular"/>
-          <w:b w:val="0"/>
-          <w:i w:val="0"/>
-          <w:color w:val="000000"/>
-          <w:sz w:val="24"/>
-        </w:rPr>
-        <w:hyperlink r:id="rId10" w:history="1">
-          <w:r>
-            <w:rPr>
-              <w:rStyle w:val="Hyperlink"/>
-            </w:rPr>
-            <w:t>t</w:t>
-          </w:r>
-        </w:hyperlink>
-      </w:r>
-      <w:r>
-        <w:rPr>
-          <w:u w:val="single" w:color="0000ff"/>
-          <w:rFonts w:ascii="Charis SIL Regular" w:hAnsi="Charis SIL Regular" w:eastAsia="Charis SIL Regular"/>
-          <w:b w:val="0"/>
-          <w:i w:val="0"/>
-          <w:color w:val="000000"/>
-          <w:sz w:val="24"/>
-        </w:rPr>
-        <w:t>he Royal N</w:t>
+        <w:t>members of the Royal N</w:t>
       </w:r>
       <w:r>
         <w:rPr>
@@ -2233,7 +2185,7 @@
           <w:sz w:val="24"/>
           <w:u w:val="single"/>
         </w:rPr>
-        <w:hyperlink r:id="rId19" w:history="1">
+        <w:hyperlink r:id="rId20" w:history="1">
           <w:r>
             <w:rPr>
               <w:rStyle w:val="Hyperlink"/>
@@ -2251,7 +2203,7 @@
           <w:sz w:val="24"/>
           <w:u w:val="single"/>
         </w:rPr>
-        <w:hyperlink r:id="rId20" w:history="1">
+        <w:hyperlink r:id="rId19" w:history="1">
           <w:r>
             <w:rPr>
               <w:rStyle w:val="Hyperlink"/>
@@ -2280,7 +2232,7 @@
           <w:sz w:val="24"/>
           <w:u w:val="single"/>
         </w:rPr>
-        <w:hyperlink r:id="rId19" w:history="1">
+        <w:hyperlink r:id="rId20" w:history="1">
           <w:r>
             <w:rPr>
               <w:rStyle w:val="Hyperlink"/>
@@ -2791,14 +2743,7 @@
           <w:color w:val="000000"/>
           <w:sz w:val="24"/>
         </w:rPr>
-        <w:hyperlink r:id="rId22" w:history="1">
-          <w:r>
-            <w:rPr>
-              <w:rStyle w:val="Hyperlink"/>
-            </w:rPr>
-            <w:t xml:space="preserve">, </w:t>
-          </w:r>
-        </w:hyperlink>
+        <w:t xml:space="preserve">, </w:t>
       </w:r>
       <w:r>
         <w:rPr>
@@ -2838,7 +2783,7 @@
           <w:sz w:val="24"/>
           <w:u w:val="single"/>
         </w:rPr>
-        <w:hyperlink r:id="rId22" w:history="1">
+        <w:hyperlink r:id="rId24" w:history="1">
           <w:r>
             <w:rPr>
               <w:rStyle w:val="Hyperlink"/>

--- a/EXPORTS/DOCX/published/niveau3/English/Bronbeek.docx
+++ b/EXPORTS/DOCX/published/niveau3/English/Bronbeek.docx
@@ -453,7 +453,25 @@
           <w:color w:val="000000"/>
           <w:sz w:val="24"/>
         </w:rPr>
-        <w:t>members of the Royal N</w:t>
+        <w:t>members of the R</w:t>
+      </w:r>
+      <w:r>
+        <w:rPr>
+          <w:u w:val="single" w:color="0000ff"/>
+          <w:rFonts w:ascii="Charis SIL Regular" w:hAnsi="Charis SIL Regular" w:eastAsia="Charis SIL Regular"/>
+          <w:b w:val="0"/>
+          <w:i w:val="0"/>
+          <w:color w:val="000000"/>
+          <w:sz w:val="24"/>
+        </w:rPr>
+        <w:hyperlink r:id="rId10" w:history="1">
+          <w:r>
+            <w:rPr>
+              <w:rStyle w:val="Hyperlink"/>
+            </w:rPr>
+            <w:t>oyal N</w:t>
+          </w:r>
+        </w:hyperlink>
       </w:r>
       <w:r>
         <w:rPr>
@@ -1284,61 +1302,7 @@
           <w:color w:val="000000"/>
           <w:sz w:val="24"/>
         </w:rPr>
-        <w:t xml:space="preserve"> in The Hague. There is also material at the museum </w:t>
-      </w:r>
-      <w:r>
-        <w:rPr>
-          <w:u w:val="single" w:color="0000ff"/>
-          <w:rFonts w:ascii="Charis SIL Regular" w:hAnsi="Charis SIL Regular" w:eastAsia="Charis SIL Regular"/>
-          <w:b w:val="0"/>
-          <w:i w:val="0"/>
-          <w:color w:val="000000"/>
-          <w:sz w:val="24"/>
-        </w:rPr>
-        <w:hyperlink r:id="rId15" w:history="1">
-          <w:r>
-            <w:rPr>
-              <w:rStyle w:val="Hyperlink"/>
-            </w:rPr>
-            <w:t>itself, w</w:t>
-          </w:r>
-        </w:hyperlink>
-      </w:r>
-      <w:r>
-        <w:rPr>
-          <w:u w:val="single" w:color="0000ff"/>
-          <w:rFonts w:ascii="Charis SIL Regular" w:hAnsi="Charis SIL Regular" w:eastAsia="Charis SIL Regular"/>
-          <w:b w:val="0"/>
-          <w:i w:val="0"/>
-          <w:color w:val="000000"/>
-          <w:sz w:val="24"/>
-        </w:rPr>
-        <w:hyperlink r:id="rId15" w:history="1">
-          <w:r>
-            <w:rPr>
-              <w:rStyle w:val="Hyperlink"/>
-            </w:rPr>
-            <w:t>h</w:t>
-          </w:r>
-        </w:hyperlink>
-      </w:r>
-      <w:r>
-        <w:rPr>
-          <w:u w:val="single" w:color="0000ff"/>
-          <w:rFonts w:ascii="Charis SIL Regular" w:hAnsi="Charis SIL Regular" w:eastAsia="Charis SIL Regular"/>
-          <w:b w:val="0"/>
-          <w:i w:val="0"/>
-          <w:color w:val="000000"/>
-          <w:sz w:val="24"/>
-        </w:rPr>
-        <w:hyperlink r:id="rId15" w:history="1">
-          <w:r>
-            <w:rPr>
-              <w:rStyle w:val="Hyperlink"/>
-            </w:rPr>
-            <w:t>ich can b</w:t>
-          </w:r>
-        </w:hyperlink>
+        <w:t xml:space="preserve"> in The Hague. There is also material at the museum itself, which can b</w:t>
       </w:r>
       <w:r>
         <w:rPr>
@@ -2185,7 +2149,7 @@
           <w:sz w:val="24"/>
           <w:u w:val="single"/>
         </w:rPr>
-        <w:hyperlink r:id="rId20" w:history="1">
+        <w:hyperlink r:id="rId19" w:history="1">
           <w:r>
             <w:rPr>
               <w:rStyle w:val="Hyperlink"/>
@@ -2203,7 +2167,7 @@
           <w:sz w:val="24"/>
           <w:u w:val="single"/>
         </w:rPr>
-        <w:hyperlink r:id="rId19" w:history="1">
+        <w:hyperlink r:id="rId20" w:history="1">
           <w:r>
             <w:rPr>
               <w:rStyle w:val="Hyperlink"/>
@@ -2232,7 +2196,7 @@
           <w:sz w:val="24"/>
           <w:u w:val="single"/>
         </w:rPr>
-        <w:hyperlink r:id="rId20" w:history="1">
+        <w:hyperlink r:id="rId19" w:history="1">
           <w:r>
             <w:rPr>
               <w:rStyle w:val="Hyperlink"/>
@@ -2707,7 +2671,7 @@
           <w:sz w:val="24"/>
           <w:u w:val="single"/>
         </w:rPr>
-        <w:hyperlink r:id="rId22" w:history="1">
+        <w:hyperlink r:id="rId23" w:history="1">
           <w:r>
             <w:rPr>
               <w:rStyle w:val="Hyperlink"/>
@@ -2725,7 +2689,7 @@
           <w:sz w:val="24"/>
           <w:u w:val="single"/>
         </w:rPr>
-        <w:hyperlink r:id="rId22" w:history="1">
+        <w:hyperlink r:id="rId23" w:history="1">
           <w:r>
             <w:rPr>
               <w:rStyle w:val="Hyperlink"/>
@@ -2736,7 +2700,6 @@
       </w:r>
       <w:r>
         <w:rPr>
-          <w:u w:val="single" w:color="0000ff"/>
           <w:rFonts w:ascii="Charis SIL Regular" w:hAnsi="Charis SIL Regular" w:eastAsia="Charis SIL Regular"/>
           <w:b w:val="0"/>
           <w:i w:val="0"/>
@@ -2754,7 +2717,7 @@
           <w:sz w:val="24"/>
           <w:u w:val="single"/>
         </w:rPr>
-        <w:hyperlink r:id="rId22" w:history="1">
+        <w:hyperlink r:id="rId24" w:history="1">
           <w:r>
             <w:rPr>
               <w:rStyle w:val="Hyperlink"/>

--- a/EXPORTS/DOCX/published/niveau3/English/Bronbeek.docx
+++ b/EXPORTS/DOCX/published/niveau3/English/Bronbeek.docx
@@ -447,13 +447,75 @@
       </w:r>
       <w:r>
         <w:rPr>
+          <w:u w:val="single" w:color="0000ff"/>
           <w:rFonts w:ascii="Charis SIL Regular" w:hAnsi="Charis SIL Regular" w:eastAsia="Charis SIL Regular"/>
           <w:b w:val="0"/>
           <w:i w:val="0"/>
           <w:color w:val="000000"/>
           <w:sz w:val="24"/>
         </w:rPr>
-        <w:t>members of the R</w:t>
+        <w:hyperlink r:id="rId10" w:history="1">
+          <w:r>
+            <w:rPr>
+              <w:rStyle w:val="Hyperlink"/>
+            </w:rPr>
+            <w:t>memb</w:t>
+          </w:r>
+        </w:hyperlink>
+      </w:r>
+      <w:r>
+        <w:rPr>
+          <w:u w:val="single" w:color="0000ff"/>
+          <w:rFonts w:ascii="Charis SIL Regular" w:hAnsi="Charis SIL Regular" w:eastAsia="Charis SIL Regular"/>
+          <w:b w:val="0"/>
+          <w:i w:val="0"/>
+          <w:color w:val="000000"/>
+          <w:sz w:val="24"/>
+        </w:rPr>
+        <w:hyperlink r:id="rId10" w:history="1">
+          <w:r>
+            <w:rPr>
+              <w:rStyle w:val="Hyperlink"/>
+            </w:rPr>
+            <w:t xml:space="preserve">ers of </w:t>
+          </w:r>
+        </w:hyperlink>
+      </w:r>
+      <w:r>
+        <w:rPr>
+          <w:u w:val="single" w:color="0000ff"/>
+          <w:rFonts w:ascii="Charis SIL Regular" w:hAnsi="Charis SIL Regular" w:eastAsia="Charis SIL Regular"/>
+          <w:b w:val="0"/>
+          <w:i w:val="0"/>
+          <w:color w:val="000000"/>
+          <w:sz w:val="24"/>
+        </w:rPr>
+        <w:hyperlink r:id="rId10" w:history="1">
+          <w:r>
+            <w:rPr>
+              <w:rStyle w:val="Hyperlink"/>
+            </w:rPr>
+            <w:t>t</w:t>
+          </w:r>
+        </w:hyperlink>
+      </w:r>
+      <w:r>
+        <w:rPr>
+          <w:u w:val="single" w:color="0000ff"/>
+          <w:rFonts w:ascii="Charis SIL Regular" w:hAnsi="Charis SIL Regular" w:eastAsia="Charis SIL Regular"/>
+          <w:b w:val="0"/>
+          <w:i w:val="0"/>
+          <w:color w:val="000000"/>
+          <w:sz w:val="24"/>
+        </w:rPr>
+        <w:hyperlink r:id="rId10" w:history="1">
+          <w:r>
+            <w:rPr>
+              <w:rStyle w:val="Hyperlink"/>
+            </w:rPr>
+            <w:t>he R</w:t>
+          </w:r>
+        </w:hyperlink>
       </w:r>
       <w:r>
         <w:rPr>
@@ -1302,7 +1364,61 @@
           <w:color w:val="000000"/>
           <w:sz w:val="24"/>
         </w:rPr>
-        <w:t xml:space="preserve"> in The Hague. There is also material at the museum itself, which can b</w:t>
+        <w:t xml:space="preserve"> in The Hague. There is also material at the museum </w:t>
+      </w:r>
+      <w:r>
+        <w:rPr>
+          <w:u w:val="single" w:color="0000ff"/>
+          <w:rFonts w:ascii="Charis SIL Regular" w:hAnsi="Charis SIL Regular" w:eastAsia="Charis SIL Regular"/>
+          <w:b w:val="0"/>
+          <w:i w:val="0"/>
+          <w:color w:val="000000"/>
+          <w:sz w:val="24"/>
+        </w:rPr>
+        <w:hyperlink r:id="rId15" w:history="1">
+          <w:r>
+            <w:rPr>
+              <w:rStyle w:val="Hyperlink"/>
+            </w:rPr>
+            <w:t>itself, w</w:t>
+          </w:r>
+        </w:hyperlink>
+      </w:r>
+      <w:r>
+        <w:rPr>
+          <w:u w:val="single" w:color="0000ff"/>
+          <w:rFonts w:ascii="Charis SIL Regular" w:hAnsi="Charis SIL Regular" w:eastAsia="Charis SIL Regular"/>
+          <w:b w:val="0"/>
+          <w:i w:val="0"/>
+          <w:color w:val="000000"/>
+          <w:sz w:val="24"/>
+        </w:rPr>
+        <w:hyperlink r:id="rId15" w:history="1">
+          <w:r>
+            <w:rPr>
+              <w:rStyle w:val="Hyperlink"/>
+            </w:rPr>
+            <w:t>h</w:t>
+          </w:r>
+        </w:hyperlink>
+      </w:r>
+      <w:r>
+        <w:rPr>
+          <w:u w:val="single" w:color="0000ff"/>
+          <w:rFonts w:ascii="Charis SIL Regular" w:hAnsi="Charis SIL Regular" w:eastAsia="Charis SIL Regular"/>
+          <w:b w:val="0"/>
+          <w:i w:val="0"/>
+          <w:color w:val="000000"/>
+          <w:sz w:val="24"/>
+        </w:rPr>
+        <w:hyperlink r:id="rId15" w:history="1">
+          <w:r>
+            <w:rPr>
+              <w:rStyle w:val="Hyperlink"/>
+            </w:rPr>
+            <w:t>ich can b</w:t>
+          </w:r>
+        </w:hyperlink>
       </w:r>
       <w:r>
         <w:rPr>
@@ -2149,7 +2265,7 @@
           <w:sz w:val="24"/>
           <w:u w:val="single"/>
         </w:rPr>
-        <w:hyperlink r:id="rId19" w:history="1">
+        <w:hyperlink r:id="rId20" w:history="1">
           <w:r>
             <w:rPr>
               <w:rStyle w:val="Hyperlink"/>
@@ -2196,7 +2312,7 @@
           <w:sz w:val="24"/>
           <w:u w:val="single"/>
         </w:rPr>
-        <w:hyperlink r:id="rId19" w:history="1">
+        <w:hyperlink r:id="rId20" w:history="1">
           <w:r>
             <w:rPr>
               <w:rStyle w:val="Hyperlink"/>
@@ -2700,13 +2816,21 @@
       </w:r>
       <w:r>
         <w:rPr>
+          <w:u w:val="single" w:color="0000ff"/>
           <w:rFonts w:ascii="Charis SIL Regular" w:hAnsi="Charis SIL Regular" w:eastAsia="Charis SIL Regular"/>
           <w:b w:val="0"/>
           <w:i w:val="0"/>
           <w:color w:val="000000"/>
           <w:sz w:val="24"/>
         </w:rPr>
-        <w:t xml:space="preserve">, </w:t>
+        <w:hyperlink r:id="rId22" w:history="1">
+          <w:r>
+            <w:rPr>
+              <w:rStyle w:val="Hyperlink"/>
+            </w:rPr>
+            <w:t xml:space="preserve">, </w:t>
+          </w:r>
+        </w:hyperlink>
       </w:r>
       <w:r>
         <w:rPr>
@@ -2717,7 +2841,7 @@
           <w:sz w:val="24"/>
           <w:u w:val="single"/>
         </w:rPr>
-        <w:hyperlink r:id="rId24" w:history="1">
+        <w:hyperlink r:id="rId22" w:history="1">
           <w:r>
             <w:rPr>
               <w:rStyle w:val="Hyperlink"/>
@@ -2764,7 +2888,7 @@
           <w:sz w:val="24"/>
           <w:u w:val="single"/>
         </w:rPr>
-        <w:hyperlink r:id="rId22" w:history="1">
+        <w:hyperlink r:id="rId24" w:history="1">
           <w:r>
             <w:rPr>
               <w:rStyle w:val="Hyperlink"/>

--- a/EXPORTS/DOCX/published/niveau3/English/Bronbeek.docx
+++ b/EXPORTS/DOCX/published/niveau3/English/Bronbeek.docx
@@ -2265,7 +2265,7 @@
           <w:sz w:val="24"/>
           <w:u w:val="single"/>
         </w:rPr>
-        <w:hyperlink r:id="rId20" w:history="1">
+        <w:hyperlink r:id="rId19" w:history="1">
           <w:r>
             <w:rPr>
               <w:rStyle w:val="Hyperlink"/>
@@ -2312,7 +2312,7 @@
           <w:sz w:val="24"/>
           <w:u w:val="single"/>
         </w:rPr>
-        <w:hyperlink r:id="rId20" w:history="1">
+        <w:hyperlink r:id="rId19" w:history="1">
           <w:r>
             <w:rPr>
               <w:rStyle w:val="Hyperlink"/>
@@ -2787,7 +2787,7 @@
           <w:sz w:val="24"/>
           <w:u w:val="single"/>
         </w:rPr>
-        <w:hyperlink r:id="rId23" w:history="1">
+        <w:hyperlink r:id="rId22" w:history="1">
           <w:r>
             <w:rPr>
               <w:rStyle w:val="Hyperlink"/>
@@ -2805,7 +2805,7 @@
           <w:sz w:val="24"/>
           <w:u w:val="single"/>
         </w:rPr>
-        <w:hyperlink r:id="rId23" w:history="1">
+        <w:hyperlink r:id="rId22" w:history="1">
           <w:r>
             <w:rPr>
               <w:rStyle w:val="Hyperlink"/>
@@ -2816,7 +2816,6 @@
       </w:r>
       <w:r>
         <w:rPr>
-          <w:u w:val="single" w:color="0000ff"/>
           <w:rFonts w:ascii="Charis SIL Regular" w:hAnsi="Charis SIL Regular" w:eastAsia="Charis SIL Regular"/>
           <w:b w:val="0"/>
           <w:i w:val="0"/>
@@ -2870,7 +2869,7 @@
           <w:sz w:val="24"/>
           <w:u w:val="single"/>
         </w:rPr>
-        <w:hyperlink r:id="rId24" w:history="1">
+        <w:hyperlink r:id="rId22" w:history="1">
           <w:r>
             <w:rPr>
               <w:rStyle w:val="Hyperlink"/>
@@ -2888,7 +2887,7 @@
           <w:sz w:val="24"/>
           <w:u w:val="single"/>
         </w:rPr>
-        <w:hyperlink r:id="rId24" w:history="1">
+        <w:hyperlink r:id="rId22" w:history="1">
           <w:r>
             <w:rPr>
               <w:rStyle w:val="Hyperlink"/>

--- a/EXPORTS/DOCX/published/niveau3/English/Bronbeek.docx
+++ b/EXPORTS/DOCX/published/niveau3/English/Bronbeek.docx
@@ -447,75 +447,13 @@
       </w:r>
       <w:r>
         <w:rPr>
-          <w:u w:val="single" w:color="0000ff"/>
           <w:rFonts w:ascii="Charis SIL Regular" w:hAnsi="Charis SIL Regular" w:eastAsia="Charis SIL Regular"/>
           <w:b w:val="0"/>
           <w:i w:val="0"/>
           <w:color w:val="000000"/>
           <w:sz w:val="24"/>
         </w:rPr>
-        <w:hyperlink r:id="rId10" w:history="1">
-          <w:r>
-            <w:rPr>
-              <w:rStyle w:val="Hyperlink"/>
-            </w:rPr>
-            <w:t>memb</w:t>
-          </w:r>
-        </w:hyperlink>
-      </w:r>
-      <w:r>
-        <w:rPr>
-          <w:u w:val="single" w:color="0000ff"/>
-          <w:rFonts w:ascii="Charis SIL Regular" w:hAnsi="Charis SIL Regular" w:eastAsia="Charis SIL Regular"/>
-          <w:b w:val="0"/>
-          <w:i w:val="0"/>
-          <w:color w:val="000000"/>
-          <w:sz w:val="24"/>
-        </w:rPr>
-        <w:hyperlink r:id="rId10" w:history="1">
-          <w:r>
-            <w:rPr>
-              <w:rStyle w:val="Hyperlink"/>
-            </w:rPr>
-            <w:t xml:space="preserve">ers of </w:t>
-          </w:r>
-        </w:hyperlink>
-      </w:r>
-      <w:r>
-        <w:rPr>
-          <w:u w:val="single" w:color="0000ff"/>
-          <w:rFonts w:ascii="Charis SIL Regular" w:hAnsi="Charis SIL Regular" w:eastAsia="Charis SIL Regular"/>
-          <w:b w:val="0"/>
-          <w:i w:val="0"/>
-          <w:color w:val="000000"/>
-          <w:sz w:val="24"/>
-        </w:rPr>
-        <w:hyperlink r:id="rId10" w:history="1">
-          <w:r>
-            <w:rPr>
-              <w:rStyle w:val="Hyperlink"/>
-            </w:rPr>
-            <w:t>t</w:t>
-          </w:r>
-        </w:hyperlink>
-      </w:r>
-      <w:r>
-        <w:rPr>
-          <w:u w:val="single" w:color="0000ff"/>
-          <w:rFonts w:ascii="Charis SIL Regular" w:hAnsi="Charis SIL Regular" w:eastAsia="Charis SIL Regular"/>
-          <w:b w:val="0"/>
-          <w:i w:val="0"/>
-          <w:color w:val="000000"/>
-          <w:sz w:val="24"/>
-        </w:rPr>
-        <w:hyperlink r:id="rId10" w:history="1">
-          <w:r>
-            <w:rPr>
-              <w:rStyle w:val="Hyperlink"/>
-            </w:rPr>
-            <w:t>he R</w:t>
-          </w:r>
-        </w:hyperlink>
+        <w:t>members of the R</w:t>
       </w:r>
       <w:r>
         <w:rPr>
@@ -2265,7 +2203,7 @@
           <w:sz w:val="24"/>
           <w:u w:val="single"/>
         </w:rPr>
-        <w:hyperlink r:id="rId19" w:history="1">
+        <w:hyperlink r:id="rId20" w:history="1">
           <w:r>
             <w:rPr>
               <w:rStyle w:val="Hyperlink"/>
@@ -2283,7 +2221,7 @@
           <w:sz w:val="24"/>
           <w:u w:val="single"/>
         </w:rPr>
-        <w:hyperlink r:id="rId20" w:history="1">
+        <w:hyperlink r:id="rId19" w:history="1">
           <w:r>
             <w:rPr>
               <w:rStyle w:val="Hyperlink"/>
@@ -2312,7 +2250,7 @@
           <w:sz w:val="24"/>
           <w:u w:val="single"/>
         </w:rPr>
-        <w:hyperlink r:id="rId19" w:history="1">
+        <w:hyperlink r:id="rId20" w:history="1">
           <w:r>
             <w:rPr>
               <w:rStyle w:val="Hyperlink"/>
@@ -2787,7 +2725,7 @@
           <w:sz w:val="24"/>
           <w:u w:val="single"/>
         </w:rPr>
-        <w:hyperlink r:id="rId22" w:history="1">
+        <w:hyperlink r:id="rId23" w:history="1">
           <w:r>
             <w:rPr>
               <w:rStyle w:val="Hyperlink"/>
@@ -2816,6 +2754,7 @@
       </w:r>
       <w:r>
         <w:rPr>
+          <w:u w:val="single" w:color="0000ff"/>
           <w:rFonts w:ascii="Charis SIL Regular" w:hAnsi="Charis SIL Regular" w:eastAsia="Charis SIL Regular"/>
           <w:b w:val="0"/>
           <w:i w:val="0"/>
@@ -2887,7 +2826,7 @@
           <w:sz w:val="24"/>
           <w:u w:val="single"/>
         </w:rPr>
-        <w:hyperlink r:id="rId22" w:history="1">
+        <w:hyperlink r:id="rId24" w:history="1">
           <w:r>
             <w:rPr>
               <w:rStyle w:val="Hyperlink"/>

--- a/EXPORTS/DOCX/published/niveau3/English/Bronbeek.docx
+++ b/EXPORTS/DOCX/published/niveau3/English/Bronbeek.docx
@@ -447,13 +447,75 @@
       </w:r>
       <w:r>
         <w:rPr>
+          <w:u w:val="single" w:color="0000ff"/>
           <w:rFonts w:ascii="Charis SIL Regular" w:hAnsi="Charis SIL Regular" w:eastAsia="Charis SIL Regular"/>
           <w:b w:val="0"/>
           <w:i w:val="0"/>
           <w:color w:val="000000"/>
           <w:sz w:val="24"/>
         </w:rPr>
-        <w:t>members of the R</w:t>
+        <w:hyperlink r:id="rId10" w:history="1">
+          <w:r>
+            <w:rPr>
+              <w:rStyle w:val="Hyperlink"/>
+            </w:rPr>
+            <w:t>memb</w:t>
+          </w:r>
+        </w:hyperlink>
+      </w:r>
+      <w:r>
+        <w:rPr>
+          <w:u w:val="single" w:color="0000ff"/>
+          <w:rFonts w:ascii="Charis SIL Regular" w:hAnsi="Charis SIL Regular" w:eastAsia="Charis SIL Regular"/>
+          <w:b w:val="0"/>
+          <w:i w:val="0"/>
+          <w:color w:val="000000"/>
+          <w:sz w:val="24"/>
+        </w:rPr>
+        <w:hyperlink r:id="rId10" w:history="1">
+          <w:r>
+            <w:rPr>
+              <w:rStyle w:val="Hyperlink"/>
+            </w:rPr>
+            <w:t xml:space="preserve">ers of </w:t>
+          </w:r>
+        </w:hyperlink>
+      </w:r>
+      <w:r>
+        <w:rPr>
+          <w:u w:val="single" w:color="0000ff"/>
+          <w:rFonts w:ascii="Charis SIL Regular" w:hAnsi="Charis SIL Regular" w:eastAsia="Charis SIL Regular"/>
+          <w:b w:val="0"/>
+          <w:i w:val="0"/>
+          <w:color w:val="000000"/>
+          <w:sz w:val="24"/>
+        </w:rPr>
+        <w:hyperlink r:id="rId10" w:history="1">
+          <w:r>
+            <w:rPr>
+              <w:rStyle w:val="Hyperlink"/>
+            </w:rPr>
+            <w:t>t</w:t>
+          </w:r>
+        </w:hyperlink>
+      </w:r>
+      <w:r>
+        <w:rPr>
+          <w:u w:val="single" w:color="0000ff"/>
+          <w:rFonts w:ascii="Charis SIL Regular" w:hAnsi="Charis SIL Regular" w:eastAsia="Charis SIL Regular"/>
+          <w:b w:val="0"/>
+          <w:i w:val="0"/>
+          <w:color w:val="000000"/>
+          <w:sz w:val="24"/>
+        </w:rPr>
+        <w:hyperlink r:id="rId10" w:history="1">
+          <w:r>
+            <w:rPr>
+              <w:rStyle w:val="Hyperlink"/>
+            </w:rPr>
+            <w:t>he R</w:t>
+          </w:r>
+        </w:hyperlink>
       </w:r>
       <w:r>
         <w:rPr>
@@ -2221,7 +2283,7 @@
           <w:sz w:val="24"/>
           <w:u w:val="single"/>
         </w:rPr>
-        <w:hyperlink r:id="rId19" w:history="1">
+        <w:hyperlink r:id="rId20" w:history="1">
           <w:r>
             <w:rPr>
               <w:rStyle w:val="Hyperlink"/>
@@ -2743,7 +2805,7 @@
           <w:sz w:val="24"/>
           <w:u w:val="single"/>
         </w:rPr>
-        <w:hyperlink r:id="rId22" w:history="1">
+        <w:hyperlink r:id="rId23" w:history="1">
           <w:r>
             <w:rPr>
               <w:rStyle w:val="Hyperlink"/>
@@ -2808,7 +2870,7 @@
           <w:sz w:val="24"/>
           <w:u w:val="single"/>
         </w:rPr>
-        <w:hyperlink r:id="rId22" w:history="1">
+        <w:hyperlink r:id="rId24" w:history="1">
           <w:r>
             <w:rPr>
               <w:rStyle w:val="Hyperlink"/>
@@ -2826,7 +2888,7 @@
           <w:sz w:val="24"/>
           <w:u w:val="single"/>
         </w:rPr>
-        <w:hyperlink r:id="rId24" w:history="1">
+        <w:hyperlink r:id="rId22" w:history="1">
           <w:r>
             <w:rPr>
               <w:rStyle w:val="Hyperlink"/>

--- a/EXPORTS/DOCX/published/niveau3/English/Bronbeek.docx
+++ b/EXPORTS/DOCX/published/niveau3/English/Bronbeek.docx
@@ -224,54 +224,7 @@
           <w:color w:val="000000"/>
           <w:sz w:val="24"/>
         </w:rPr>
-        <w:t>home</w:t>
-      </w:r>
-      <w:r>
-        <w:rPr>
-          <w:u w:val="single" w:color="0000ff"/>
-          <w:rFonts w:ascii="Charis SIL Regular" w:hAnsi="Charis SIL Regular" w:eastAsia="Charis SIL Regular"/>
-          <w:b w:val="0"/>
-          <w:i w:val="0"/>
-          <w:color w:val="000000"/>
-          <w:sz w:val="24"/>
-        </w:rPr>
-        <w:hyperlink r:id="rId9" w:history="1">
-          <w:r>
-            <w:rPr>
-              <w:rStyle w:val="Hyperlink"/>
-            </w:rPr>
-            <w:t xml:space="preserve"> was</w:t>
-          </w:r>
-        </w:hyperlink>
-      </w:r>
-      <w:r>
-        <w:rPr>
-          <w:u w:val="single" w:color="0000ff"/>
-          <w:rFonts w:ascii="Charis SIL Regular" w:hAnsi="Charis SIL Regular" w:eastAsia="Charis SIL Regular"/>
-          <w:b w:val="0"/>
-          <w:i w:val="0"/>
-          <w:color w:val="000000"/>
-          <w:sz w:val="24"/>
-        </w:rPr>
-        <w:t xml:space="preserve"> </w:t>
-      </w:r>
-      <w:r>
-        <w:rPr>
-          <w:u w:val="single" w:color="0000ff"/>
-          <w:rFonts w:ascii="Charis SIL Regular" w:hAnsi="Charis SIL Regular" w:eastAsia="Charis SIL Regular"/>
-          <w:b w:val="0"/>
-          <w:i w:val="0"/>
-          <w:color w:val="000000"/>
-          <w:sz w:val="24"/>
-        </w:rPr>
-        <w:hyperlink r:id="rId9" w:history="1">
-          <w:r>
-            <w:rPr>
-              <w:rStyle w:val="Hyperlink"/>
-            </w:rPr>
-            <w:t>establis</w:t>
-          </w:r>
-        </w:hyperlink>
+        <w:t>home was establis</w:t>
       </w:r>
       <w:r>
         <w:rPr>
@@ -2265,7 +2218,7 @@
           <w:sz w:val="24"/>
           <w:u w:val="single"/>
         </w:rPr>
-        <w:hyperlink r:id="rId20" w:history="1">
+        <w:hyperlink r:id="rId19" w:history="1">
           <w:r>
             <w:rPr>
               <w:rStyle w:val="Hyperlink"/>
@@ -2312,7 +2265,7 @@
           <w:sz w:val="24"/>
           <w:u w:val="single"/>
         </w:rPr>
-        <w:hyperlink r:id="rId20" w:history="1">
+        <w:hyperlink r:id="rId19" w:history="1">
           <w:r>
             <w:rPr>
               <w:rStyle w:val="Hyperlink"/>
@@ -2787,7 +2740,7 @@
           <w:sz w:val="24"/>
           <w:u w:val="single"/>
         </w:rPr>
-        <w:hyperlink r:id="rId23" w:history="1">
+        <w:hyperlink r:id="rId22" w:history="1">
           <w:r>
             <w:rPr>
               <w:rStyle w:val="Hyperlink"/>
@@ -2816,21 +2769,13 @@
       </w:r>
       <w:r>
         <w:rPr>
-          <w:u w:val="single" w:color="0000ff"/>
           <w:rFonts w:ascii="Charis SIL Regular" w:hAnsi="Charis SIL Regular" w:eastAsia="Charis SIL Regular"/>
           <w:b w:val="0"/>
           <w:i w:val="0"/>
           <w:color w:val="000000"/>
           <w:sz w:val="24"/>
         </w:rPr>
-        <w:hyperlink r:id="rId22" w:history="1">
-          <w:r>
-            <w:rPr>
-              <w:rStyle w:val="Hyperlink"/>
-            </w:rPr>
-            <w:t xml:space="preserve">, </w:t>
-          </w:r>
-        </w:hyperlink>
+        <w:t xml:space="preserve">, </w:t>
       </w:r>
       <w:r>
         <w:rPr>

--- a/EXPORTS/DOCX/published/niveau3/English/Bronbeek.docx
+++ b/EXPORTS/DOCX/published/niveau3/English/Bronbeek.docx
@@ -224,7 +224,54 @@
           <w:color w:val="000000"/>
           <w:sz w:val="24"/>
         </w:rPr>
-        <w:t>home was establis</w:t>
+        <w:t>home</w:t>
+      </w:r>
+      <w:r>
+        <w:rPr>
+          <w:u w:val="single" w:color="0000ff"/>
+          <w:rFonts w:ascii="Charis SIL Regular" w:hAnsi="Charis SIL Regular" w:eastAsia="Charis SIL Regular"/>
+          <w:b w:val="0"/>
+          <w:i w:val="0"/>
+          <w:color w:val="000000"/>
+          <w:sz w:val="24"/>
+        </w:rPr>
+        <w:hyperlink r:id="rId9" w:history="1">
+          <w:r>
+            <w:rPr>
+              <w:rStyle w:val="Hyperlink"/>
+            </w:rPr>
+            <w:t xml:space="preserve"> was</w:t>
+          </w:r>
+        </w:hyperlink>
+      </w:r>
+      <w:r>
+        <w:rPr>
+          <w:u w:val="single" w:color="0000ff"/>
+          <w:rFonts w:ascii="Charis SIL Regular" w:hAnsi="Charis SIL Regular" w:eastAsia="Charis SIL Regular"/>
+          <w:b w:val="0"/>
+          <w:i w:val="0"/>
+          <w:color w:val="000000"/>
+          <w:sz w:val="24"/>
+        </w:rPr>
+        <w:t xml:space="preserve"> </w:t>
+      </w:r>
+      <w:r>
+        <w:rPr>
+          <w:u w:val="single" w:color="0000ff"/>
+          <w:rFonts w:ascii="Charis SIL Regular" w:hAnsi="Charis SIL Regular" w:eastAsia="Charis SIL Regular"/>
+          <w:b w:val="0"/>
+          <w:i w:val="0"/>
+          <w:color w:val="000000"/>
+          <w:sz w:val="24"/>
+        </w:rPr>
+        <w:hyperlink r:id="rId9" w:history="1">
+          <w:r>
+            <w:rPr>
+              <w:rStyle w:val="Hyperlink"/>
+            </w:rPr>
+            <w:t>establis</w:t>
+          </w:r>
+        </w:hyperlink>
       </w:r>
       <w:r>
         <w:rPr>
@@ -400,93 +447,13 @@
       </w:r>
       <w:r>
         <w:rPr>
-          <w:u w:val="single" w:color="0000ff"/>
           <w:rFonts w:ascii="Charis SIL Regular" w:hAnsi="Charis SIL Regular" w:eastAsia="Charis SIL Regular"/>
           <w:b w:val="0"/>
           <w:i w:val="0"/>
           <w:color w:val="000000"/>
           <w:sz w:val="24"/>
         </w:rPr>
-        <w:hyperlink r:id="rId10" w:history="1">
-          <w:r>
-            <w:rPr>
-              <w:rStyle w:val="Hyperlink"/>
-            </w:rPr>
-            <w:t>memb</w:t>
-          </w:r>
-        </w:hyperlink>
-      </w:r>
-      <w:r>
-        <w:rPr>
-          <w:u w:val="single" w:color="0000ff"/>
-          <w:rFonts w:ascii="Charis SIL Regular" w:hAnsi="Charis SIL Regular" w:eastAsia="Charis SIL Regular"/>
-          <w:b w:val="0"/>
-          <w:i w:val="0"/>
-          <w:color w:val="000000"/>
-          <w:sz w:val="24"/>
-        </w:rPr>
-        <w:hyperlink r:id="rId10" w:history="1">
-          <w:r>
-            <w:rPr>
-              <w:rStyle w:val="Hyperlink"/>
-            </w:rPr>
-            <w:t xml:space="preserve">ers of </w:t>
-          </w:r>
-        </w:hyperlink>
-      </w:r>
-      <w:r>
-        <w:rPr>
-          <w:u w:val="single" w:color="0000ff"/>
-          <w:rFonts w:ascii="Charis SIL Regular" w:hAnsi="Charis SIL Regular" w:eastAsia="Charis SIL Regular"/>
-          <w:b w:val="0"/>
-          <w:i w:val="0"/>
-          <w:color w:val="000000"/>
-          <w:sz w:val="24"/>
-        </w:rPr>
-        <w:hyperlink r:id="rId10" w:history="1">
-          <w:r>
-            <w:rPr>
-              <w:rStyle w:val="Hyperlink"/>
-            </w:rPr>
-            <w:t>t</w:t>
-          </w:r>
-        </w:hyperlink>
-      </w:r>
-      <w:r>
-        <w:rPr>
-          <w:u w:val="single" w:color="0000ff"/>
-          <w:rFonts w:ascii="Charis SIL Regular" w:hAnsi="Charis SIL Regular" w:eastAsia="Charis SIL Regular"/>
-          <w:b w:val="0"/>
-          <w:i w:val="0"/>
-          <w:color w:val="000000"/>
-          <w:sz w:val="24"/>
-        </w:rPr>
-        <w:hyperlink r:id="rId10" w:history="1">
-          <w:r>
-            <w:rPr>
-              <w:rStyle w:val="Hyperlink"/>
-            </w:rPr>
-            <w:t>he R</w:t>
-          </w:r>
-        </w:hyperlink>
-      </w:r>
-      <w:r>
-        <w:rPr>
-          <w:u w:val="single" w:color="0000ff"/>
-          <w:rFonts w:ascii="Charis SIL Regular" w:hAnsi="Charis SIL Regular" w:eastAsia="Charis SIL Regular"/>
-          <w:b w:val="0"/>
-          <w:i w:val="0"/>
-          <w:color w:val="000000"/>
-          <w:sz w:val="24"/>
-        </w:rPr>
-        <w:hyperlink r:id="rId10" w:history="1">
-          <w:r>
-            <w:rPr>
-              <w:rStyle w:val="Hyperlink"/>
-            </w:rPr>
-            <w:t>oyal N</w:t>
-          </w:r>
-        </w:hyperlink>
+        <w:t>members of the Royal N</w:t>
       </w:r>
       <w:r>
         <w:rPr>
@@ -2265,7 +2232,7 @@
           <w:sz w:val="24"/>
           <w:u w:val="single"/>
         </w:rPr>
-        <w:hyperlink r:id="rId19" w:history="1">
+        <w:hyperlink r:id="rId20" w:history="1">
           <w:r>
             <w:rPr>
               <w:rStyle w:val="Hyperlink"/>
@@ -2740,7 +2707,7 @@
           <w:sz w:val="24"/>
           <w:u w:val="single"/>
         </w:rPr>
-        <w:hyperlink r:id="rId22" w:history="1">
+        <w:hyperlink r:id="rId23" w:history="1">
           <w:r>
             <w:rPr>
               <w:rStyle w:val="Hyperlink"/>
@@ -2769,13 +2736,21 @@
       </w:r>
       <w:r>
         <w:rPr>
+          <w:u w:val="single" w:color="0000ff"/>
           <w:rFonts w:ascii="Charis SIL Regular" w:hAnsi="Charis SIL Regular" w:eastAsia="Charis SIL Regular"/>
           <w:b w:val="0"/>
           <w:i w:val="0"/>
           <w:color w:val="000000"/>
           <w:sz w:val="24"/>
         </w:rPr>
-        <w:t xml:space="preserve">, </w:t>
+        <w:hyperlink r:id="rId22" w:history="1">
+          <w:r>
+            <w:rPr>
+              <w:rStyle w:val="Hyperlink"/>
+            </w:rPr>
+            <w:t xml:space="preserve">, </w:t>
+          </w:r>
+        </w:hyperlink>
       </w:r>
       <w:r>
         <w:rPr>

--- a/EXPORTS/DOCX/published/niveau3/English/Bronbeek.docx
+++ b/EXPORTS/DOCX/published/niveau3/English/Bronbeek.docx
@@ -2185,7 +2185,7 @@
           <w:sz w:val="24"/>
           <w:u w:val="single"/>
         </w:rPr>
-        <w:hyperlink r:id="rId19" w:history="1">
+        <w:hyperlink r:id="rId20" w:history="1">
           <w:r>
             <w:rPr>
               <w:rStyle w:val="Hyperlink"/>
@@ -2232,7 +2232,7 @@
           <w:sz w:val="24"/>
           <w:u w:val="single"/>
         </w:rPr>
-        <w:hyperlink r:id="rId20" w:history="1">
+        <w:hyperlink r:id="rId19" w:history="1">
           <w:r>
             <w:rPr>
               <w:rStyle w:val="Hyperlink"/>
@@ -2725,7 +2725,7 @@
           <w:sz w:val="24"/>
           <w:u w:val="single"/>
         </w:rPr>
-        <w:hyperlink r:id="rId23" w:history="1">
+        <w:hyperlink r:id="rId22" w:history="1">
           <w:r>
             <w:rPr>
               <w:rStyle w:val="Hyperlink"/>
@@ -2736,7 +2736,6 @@
       </w:r>
       <w:r>
         <w:rPr>
-          <w:u w:val="single" w:color="0000ff"/>
           <w:rFonts w:ascii="Charis SIL Regular" w:hAnsi="Charis SIL Regular" w:eastAsia="Charis SIL Regular"/>
           <w:b w:val="0"/>
           <w:i w:val="0"/>
@@ -2790,7 +2789,7 @@
           <w:sz w:val="24"/>
           <w:u w:val="single"/>
         </w:rPr>
-        <w:hyperlink r:id="rId24" w:history="1">
+        <w:hyperlink r:id="rId22" w:history="1">
           <w:r>
             <w:rPr>
               <w:rStyle w:val="Hyperlink"/>

--- a/EXPORTS/DOCX/published/niveau3/English/Bronbeek.docx
+++ b/EXPORTS/DOCX/published/niveau3/English/Bronbeek.docx
@@ -447,13 +447,93 @@
       </w:r>
       <w:r>
         <w:rPr>
+          <w:u w:val="single" w:color="0000ff"/>
           <w:rFonts w:ascii="Charis SIL Regular" w:hAnsi="Charis SIL Regular" w:eastAsia="Charis SIL Regular"/>
           <w:b w:val="0"/>
           <w:i w:val="0"/>
           <w:color w:val="000000"/>
           <w:sz w:val="24"/>
         </w:rPr>
-        <w:t>members of the Royal N</w:t>
+        <w:hyperlink r:id="rId10" w:history="1">
+          <w:r>
+            <w:rPr>
+              <w:rStyle w:val="Hyperlink"/>
+            </w:rPr>
+            <w:t>memb</w:t>
+          </w:r>
+        </w:hyperlink>
+      </w:r>
+      <w:r>
+        <w:rPr>
+          <w:u w:val="single" w:color="0000ff"/>
+          <w:rFonts w:ascii="Charis SIL Regular" w:hAnsi="Charis SIL Regular" w:eastAsia="Charis SIL Regular"/>
+          <w:b w:val="0"/>
+          <w:i w:val="0"/>
+          <w:color w:val="000000"/>
+          <w:sz w:val="24"/>
+        </w:rPr>
+        <w:hyperlink r:id="rId10" w:history="1">
+          <w:r>
+            <w:rPr>
+              <w:rStyle w:val="Hyperlink"/>
+            </w:rPr>
+            <w:t xml:space="preserve">ers of </w:t>
+          </w:r>
+        </w:hyperlink>
+      </w:r>
+      <w:r>
+        <w:rPr>
+          <w:u w:val="single" w:color="0000ff"/>
+          <w:rFonts w:ascii="Charis SIL Regular" w:hAnsi="Charis SIL Regular" w:eastAsia="Charis SIL Regular"/>
+          <w:b w:val="0"/>
+          <w:i w:val="0"/>
+          <w:color w:val="000000"/>
+          <w:sz w:val="24"/>
+        </w:rPr>
+        <w:hyperlink r:id="rId10" w:history="1">
+          <w:r>
+            <w:rPr>
+              <w:rStyle w:val="Hyperlink"/>
+            </w:rPr>
+            <w:t>t</w:t>
+          </w:r>
+        </w:hyperlink>
+      </w:r>
+      <w:r>
+        <w:rPr>
+          <w:u w:val="single" w:color="0000ff"/>
+          <w:rFonts w:ascii="Charis SIL Regular" w:hAnsi="Charis SIL Regular" w:eastAsia="Charis SIL Regular"/>
+          <w:b w:val="0"/>
+          <w:i w:val="0"/>
+          <w:color w:val="000000"/>
+          <w:sz w:val="24"/>
+        </w:rPr>
+        <w:hyperlink r:id="rId10" w:history="1">
+          <w:r>
+            <w:rPr>
+              <w:rStyle w:val="Hyperlink"/>
+            </w:rPr>
+            <w:t>he R</w:t>
+          </w:r>
+        </w:hyperlink>
+      </w:r>
+      <w:r>
+        <w:rPr>
+          <w:u w:val="single" w:color="0000ff"/>
+          <w:rFonts w:ascii="Charis SIL Regular" w:hAnsi="Charis SIL Regular" w:eastAsia="Charis SIL Regular"/>
+          <w:b w:val="0"/>
+          <w:i w:val="0"/>
+          <w:color w:val="000000"/>
+          <w:sz w:val="24"/>
+        </w:rPr>
+        <w:hyperlink r:id="rId10" w:history="1">
+          <w:r>
+            <w:rPr>
+              <w:rStyle w:val="Hyperlink"/>
+            </w:rPr>
+            <w:t>oyal N</w:t>
+          </w:r>
+        </w:hyperlink>
       </w:r>
       <w:r>
         <w:rPr>
@@ -2232,7 +2312,7 @@
           <w:sz w:val="24"/>
           <w:u w:val="single"/>
         </w:rPr>
-        <w:hyperlink r:id="rId19" w:history="1">
+        <w:hyperlink r:id="rId20" w:history="1">
           <w:r>
             <w:rPr>
               <w:rStyle w:val="Hyperlink"/>
@@ -2707,7 +2787,7 @@
           <w:sz w:val="24"/>
           <w:u w:val="single"/>
         </w:rPr>
-        <w:hyperlink r:id="rId23" w:history="1">
+        <w:hyperlink r:id="rId22" w:history="1">
           <w:r>
             <w:rPr>
               <w:rStyle w:val="Hyperlink"/>
@@ -2725,7 +2805,7 @@
           <w:sz w:val="24"/>
           <w:u w:val="single"/>
         </w:rPr>
-        <w:hyperlink r:id="rId22" w:history="1">
+        <w:hyperlink r:id="rId23" w:history="1">
           <w:r>
             <w:rPr>
               <w:rStyle w:val="Hyperlink"/>
@@ -2742,14 +2822,7 @@
           <w:color w:val="000000"/>
           <w:sz w:val="24"/>
         </w:rPr>
-        <w:hyperlink r:id="rId22" w:history="1">
-          <w:r>
-            <w:rPr>
-              <w:rStyle w:val="Hyperlink"/>
-            </w:rPr>
-            <w:t xml:space="preserve">, </w:t>
-          </w:r>
-        </w:hyperlink>
+        <w:t xml:space="preserve">, </w:t>
       </w:r>
       <w:r>
         <w:rPr>
@@ -2789,7 +2862,7 @@
           <w:sz w:val="24"/>
           <w:u w:val="single"/>
         </w:rPr>
-        <w:hyperlink r:id="rId22" w:history="1">
+        <w:hyperlink r:id="rId24" w:history="1">
           <w:r>
             <w:rPr>
               <w:rStyle w:val="Hyperlink"/>
@@ -2807,7 +2880,7 @@
           <w:sz w:val="24"/>
           <w:u w:val="single"/>
         </w:rPr>
-        <w:hyperlink r:id="rId22" w:history="1">
+        <w:hyperlink r:id="rId24" w:history="1">
           <w:r>
             <w:rPr>
               <w:rStyle w:val="Hyperlink"/>

--- a/EXPORTS/DOCX/published/niveau3/English/Bronbeek.docx
+++ b/EXPORTS/DOCX/published/niveau3/English/Bronbeek.docx
@@ -2833,7 +2833,7 @@
           <w:sz w:val="24"/>
           <w:u w:val="single"/>
         </w:rPr>
-        <w:hyperlink r:id="rId22" w:history="1">
+        <w:hyperlink r:id="rId24" w:history="1">
           <w:r>
             <w:rPr>
               <w:rStyle w:val="Hyperlink"/>
@@ -2880,7 +2880,7 @@
           <w:sz w:val="24"/>
           <w:u w:val="single"/>
         </w:rPr>
-        <w:hyperlink r:id="rId24" w:history="1">
+        <w:hyperlink r:id="rId22" w:history="1">
           <w:r>
             <w:rPr>
               <w:rStyle w:val="Hyperlink"/>

--- a/EXPORTS/DOCX/published/niveau3/English/Bronbeek.docx
+++ b/EXPORTS/DOCX/published/niveau3/English/Bronbeek.docx
@@ -2816,6 +2816,7 @@
       </w:r>
       <w:r>
         <w:rPr>
+          <w:u w:val="single" w:color="0000ff"/>
           <w:rFonts w:ascii="Charis SIL Regular" w:hAnsi="Charis SIL Regular" w:eastAsia="Charis SIL Regular"/>
           <w:b w:val="0"/>
           <w:i w:val="0"/>
@@ -2833,7 +2834,7 @@
           <w:sz w:val="24"/>
           <w:u w:val="single"/>
         </w:rPr>
-        <w:hyperlink r:id="rId24" w:history="1">
+        <w:hyperlink r:id="rId22" w:history="1">
           <w:r>
             <w:rPr>
               <w:rStyle w:val="Hyperlink"/>

--- a/EXPORTS/DOCX/published/niveau3/English/Bronbeek.docx
+++ b/EXPORTS/DOCX/published/niveau3/English/Bronbeek.docx
@@ -2816,7 +2816,6 @@
       </w:r>
       <w:r>
         <w:rPr>
-          <w:u w:val="single" w:color="0000ff"/>
           <w:rFonts w:ascii="Charis SIL Regular" w:hAnsi="Charis SIL Regular" w:eastAsia="Charis SIL Regular"/>
           <w:b w:val="0"/>
           <w:i w:val="0"/>
@@ -2834,7 +2833,7 @@
           <w:sz w:val="24"/>
           <w:u w:val="single"/>
         </w:rPr>
-        <w:hyperlink r:id="rId22" w:history="1">
+        <w:hyperlink r:id="rId24" w:history="1">
           <w:r>
             <w:rPr>
               <w:rStyle w:val="Hyperlink"/>

--- a/EXPORTS/DOCX/published/niveau3/English/Bronbeek.docx
+++ b/EXPORTS/DOCX/published/niveau3/English/Bronbeek.docx
@@ -447,75 +447,13 @@
       </w:r>
       <w:r>
         <w:rPr>
-          <w:u w:val="single" w:color="0000ff"/>
           <w:rFonts w:ascii="Charis SIL Regular" w:hAnsi="Charis SIL Regular" w:eastAsia="Charis SIL Regular"/>
           <w:b w:val="0"/>
           <w:i w:val="0"/>
           <w:color w:val="000000"/>
           <w:sz w:val="24"/>
         </w:rPr>
-        <w:hyperlink r:id="rId10" w:history="1">
-          <w:r>
-            <w:rPr>
-              <w:rStyle w:val="Hyperlink"/>
-            </w:rPr>
-            <w:t>memb</w:t>
-          </w:r>
-        </w:hyperlink>
-      </w:r>
-      <w:r>
-        <w:rPr>
-          <w:u w:val="single" w:color="0000ff"/>
-          <w:rFonts w:ascii="Charis SIL Regular" w:hAnsi="Charis SIL Regular" w:eastAsia="Charis SIL Regular"/>
-          <w:b w:val="0"/>
-          <w:i w:val="0"/>
-          <w:color w:val="000000"/>
-          <w:sz w:val="24"/>
-        </w:rPr>
-        <w:hyperlink r:id="rId10" w:history="1">
-          <w:r>
-            <w:rPr>
-              <w:rStyle w:val="Hyperlink"/>
-            </w:rPr>
-            <w:t xml:space="preserve">ers of </w:t>
-          </w:r>
-        </w:hyperlink>
-      </w:r>
-      <w:r>
-        <w:rPr>
-          <w:u w:val="single" w:color="0000ff"/>
-          <w:rFonts w:ascii="Charis SIL Regular" w:hAnsi="Charis SIL Regular" w:eastAsia="Charis SIL Regular"/>
-          <w:b w:val="0"/>
-          <w:i w:val="0"/>
-          <w:color w:val="000000"/>
-          <w:sz w:val="24"/>
-        </w:rPr>
-        <w:hyperlink r:id="rId10" w:history="1">
-          <w:r>
-            <w:rPr>
-              <w:rStyle w:val="Hyperlink"/>
-            </w:rPr>
-            <w:t>t</w:t>
-          </w:r>
-        </w:hyperlink>
-      </w:r>
-      <w:r>
-        <w:rPr>
-          <w:u w:val="single" w:color="0000ff"/>
-          <w:rFonts w:ascii="Charis SIL Regular" w:hAnsi="Charis SIL Regular" w:eastAsia="Charis SIL Regular"/>
-          <w:b w:val="0"/>
-          <w:i w:val="0"/>
-          <w:color w:val="000000"/>
-          <w:sz w:val="24"/>
-        </w:rPr>
-        <w:hyperlink r:id="rId10" w:history="1">
-          <w:r>
-            <w:rPr>
-              <w:rStyle w:val="Hyperlink"/>
-            </w:rPr>
-            <w:t>he R</w:t>
-          </w:r>
-        </w:hyperlink>
+        <w:t>members of the R</w:t>
       </w:r>
       <w:r>
         <w:rPr>
@@ -1364,61 +1302,7 @@
           <w:color w:val="000000"/>
           <w:sz w:val="24"/>
         </w:rPr>
-        <w:t xml:space="preserve"> in The Hague. There is also material at the museum </w:t>
-      </w:r>
-      <w:r>
-        <w:rPr>
-          <w:u w:val="single" w:color="0000ff"/>
-          <w:rFonts w:ascii="Charis SIL Regular" w:hAnsi="Charis SIL Regular" w:eastAsia="Charis SIL Regular"/>
-          <w:b w:val="0"/>
-          <w:i w:val="0"/>
-          <w:color w:val="000000"/>
-          <w:sz w:val="24"/>
-        </w:rPr>
-        <w:hyperlink r:id="rId15" w:history="1">
-          <w:r>
-            <w:rPr>
-              <w:rStyle w:val="Hyperlink"/>
-            </w:rPr>
-            <w:t>itself, w</w:t>
-          </w:r>
-        </w:hyperlink>
-      </w:r>
-      <w:r>
-        <w:rPr>
-          <w:u w:val="single" w:color="0000ff"/>
-          <w:rFonts w:ascii="Charis SIL Regular" w:hAnsi="Charis SIL Regular" w:eastAsia="Charis SIL Regular"/>
-          <w:b w:val="0"/>
-          <w:i w:val="0"/>
-          <w:color w:val="000000"/>
-          <w:sz w:val="24"/>
-        </w:rPr>
-        <w:hyperlink r:id="rId15" w:history="1">
-          <w:r>
-            <w:rPr>
-              <w:rStyle w:val="Hyperlink"/>
-            </w:rPr>
-            <w:t>h</w:t>
-          </w:r>
-        </w:hyperlink>
-      </w:r>
-      <w:r>
-        <w:rPr>
-          <w:u w:val="single" w:color="0000ff"/>
-          <w:rFonts w:ascii="Charis SIL Regular" w:hAnsi="Charis SIL Regular" w:eastAsia="Charis SIL Regular"/>
-          <w:b w:val="0"/>
-          <w:i w:val="0"/>
-          <w:color w:val="000000"/>
-          <w:sz w:val="24"/>
-        </w:rPr>
-        <w:hyperlink r:id="rId15" w:history="1">
-          <w:r>
-            <w:rPr>
-              <w:rStyle w:val="Hyperlink"/>
-            </w:rPr>
-            <w:t>ich can b</w:t>
-          </w:r>
-        </w:hyperlink>
+        <w:t xml:space="preserve"> in The Hague. There is also material at the museum itself, which can b</w:t>
       </w:r>
       <w:r>
         <w:rPr>
@@ -2805,7 +2689,7 @@
           <w:sz w:val="24"/>
           <w:u w:val="single"/>
         </w:rPr>
-        <w:hyperlink r:id="rId23" w:history="1">
+        <w:hyperlink r:id="rId22" w:history="1">
           <w:r>
             <w:rPr>
               <w:rStyle w:val="Hyperlink"/>

--- a/EXPORTS/DOCX/published/niveau3/English/Bronbeek.docx
+++ b/EXPORTS/DOCX/published/niveau3/English/Bronbeek.docx
@@ -447,13 +447,75 @@
       </w:r>
       <w:r>
         <w:rPr>
+          <w:u w:val="single" w:color="0000ff"/>
           <w:rFonts w:ascii="Charis SIL Regular" w:hAnsi="Charis SIL Regular" w:eastAsia="Charis SIL Regular"/>
           <w:b w:val="0"/>
           <w:i w:val="0"/>
           <w:color w:val="000000"/>
           <w:sz w:val="24"/>
         </w:rPr>
-        <w:t>members of the R</w:t>
+        <w:hyperlink r:id="rId10" w:history="1">
+          <w:r>
+            <w:rPr>
+              <w:rStyle w:val="Hyperlink"/>
+            </w:rPr>
+            <w:t>memb</w:t>
+          </w:r>
+        </w:hyperlink>
+      </w:r>
+      <w:r>
+        <w:rPr>
+          <w:u w:val="single" w:color="0000ff"/>
+          <w:rFonts w:ascii="Charis SIL Regular" w:hAnsi="Charis SIL Regular" w:eastAsia="Charis SIL Regular"/>
+          <w:b w:val="0"/>
+          <w:i w:val="0"/>
+          <w:color w:val="000000"/>
+          <w:sz w:val="24"/>
+        </w:rPr>
+        <w:hyperlink r:id="rId10" w:history="1">
+          <w:r>
+            <w:rPr>
+              <w:rStyle w:val="Hyperlink"/>
+            </w:rPr>
+            <w:t xml:space="preserve">ers of </w:t>
+          </w:r>
+        </w:hyperlink>
+      </w:r>
+      <w:r>
+        <w:rPr>
+          <w:u w:val="single" w:color="0000ff"/>
+          <w:rFonts w:ascii="Charis SIL Regular" w:hAnsi="Charis SIL Regular" w:eastAsia="Charis SIL Regular"/>
+          <w:b w:val="0"/>
+          <w:i w:val="0"/>
+          <w:color w:val="000000"/>
+          <w:sz w:val="24"/>
+        </w:rPr>
+        <w:hyperlink r:id="rId10" w:history="1">
+          <w:r>
+            <w:rPr>
+              <w:rStyle w:val="Hyperlink"/>
+            </w:rPr>
+            <w:t>t</w:t>
+          </w:r>
+        </w:hyperlink>
+      </w:r>
+      <w:r>
+        <w:rPr>
+          <w:u w:val="single" w:color="0000ff"/>
+          <w:rFonts w:ascii="Charis SIL Regular" w:hAnsi="Charis SIL Regular" w:eastAsia="Charis SIL Regular"/>
+          <w:b w:val="0"/>
+          <w:i w:val="0"/>
+          <w:color w:val="000000"/>
+          <w:sz w:val="24"/>
+        </w:rPr>
+        <w:hyperlink r:id="rId10" w:history="1">
+          <w:r>
+            <w:rPr>
+              <w:rStyle w:val="Hyperlink"/>
+            </w:rPr>
+            <w:t>he R</w:t>
+          </w:r>
+        </w:hyperlink>
       </w:r>
       <w:r>
         <w:rPr>
@@ -1302,7 +1364,61 @@
           <w:color w:val="000000"/>
           <w:sz w:val="24"/>
         </w:rPr>
-        <w:t xml:space="preserve"> in The Hague. There is also material at the museum itself, which can b</w:t>
+        <w:t xml:space="preserve"> in The Hague. There is also material at the museum </w:t>
+      </w:r>
+      <w:r>
+        <w:rPr>
+          <w:u w:val="single" w:color="0000ff"/>
+          <w:rFonts w:ascii="Charis SIL Regular" w:hAnsi="Charis SIL Regular" w:eastAsia="Charis SIL Regular"/>
+          <w:b w:val="0"/>
+          <w:i w:val="0"/>
+          <w:color w:val="000000"/>
+          <w:sz w:val="24"/>
+        </w:rPr>
+        <w:hyperlink r:id="rId15" w:history="1">
+          <w:r>
+            <w:rPr>
+              <w:rStyle w:val="Hyperlink"/>
+            </w:rPr>
+            <w:t>itself, w</w:t>
+          </w:r>
+        </w:hyperlink>
+      </w:r>
+      <w:r>
+        <w:rPr>
+          <w:u w:val="single" w:color="0000ff"/>
+          <w:rFonts w:ascii="Charis SIL Regular" w:hAnsi="Charis SIL Regular" w:eastAsia="Charis SIL Regular"/>
+          <w:b w:val="0"/>
+          <w:i w:val="0"/>
+          <w:color w:val="000000"/>
+          <w:sz w:val="24"/>
+        </w:rPr>
+        <w:hyperlink r:id="rId15" w:history="1">
+          <w:r>
+            <w:rPr>
+              <w:rStyle w:val="Hyperlink"/>
+            </w:rPr>
+            <w:t>h</w:t>
+          </w:r>
+        </w:hyperlink>
+      </w:r>
+      <w:r>
+        <w:rPr>
+          <w:u w:val="single" w:color="0000ff"/>
+          <w:rFonts w:ascii="Charis SIL Regular" w:hAnsi="Charis SIL Regular" w:eastAsia="Charis SIL Regular"/>
+          <w:b w:val="0"/>
+          <w:i w:val="0"/>
+          <w:color w:val="000000"/>
+          <w:sz w:val="24"/>
+        </w:rPr>
+        <w:hyperlink r:id="rId15" w:history="1">
+          <w:r>
+            <w:rPr>
+              <w:rStyle w:val="Hyperlink"/>
+            </w:rPr>
+            <w:t>ich can b</w:t>
+          </w:r>
+        </w:hyperlink>
       </w:r>
       <w:r>
         <w:rPr>
@@ -1324,31 +1440,13 @@
       </w:r>
       <w:r>
         <w:rPr>
-          <w:u w:val="single" w:color="0000ff"/>
           <w:rFonts w:ascii="Charis SIL Regular" w:hAnsi="Charis SIL Regular" w:eastAsia="Charis SIL Regular"/>
           <w:b w:val="0"/>
           <w:i w:val="0"/>
           <w:color w:val="000000"/>
           <w:sz w:val="24"/>
         </w:rPr>
-        <w:hyperlink r:id="rId15" w:history="1">
-          <w:r>
-            <w:rPr>
-              <w:rStyle w:val="Hyperlink"/>
-            </w:rPr>
-            <w:t>consulted vi</w:t>
-          </w:r>
-        </w:hyperlink>
-      </w:r>
-      <w:r>
-        <w:rPr>
-          <w:rFonts w:ascii="Charis SIL Regular" w:hAnsi="Charis SIL Regular" w:eastAsia="Charis SIL Regular"/>
-          <w:b w:val="0"/>
-          <w:i w:val="0"/>
-          <w:color w:val="000000"/>
-          <w:sz w:val="24"/>
-        </w:rPr>
-        <w:t xml:space="preserve">a the </w:t>
+        <w:t xml:space="preserve">consulted via the </w:t>
       </w:r>
       <w:r>
         <w:rPr>
@@ -2167,7 +2265,7 @@
           <w:sz w:val="24"/>
           <w:u w:val="single"/>
         </w:rPr>
-        <w:hyperlink r:id="rId20" w:history="1">
+        <w:hyperlink r:id="rId19" w:history="1">
           <w:r>
             <w:rPr>
               <w:rStyle w:val="Hyperlink"/>
@@ -2196,7 +2294,7 @@
           <w:sz w:val="24"/>
           <w:u w:val="single"/>
         </w:rPr>
-        <w:hyperlink r:id="rId20" w:history="1">
+        <w:hyperlink r:id="rId19" w:history="1">
           <w:r>
             <w:rPr>
               <w:rStyle w:val="Hyperlink"/>
@@ -2671,7 +2769,7 @@
           <w:sz w:val="24"/>
           <w:u w:val="single"/>
         </w:rPr>
-        <w:hyperlink r:id="rId22" w:history="1">
+        <w:hyperlink r:id="rId23" w:history="1">
           <w:r>
             <w:rPr>
               <w:rStyle w:val="Hyperlink"/>
@@ -2689,7 +2787,7 @@
           <w:sz w:val="24"/>
           <w:u w:val="single"/>
         </w:rPr>
-        <w:hyperlink r:id="rId22" w:history="1">
+        <w:hyperlink r:id="rId23" w:history="1">
           <w:r>
             <w:rPr>
               <w:rStyle w:val="Hyperlink"/>
@@ -2706,7 +2804,14 @@
           <w:color w:val="000000"/>
           <w:sz w:val="24"/>
         </w:rPr>
-        <w:t xml:space="preserve">, </w:t>
+        <w:hyperlink r:id="rId22" w:history="1">
+          <w:r>
+            <w:rPr>
+              <w:rStyle w:val="Hyperlink"/>
+            </w:rPr>
+            <w:t xml:space="preserve">, </w:t>
+          </w:r>
+        </w:hyperlink>
       </w:r>
       <w:r>
         <w:rPr>
@@ -2717,7 +2822,7 @@
           <w:sz w:val="24"/>
           <w:u w:val="single"/>
         </w:rPr>
-        <w:hyperlink r:id="rId24" w:history="1">
+        <w:hyperlink r:id="rId22" w:history="1">
           <w:r>
             <w:rPr>
               <w:rStyle w:val="Hyperlink"/>
@@ -2746,7 +2851,7 @@
           <w:sz w:val="24"/>
           <w:u w:val="single"/>
         </w:rPr>
-        <w:hyperlink r:id="rId24" w:history="1">
+        <w:hyperlink r:id="rId22" w:history="1">
           <w:r>
             <w:rPr>
               <w:rStyle w:val="Hyperlink"/>

--- a/EXPORTS/DOCX/published/niveau3/English/Bronbeek.docx
+++ b/EXPORTS/DOCX/published/niveau3/English/Bronbeek.docx
@@ -224,54 +224,7 @@
           <w:color w:val="000000"/>
           <w:sz w:val="24"/>
         </w:rPr>
-        <w:t>home</w:t>
-      </w:r>
-      <w:r>
-        <w:rPr>
-          <w:u w:val="single" w:color="0000ff"/>
-          <w:rFonts w:ascii="Charis SIL Regular" w:hAnsi="Charis SIL Regular" w:eastAsia="Charis SIL Regular"/>
-          <w:b w:val="0"/>
-          <w:i w:val="0"/>
-          <w:color w:val="000000"/>
-          <w:sz w:val="24"/>
-        </w:rPr>
-        <w:hyperlink r:id="rId9" w:history="1">
-          <w:r>
-            <w:rPr>
-              <w:rStyle w:val="Hyperlink"/>
-            </w:rPr>
-            <w:t xml:space="preserve"> was</w:t>
-          </w:r>
-        </w:hyperlink>
-      </w:r>
-      <w:r>
-        <w:rPr>
-          <w:u w:val="single" w:color="0000ff"/>
-          <w:rFonts w:ascii="Charis SIL Regular" w:hAnsi="Charis SIL Regular" w:eastAsia="Charis SIL Regular"/>
-          <w:b w:val="0"/>
-          <w:i w:val="0"/>
-          <w:color w:val="000000"/>
-          <w:sz w:val="24"/>
-        </w:rPr>
-        <w:t xml:space="preserve"> </w:t>
-      </w:r>
-      <w:r>
-        <w:rPr>
-          <w:u w:val="single" w:color="0000ff"/>
-          <w:rFonts w:ascii="Charis SIL Regular" w:hAnsi="Charis SIL Regular" w:eastAsia="Charis SIL Regular"/>
-          <w:b w:val="0"/>
-          <w:i w:val="0"/>
-          <w:color w:val="000000"/>
-          <w:sz w:val="24"/>
-        </w:rPr>
-        <w:hyperlink r:id="rId9" w:history="1">
-          <w:r>
-            <w:rPr>
-              <w:rStyle w:val="Hyperlink"/>
-            </w:rPr>
-            <w:t>establis</w:t>
-          </w:r>
-        </w:hyperlink>
+        <w:t>home was establis</w:t>
       </w:r>
       <w:r>
         <w:rPr>
@@ -1440,13 +1393,31 @@
       </w:r>
       <w:r>
         <w:rPr>
+          <w:u w:val="single" w:color="0000ff"/>
           <w:rFonts w:ascii="Charis SIL Regular" w:hAnsi="Charis SIL Regular" w:eastAsia="Charis SIL Regular"/>
           <w:b w:val="0"/>
           <w:i w:val="0"/>
           <w:color w:val="000000"/>
           <w:sz w:val="24"/>
         </w:rPr>
-        <w:t xml:space="preserve">consulted via the </w:t>
+        <w:hyperlink r:id="rId15" w:history="1">
+          <w:r>
+            <w:rPr>
+              <w:rStyle w:val="Hyperlink"/>
+            </w:rPr>
+            <w:t>consulted vi</w:t>
+          </w:r>
+        </w:hyperlink>
+      </w:r>
+      <w:r>
+        <w:rPr>
+          <w:rFonts w:ascii="Charis SIL Regular" w:hAnsi="Charis SIL Regular" w:eastAsia="Charis SIL Regular"/>
+          <w:b w:val="0"/>
+          <w:i w:val="0"/>
+          <w:color w:val="000000"/>
+          <w:sz w:val="24"/>
+        </w:rPr>
+        <w:t xml:space="preserve">a the </w:t>
       </w:r>
       <w:r>
         <w:rPr>
@@ -2265,7 +2236,7 @@
           <w:sz w:val="24"/>
           <w:u w:val="single"/>
         </w:rPr>
-        <w:hyperlink r:id="rId19" w:history="1">
+        <w:hyperlink r:id="rId20" w:history="1">
           <w:r>
             <w:rPr>
               <w:rStyle w:val="Hyperlink"/>
@@ -2294,7 +2265,7 @@
           <w:sz w:val="24"/>
           <w:u w:val="single"/>
         </w:rPr>
-        <w:hyperlink r:id="rId19" w:history="1">
+        <w:hyperlink r:id="rId20" w:history="1">
           <w:r>
             <w:rPr>
               <w:rStyle w:val="Hyperlink"/>
@@ -2798,6 +2769,7 @@
       </w:r>
       <w:r>
         <w:rPr>
+          <w:u w:val="single" w:color="0000ff"/>
           <w:rFonts w:ascii="Charis SIL Regular" w:hAnsi="Charis SIL Regular" w:eastAsia="Charis SIL Regular"/>
           <w:b w:val="0"/>
           <w:i w:val="0"/>

--- a/EXPORTS/DOCX/published/niveau3/English/Bronbeek.docx
+++ b/EXPORTS/DOCX/published/niveau3/English/Bronbeek.docx
@@ -224,7 +224,54 @@
           <w:color w:val="000000"/>
           <w:sz w:val="24"/>
         </w:rPr>
-        <w:t>home was establis</w:t>
+        <w:t>home</w:t>
+      </w:r>
+      <w:r>
+        <w:rPr>
+          <w:u w:val="single" w:color="0000ff"/>
+          <w:rFonts w:ascii="Charis SIL Regular" w:hAnsi="Charis SIL Regular" w:eastAsia="Charis SIL Regular"/>
+          <w:b w:val="0"/>
+          <w:i w:val="0"/>
+          <w:color w:val="000000"/>
+          <w:sz w:val="24"/>
+        </w:rPr>
+        <w:hyperlink r:id="rId9" w:history="1">
+          <w:r>
+            <w:rPr>
+              <w:rStyle w:val="Hyperlink"/>
+            </w:rPr>
+            <w:t xml:space="preserve"> was</w:t>
+          </w:r>
+        </w:hyperlink>
+      </w:r>
+      <w:r>
+        <w:rPr>
+          <w:u w:val="single" w:color="0000ff"/>
+          <w:rFonts w:ascii="Charis SIL Regular" w:hAnsi="Charis SIL Regular" w:eastAsia="Charis SIL Regular"/>
+          <w:b w:val="0"/>
+          <w:i w:val="0"/>
+          <w:color w:val="000000"/>
+          <w:sz w:val="24"/>
+        </w:rPr>
+        <w:t xml:space="preserve"> </w:t>
+      </w:r>
+      <w:r>
+        <w:rPr>
+          <w:u w:val="single" w:color="0000ff"/>
+          <w:rFonts w:ascii="Charis SIL Regular" w:hAnsi="Charis SIL Regular" w:eastAsia="Charis SIL Regular"/>
+          <w:b w:val="0"/>
+          <w:i w:val="0"/>
+          <w:color w:val="000000"/>
+          <w:sz w:val="24"/>
+        </w:rPr>
+        <w:hyperlink r:id="rId9" w:history="1">
+          <w:r>
+            <w:rPr>
+              <w:rStyle w:val="Hyperlink"/>
+            </w:rPr>
+            <w:t>establis</w:t>
+          </w:r>
+        </w:hyperlink>
       </w:r>
       <w:r>
         <w:rPr>
@@ -400,93 +447,13 @@
       </w:r>
       <w:r>
         <w:rPr>
-          <w:u w:val="single" w:color="0000ff"/>
           <w:rFonts w:ascii="Charis SIL Regular" w:hAnsi="Charis SIL Regular" w:eastAsia="Charis SIL Regular"/>
           <w:b w:val="0"/>
           <w:i w:val="0"/>
           <w:color w:val="000000"/>
           <w:sz w:val="24"/>
         </w:rPr>
-        <w:hyperlink r:id="rId10" w:history="1">
-          <w:r>
-            <w:rPr>
-              <w:rStyle w:val="Hyperlink"/>
-            </w:rPr>
-            <w:t>memb</w:t>
-          </w:r>
-        </w:hyperlink>
-      </w:r>
-      <w:r>
-        <w:rPr>
-          <w:u w:val="single" w:color="0000ff"/>
-          <w:rFonts w:ascii="Charis SIL Regular" w:hAnsi="Charis SIL Regular" w:eastAsia="Charis SIL Regular"/>
-          <w:b w:val="0"/>
-          <w:i w:val="0"/>
-          <w:color w:val="000000"/>
-          <w:sz w:val="24"/>
-        </w:rPr>
-        <w:hyperlink r:id="rId10" w:history="1">
-          <w:r>
-            <w:rPr>
-              <w:rStyle w:val="Hyperlink"/>
-            </w:rPr>
-            <w:t xml:space="preserve">ers of </w:t>
-          </w:r>
-        </w:hyperlink>
-      </w:r>
-      <w:r>
-        <w:rPr>
-          <w:u w:val="single" w:color="0000ff"/>
-          <w:rFonts w:ascii="Charis SIL Regular" w:hAnsi="Charis SIL Regular" w:eastAsia="Charis SIL Regular"/>
-          <w:b w:val="0"/>
-          <w:i w:val="0"/>
-          <w:color w:val="000000"/>
-          <w:sz w:val="24"/>
-        </w:rPr>
-        <w:hyperlink r:id="rId10" w:history="1">
-          <w:r>
-            <w:rPr>
-              <w:rStyle w:val="Hyperlink"/>
-            </w:rPr>
-            <w:t>t</w:t>
-          </w:r>
-        </w:hyperlink>
-      </w:r>
-      <w:r>
-        <w:rPr>
-          <w:u w:val="single" w:color="0000ff"/>
-          <w:rFonts w:ascii="Charis SIL Regular" w:hAnsi="Charis SIL Regular" w:eastAsia="Charis SIL Regular"/>
-          <w:b w:val="0"/>
-          <w:i w:val="0"/>
-          <w:color w:val="000000"/>
-          <w:sz w:val="24"/>
-        </w:rPr>
-        <w:hyperlink r:id="rId10" w:history="1">
-          <w:r>
-            <w:rPr>
-              <w:rStyle w:val="Hyperlink"/>
-            </w:rPr>
-            <w:t>he R</w:t>
-          </w:r>
-        </w:hyperlink>
-      </w:r>
-      <w:r>
-        <w:rPr>
-          <w:u w:val="single" w:color="0000ff"/>
-          <w:rFonts w:ascii="Charis SIL Regular" w:hAnsi="Charis SIL Regular" w:eastAsia="Charis SIL Regular"/>
-          <w:b w:val="0"/>
-          <w:i w:val="0"/>
-          <w:color w:val="000000"/>
-          <w:sz w:val="24"/>
-        </w:rPr>
-        <w:hyperlink r:id="rId10" w:history="1">
-          <w:r>
-            <w:rPr>
-              <w:rStyle w:val="Hyperlink"/>
-            </w:rPr>
-            <w:t>oyal N</w:t>
-          </w:r>
-        </w:hyperlink>
+        <w:t>members of the Royal N</w:t>
       </w:r>
       <w:r>
         <w:rPr>
@@ -2218,7 +2185,7 @@
           <w:sz w:val="24"/>
           <w:u w:val="single"/>
         </w:rPr>
-        <w:hyperlink r:id="rId20" w:history="1">
+        <w:hyperlink r:id="rId19" w:history="1">
           <w:r>
             <w:rPr>
               <w:rStyle w:val="Hyperlink"/>
@@ -2265,7 +2232,7 @@
           <w:sz w:val="24"/>
           <w:u w:val="single"/>
         </w:rPr>
-        <w:hyperlink r:id="rId20" w:history="1">
+        <w:hyperlink r:id="rId19" w:history="1">
           <w:r>
             <w:rPr>
               <w:rStyle w:val="Hyperlink"/>
@@ -2740,7 +2707,7 @@
           <w:sz w:val="24"/>
           <w:u w:val="single"/>
         </w:rPr>
-        <w:hyperlink r:id="rId23" w:history="1">
+        <w:hyperlink r:id="rId22" w:history="1">
           <w:r>
             <w:rPr>
               <w:rStyle w:val="Hyperlink"/>
@@ -2776,14 +2743,7 @@
           <w:color w:val="000000"/>
           <w:sz w:val="24"/>
         </w:rPr>
-        <w:hyperlink r:id="rId22" w:history="1">
-          <w:r>
-            <w:rPr>
-              <w:rStyle w:val="Hyperlink"/>
-            </w:rPr>
-            <w:t xml:space="preserve">, </w:t>
-          </w:r>
-        </w:hyperlink>
+        <w:t xml:space="preserve">, </w:t>
       </w:r>
       <w:r>
         <w:rPr>
@@ -2794,7 +2754,7 @@
           <w:sz w:val="24"/>
           <w:u w:val="single"/>
         </w:rPr>
-        <w:hyperlink r:id="rId22" w:history="1">
+        <w:hyperlink r:id="rId24" w:history="1">
           <w:r>
             <w:rPr>
               <w:rStyle w:val="Hyperlink"/>
@@ -2823,7 +2783,7 @@
           <w:sz w:val="24"/>
           <w:u w:val="single"/>
         </w:rPr>
-        <w:hyperlink r:id="rId22" w:history="1">
+        <w:hyperlink r:id="rId24" w:history="1">
           <w:r>
             <w:rPr>
               <w:rStyle w:val="Hyperlink"/>

--- a/EXPORTS/DOCX/published/niveau3/English/Bronbeek.docx
+++ b/EXPORTS/DOCX/published/niveau3/English/Bronbeek.docx
@@ -453,7 +453,25 @@
           <w:color w:val="000000"/>
           <w:sz w:val="24"/>
         </w:rPr>
-        <w:t>members of the Royal N</w:t>
+        <w:t>members of the R</w:t>
+      </w:r>
+      <w:r>
+        <w:rPr>
+          <w:u w:val="single" w:color="0000ff"/>
+          <w:rFonts w:ascii="Charis SIL Regular" w:hAnsi="Charis SIL Regular" w:eastAsia="Charis SIL Regular"/>
+          <w:b w:val="0"/>
+          <w:i w:val="0"/>
+          <w:color w:val="000000"/>
+          <w:sz w:val="24"/>
+        </w:rPr>
+        <w:hyperlink r:id="rId10" w:history="1">
+          <w:r>
+            <w:rPr>
+              <w:rStyle w:val="Hyperlink"/>
+            </w:rPr>
+            <w:t>oyal N</w:t>
+          </w:r>
+        </w:hyperlink>
       </w:r>
       <w:r>
         <w:rPr>
@@ -1284,61 +1302,7 @@
           <w:color w:val="000000"/>
           <w:sz w:val="24"/>
         </w:rPr>
-        <w:t xml:space="preserve"> in The Hague. There is also material at the museum </w:t>
-      </w:r>
-      <w:r>
-        <w:rPr>
-          <w:u w:val="single" w:color="0000ff"/>
-          <w:rFonts w:ascii="Charis SIL Regular" w:hAnsi="Charis SIL Regular" w:eastAsia="Charis SIL Regular"/>
-          <w:b w:val="0"/>
-          <w:i w:val="0"/>
-          <w:color w:val="000000"/>
-          <w:sz w:val="24"/>
-        </w:rPr>
-        <w:hyperlink r:id="rId15" w:history="1">
-          <w:r>
-            <w:rPr>
-              <w:rStyle w:val="Hyperlink"/>
-            </w:rPr>
-            <w:t>itself, w</w:t>
-          </w:r>
-        </w:hyperlink>
-      </w:r>
-      <w:r>
-        <w:rPr>
-          <w:u w:val="single" w:color="0000ff"/>
-          <w:rFonts w:ascii="Charis SIL Regular" w:hAnsi="Charis SIL Regular" w:eastAsia="Charis SIL Regular"/>
-          <w:b w:val="0"/>
-          <w:i w:val="0"/>
-          <w:color w:val="000000"/>
-          <w:sz w:val="24"/>
-        </w:rPr>
-        <w:hyperlink r:id="rId15" w:history="1">
-          <w:r>
-            <w:rPr>
-              <w:rStyle w:val="Hyperlink"/>
-            </w:rPr>
-            <w:t>h</w:t>
-          </w:r>
-        </w:hyperlink>
-      </w:r>
-      <w:r>
-        <w:rPr>
-          <w:u w:val="single" w:color="0000ff"/>
-          <w:rFonts w:ascii="Charis SIL Regular" w:hAnsi="Charis SIL Regular" w:eastAsia="Charis SIL Regular"/>
-          <w:b w:val="0"/>
-          <w:i w:val="0"/>
-          <w:color w:val="000000"/>
-          <w:sz w:val="24"/>
-        </w:rPr>
-        <w:hyperlink r:id="rId15" w:history="1">
-          <w:r>
-            <w:rPr>
-              <w:rStyle w:val="Hyperlink"/>
-            </w:rPr>
-            <w:t>ich can b</w:t>
-          </w:r>
-        </w:hyperlink>
+        <w:t xml:space="preserve"> in The Hague. There is also material at the museum itself, which can b</w:t>
       </w:r>
       <w:r>
         <w:rPr>
@@ -2185,7 +2149,7 @@
           <w:sz w:val="24"/>
           <w:u w:val="single"/>
         </w:rPr>
-        <w:hyperlink r:id="rId19" w:history="1">
+        <w:hyperlink r:id="rId20" w:history="1">
           <w:r>
             <w:rPr>
               <w:rStyle w:val="Hyperlink"/>
@@ -2232,7 +2196,7 @@
           <w:sz w:val="24"/>
           <w:u w:val="single"/>
         </w:rPr>
-        <w:hyperlink r:id="rId19" w:history="1">
+        <w:hyperlink r:id="rId20" w:history="1">
           <w:r>
             <w:rPr>
               <w:rStyle w:val="Hyperlink"/>
@@ -2725,7 +2689,7 @@
           <w:sz w:val="24"/>
           <w:u w:val="single"/>
         </w:rPr>
-        <w:hyperlink r:id="rId23" w:history="1">
+        <w:hyperlink r:id="rId22" w:history="1">
           <w:r>
             <w:rPr>
               <w:rStyle w:val="Hyperlink"/>
@@ -2743,7 +2707,14 @@
           <w:color w:val="000000"/>
           <w:sz w:val="24"/>
         </w:rPr>
-        <w:t xml:space="preserve">, </w:t>
+        <w:hyperlink r:id="rId22" w:history="1">
+          <w:r>
+            <w:rPr>
+              <w:rStyle w:val="Hyperlink"/>
+            </w:rPr>
+            <w:t xml:space="preserve">, </w:t>
+          </w:r>
+        </w:hyperlink>
       </w:r>
       <w:r>
         <w:rPr>
@@ -2783,7 +2754,7 @@
           <w:sz w:val="24"/>
           <w:u w:val="single"/>
         </w:rPr>
-        <w:hyperlink r:id="rId24" w:history="1">
+        <w:hyperlink r:id="rId22" w:history="1">
           <w:r>
             <w:rPr>
               <w:rStyle w:val="Hyperlink"/>

--- a/EXPORTS/DOCX/published/niveau3/English/Bronbeek.docx
+++ b/EXPORTS/DOCX/published/niveau3/English/Bronbeek.docx
@@ -447,13 +447,75 @@
       </w:r>
       <w:r>
         <w:rPr>
+          <w:u w:val="single" w:color="0000ff"/>
           <w:rFonts w:ascii="Charis SIL Regular" w:hAnsi="Charis SIL Regular" w:eastAsia="Charis SIL Regular"/>
           <w:b w:val="0"/>
           <w:i w:val="0"/>
           <w:color w:val="000000"/>
           <w:sz w:val="24"/>
         </w:rPr>
-        <w:t>members of the R</w:t>
+        <w:hyperlink r:id="rId10" w:history="1">
+          <w:r>
+            <w:rPr>
+              <w:rStyle w:val="Hyperlink"/>
+            </w:rPr>
+            <w:t>memb</w:t>
+          </w:r>
+        </w:hyperlink>
+      </w:r>
+      <w:r>
+        <w:rPr>
+          <w:u w:val="single" w:color="0000ff"/>
+          <w:rFonts w:ascii="Charis SIL Regular" w:hAnsi="Charis SIL Regular" w:eastAsia="Charis SIL Regular"/>
+          <w:b w:val="0"/>
+          <w:i w:val="0"/>
+          <w:color w:val="000000"/>
+          <w:sz w:val="24"/>
+        </w:rPr>
+        <w:hyperlink r:id="rId10" w:history="1">
+          <w:r>
+            <w:rPr>
+              <w:rStyle w:val="Hyperlink"/>
+            </w:rPr>
+            <w:t xml:space="preserve">ers of </w:t>
+          </w:r>
+        </w:hyperlink>
+      </w:r>
+      <w:r>
+        <w:rPr>
+          <w:u w:val="single" w:color="0000ff"/>
+          <w:rFonts w:ascii="Charis SIL Regular" w:hAnsi="Charis SIL Regular" w:eastAsia="Charis SIL Regular"/>
+          <w:b w:val="0"/>
+          <w:i w:val="0"/>
+          <w:color w:val="000000"/>
+          <w:sz w:val="24"/>
+        </w:rPr>
+        <w:hyperlink r:id="rId10" w:history="1">
+          <w:r>
+            <w:rPr>
+              <w:rStyle w:val="Hyperlink"/>
+            </w:rPr>
+            <w:t>t</w:t>
+          </w:r>
+        </w:hyperlink>
+      </w:r>
+      <w:r>
+        <w:rPr>
+          <w:u w:val="single" w:color="0000ff"/>
+          <w:rFonts w:ascii="Charis SIL Regular" w:hAnsi="Charis SIL Regular" w:eastAsia="Charis SIL Regular"/>
+          <w:b w:val="0"/>
+          <w:i w:val="0"/>
+          <w:color w:val="000000"/>
+          <w:sz w:val="24"/>
+        </w:rPr>
+        <w:hyperlink r:id="rId10" w:history="1">
+          <w:r>
+            <w:rPr>
+              <w:rStyle w:val="Hyperlink"/>
+            </w:rPr>
+            <w:t>he R</w:t>
+          </w:r>
+        </w:hyperlink>
       </w:r>
       <w:r>
         <w:rPr>
@@ -1302,7 +1364,61 @@
           <w:color w:val="000000"/>
           <w:sz w:val="24"/>
         </w:rPr>
-        <w:t xml:space="preserve"> in The Hague. There is also material at the museum itself, which can b</w:t>
+        <w:t xml:space="preserve"> in The Hague. There is also material at the museum </w:t>
+      </w:r>
+      <w:r>
+        <w:rPr>
+          <w:u w:val="single" w:color="0000ff"/>
+          <w:rFonts w:ascii="Charis SIL Regular" w:hAnsi="Charis SIL Regular" w:eastAsia="Charis SIL Regular"/>
+          <w:b w:val="0"/>
+          <w:i w:val="0"/>
+          <w:color w:val="000000"/>
+          <w:sz w:val="24"/>
+        </w:rPr>
+        <w:hyperlink r:id="rId15" w:history="1">
+          <w:r>
+            <w:rPr>
+              <w:rStyle w:val="Hyperlink"/>
+            </w:rPr>
+            <w:t>itself, w</w:t>
+          </w:r>
+        </w:hyperlink>
+      </w:r>
+      <w:r>
+        <w:rPr>
+          <w:u w:val="single" w:color="0000ff"/>
+          <w:rFonts w:ascii="Charis SIL Regular" w:hAnsi="Charis SIL Regular" w:eastAsia="Charis SIL Regular"/>
+          <w:b w:val="0"/>
+          <w:i w:val="0"/>
+          <w:color w:val="000000"/>
+          <w:sz w:val="24"/>
+        </w:rPr>
+        <w:hyperlink r:id="rId15" w:history="1">
+          <w:r>
+            <w:rPr>
+              <w:rStyle w:val="Hyperlink"/>
+            </w:rPr>
+            <w:t>h</w:t>
+          </w:r>
+        </w:hyperlink>
+      </w:r>
+      <w:r>
+        <w:rPr>
+          <w:u w:val="single" w:color="0000ff"/>
+          <w:rFonts w:ascii="Charis SIL Regular" w:hAnsi="Charis SIL Regular" w:eastAsia="Charis SIL Regular"/>
+          <w:b w:val="0"/>
+          <w:i w:val="0"/>
+          <w:color w:val="000000"/>
+          <w:sz w:val="24"/>
+        </w:rPr>
+        <w:hyperlink r:id="rId15" w:history="1">
+          <w:r>
+            <w:rPr>
+              <w:rStyle w:val="Hyperlink"/>
+            </w:rPr>
+            <w:t>ich can b</w:t>
+          </w:r>
+        </w:hyperlink>
       </w:r>
       <w:r>
         <w:rPr>
@@ -2167,7 +2283,7 @@
           <w:sz w:val="24"/>
           <w:u w:val="single"/>
         </w:rPr>
-        <w:hyperlink r:id="rId20" w:history="1">
+        <w:hyperlink r:id="rId19" w:history="1">
           <w:r>
             <w:rPr>
               <w:rStyle w:val="Hyperlink"/>
@@ -2196,7 +2312,7 @@
           <w:sz w:val="24"/>
           <w:u w:val="single"/>
         </w:rPr>
-        <w:hyperlink r:id="rId20" w:history="1">
+        <w:hyperlink r:id="rId19" w:history="1">
           <w:r>
             <w:rPr>
               <w:rStyle w:val="Hyperlink"/>
@@ -2671,7 +2787,7 @@
           <w:sz w:val="24"/>
           <w:u w:val="single"/>
         </w:rPr>
-        <w:hyperlink r:id="rId22" w:history="1">
+        <w:hyperlink r:id="rId23" w:history="1">
           <w:r>
             <w:rPr>
               <w:rStyle w:val="Hyperlink"/>
@@ -2700,21 +2816,13 @@
       </w:r>
       <w:r>
         <w:rPr>
-          <w:u w:val="single" w:color="0000ff"/>
           <w:rFonts w:ascii="Charis SIL Regular" w:hAnsi="Charis SIL Regular" w:eastAsia="Charis SIL Regular"/>
           <w:b w:val="0"/>
           <w:i w:val="0"/>
           <w:color w:val="000000"/>
           <w:sz w:val="24"/>
         </w:rPr>
-        <w:hyperlink r:id="rId22" w:history="1">
-          <w:r>
-            <w:rPr>
-              <w:rStyle w:val="Hyperlink"/>
-            </w:rPr>
-            <w:t xml:space="preserve">, </w:t>
-          </w:r>
-        </w:hyperlink>
+        <w:t xml:space="preserve">, </w:t>
       </w:r>
       <w:r>
         <w:rPr>
@@ -2725,7 +2833,7 @@
           <w:sz w:val="24"/>
           <w:u w:val="single"/>
         </w:rPr>
-        <w:hyperlink r:id="rId24" w:history="1">
+        <w:hyperlink r:id="rId22" w:history="1">
           <w:r>
             <w:rPr>
               <w:rStyle w:val="Hyperlink"/>
@@ -2772,7 +2880,7 @@
           <w:sz w:val="24"/>
           <w:u w:val="single"/>
         </w:rPr>
-        <w:hyperlink r:id="rId22" w:history="1">
+        <w:hyperlink r:id="rId24" w:history="1">
           <w:r>
             <w:rPr>
               <w:rStyle w:val="Hyperlink"/>

--- a/EXPORTS/DOCX/published/niveau3/English/Bronbeek.docx
+++ b/EXPORTS/DOCX/published/niveau3/English/Bronbeek.docx
@@ -447,93 +447,13 @@
       </w:r>
       <w:r>
         <w:rPr>
-          <w:u w:val="single" w:color="0000ff"/>
           <w:rFonts w:ascii="Charis SIL Regular" w:hAnsi="Charis SIL Regular" w:eastAsia="Charis SIL Regular"/>
           <w:b w:val="0"/>
           <w:i w:val="0"/>
           <w:color w:val="000000"/>
           <w:sz w:val="24"/>
         </w:rPr>
-        <w:hyperlink r:id="rId10" w:history="1">
-          <w:r>
-            <w:rPr>
-              <w:rStyle w:val="Hyperlink"/>
-            </w:rPr>
-            <w:t>memb</w:t>
-          </w:r>
-        </w:hyperlink>
-      </w:r>
-      <w:r>
-        <w:rPr>
-          <w:u w:val="single" w:color="0000ff"/>
-          <w:rFonts w:ascii="Charis SIL Regular" w:hAnsi="Charis SIL Regular" w:eastAsia="Charis SIL Regular"/>
-          <w:b w:val="0"/>
-          <w:i w:val="0"/>
-          <w:color w:val="000000"/>
-          <w:sz w:val="24"/>
-        </w:rPr>
-        <w:hyperlink r:id="rId10" w:history="1">
-          <w:r>
-            <w:rPr>
-              <w:rStyle w:val="Hyperlink"/>
-            </w:rPr>
-            <w:t xml:space="preserve">ers of </w:t>
-          </w:r>
-        </w:hyperlink>
-      </w:r>
-      <w:r>
-        <w:rPr>
-          <w:u w:val="single" w:color="0000ff"/>
-          <w:rFonts w:ascii="Charis SIL Regular" w:hAnsi="Charis SIL Regular" w:eastAsia="Charis SIL Regular"/>
-          <w:b w:val="0"/>
-          <w:i w:val="0"/>
-          <w:color w:val="000000"/>
-          <w:sz w:val="24"/>
-        </w:rPr>
-        <w:hyperlink r:id="rId10" w:history="1">
-          <w:r>
-            <w:rPr>
-              <w:rStyle w:val="Hyperlink"/>
-            </w:rPr>
-            <w:t>t</w:t>
-          </w:r>
-        </w:hyperlink>
-      </w:r>
-      <w:r>
-        <w:rPr>
-          <w:u w:val="single" w:color="0000ff"/>
-          <w:rFonts w:ascii="Charis SIL Regular" w:hAnsi="Charis SIL Regular" w:eastAsia="Charis SIL Regular"/>
-          <w:b w:val="0"/>
-          <w:i w:val="0"/>
-          <w:color w:val="000000"/>
-          <w:sz w:val="24"/>
-        </w:rPr>
-        <w:hyperlink r:id="rId10" w:history="1">
-          <w:r>
-            <w:rPr>
-              <w:rStyle w:val="Hyperlink"/>
-            </w:rPr>
-            <w:t>he R</w:t>
-          </w:r>
-        </w:hyperlink>
-      </w:r>
-      <w:r>
-        <w:rPr>
-          <w:u w:val="single" w:color="0000ff"/>
-          <w:rFonts w:ascii="Charis SIL Regular" w:hAnsi="Charis SIL Regular" w:eastAsia="Charis SIL Regular"/>
-          <w:b w:val="0"/>
-          <w:i w:val="0"/>
-          <w:color w:val="000000"/>
-          <w:sz w:val="24"/>
-        </w:rPr>
-        <w:hyperlink r:id="rId10" w:history="1">
-          <w:r>
-            <w:rPr>
-              <w:rStyle w:val="Hyperlink"/>
-            </w:rPr>
-            <w:t>oyal N</w:t>
-          </w:r>
-        </w:hyperlink>
+        <w:t>members of the Royal N</w:t>
       </w:r>
       <w:r>
         <w:rPr>
@@ -2283,7 +2203,7 @@
           <w:sz w:val="24"/>
           <w:u w:val="single"/>
         </w:rPr>
-        <w:hyperlink r:id="rId19" w:history="1">
+        <w:hyperlink r:id="rId20" w:history="1">
           <w:r>
             <w:rPr>
               <w:rStyle w:val="Hyperlink"/>
@@ -2312,7 +2232,7 @@
           <w:sz w:val="24"/>
           <w:u w:val="single"/>
         </w:rPr>
-        <w:hyperlink r:id="rId19" w:history="1">
+        <w:hyperlink r:id="rId20" w:history="1">
           <w:r>
             <w:rPr>
               <w:rStyle w:val="Hyperlink"/>
@@ -2787,7 +2707,7 @@
           <w:sz w:val="24"/>
           <w:u w:val="single"/>
         </w:rPr>
-        <w:hyperlink r:id="rId23" w:history="1">
+        <w:hyperlink r:id="rId22" w:history="1">
           <w:r>
             <w:rPr>
               <w:rStyle w:val="Hyperlink"/>
@@ -2805,7 +2725,7 @@
           <w:sz w:val="24"/>
           <w:u w:val="single"/>
         </w:rPr>
-        <w:hyperlink r:id="rId22" w:history="1">
+        <w:hyperlink r:id="rId23" w:history="1">
           <w:r>
             <w:rPr>
               <w:rStyle w:val="Hyperlink"/>
@@ -2816,6 +2736,7 @@
       </w:r>
       <w:r>
         <w:rPr>
+          <w:u w:val="single" w:color="0000ff"/>
           <w:rFonts w:ascii="Charis SIL Regular" w:hAnsi="Charis SIL Regular" w:eastAsia="Charis SIL Regular"/>
           <w:b w:val="0"/>
           <w:i w:val="0"/>
@@ -2833,7 +2754,7 @@
           <w:sz w:val="24"/>
           <w:u w:val="single"/>
         </w:rPr>
-        <w:hyperlink r:id="rId22" w:history="1">
+        <w:hyperlink r:id="rId24" w:history="1">
           <w:r>
             <w:rPr>
               <w:rStyle w:val="Hyperlink"/>
@@ -2862,7 +2783,7 @@
           <w:sz w:val="24"/>
           <w:u w:val="single"/>
         </w:rPr>
-        <w:hyperlink r:id="rId22" w:history="1">
+        <w:hyperlink r:id="rId24" w:history="1">
           <w:r>
             <w:rPr>
               <w:rStyle w:val="Hyperlink"/>
@@ -2880,7 +2801,7 @@
           <w:sz w:val="24"/>
           <w:u w:val="single"/>
         </w:rPr>
-        <w:hyperlink r:id="rId24" w:history="1">
+        <w:hyperlink r:id="rId22" w:history="1">
           <w:r>
             <w:rPr>
               <w:rStyle w:val="Hyperlink"/>

--- a/EXPORTS/DOCX/published/niveau3/English/Bronbeek.docx
+++ b/EXPORTS/DOCX/published/niveau3/English/Bronbeek.docx
@@ -453,7 +453,25 @@
           <w:color w:val="000000"/>
           <w:sz w:val="24"/>
         </w:rPr>
-        <w:t>members of the Royal N</w:t>
+        <w:t>members of the R</w:t>
+      </w:r>
+      <w:r>
+        <w:rPr>
+          <w:u w:val="single" w:color="0000ff"/>
+          <w:rFonts w:ascii="Charis SIL Regular" w:hAnsi="Charis SIL Regular" w:eastAsia="Charis SIL Regular"/>
+          <w:b w:val="0"/>
+          <w:i w:val="0"/>
+          <w:color w:val="000000"/>
+          <w:sz w:val="24"/>
+        </w:rPr>
+        <w:hyperlink r:id="rId10" w:history="1">
+          <w:r>
+            <w:rPr>
+              <w:rStyle w:val="Hyperlink"/>
+            </w:rPr>
+            <w:t>oyal N</w:t>
+          </w:r>
+        </w:hyperlink>
       </w:r>
       <w:r>
         <w:rPr>

--- a/EXPORTS/DOCX/published/niveau3/English/Bronbeek.docx
+++ b/EXPORTS/DOCX/published/niveau3/English/Bronbeek.docx
@@ -2265,7 +2265,7 @@
           <w:sz w:val="24"/>
           <w:u w:val="single"/>
         </w:rPr>
-        <w:hyperlink r:id="rId20" w:history="1">
+        <w:hyperlink r:id="rId19" w:history="1">
           <w:r>
             <w:rPr>
               <w:rStyle w:val="Hyperlink"/>
@@ -2816,7 +2816,6 @@
       </w:r>
       <w:r>
         <w:rPr>
-          <w:u w:val="single" w:color="0000ff"/>
           <w:rFonts w:ascii="Charis SIL Regular" w:hAnsi="Charis SIL Regular" w:eastAsia="Charis SIL Regular"/>
           <w:b w:val="0"/>
           <w:i w:val="0"/>
@@ -2834,7 +2833,7 @@
           <w:sz w:val="24"/>
           <w:u w:val="single"/>
         </w:rPr>
-        <w:hyperlink r:id="rId22" w:history="1">
+        <w:hyperlink r:id="rId24" w:history="1">
           <w:r>
             <w:rPr>
               <w:rStyle w:val="Hyperlink"/>
@@ -2881,7 +2880,7 @@
           <w:sz w:val="24"/>
           <w:u w:val="single"/>
         </w:rPr>
-        <w:hyperlink r:id="rId22" w:history="1">
+        <w:hyperlink r:id="rId24" w:history="1">
           <w:r>
             <w:rPr>
               <w:rStyle w:val="Hyperlink"/>

--- a/EXPORTS/DOCX/published/niveau3/English/Bronbeek.docx
+++ b/EXPORTS/DOCX/published/niveau3/English/Bronbeek.docx
@@ -2265,7 +2265,7 @@
           <w:sz w:val="24"/>
           <w:u w:val="single"/>
         </w:rPr>
-        <w:hyperlink r:id="rId20" w:history="1">
+        <w:hyperlink r:id="rId19" w:history="1">
           <w:r>
             <w:rPr>
               <w:rStyle w:val="Hyperlink"/>
@@ -2787,7 +2787,7 @@
           <w:sz w:val="24"/>
           <w:u w:val="single"/>
         </w:rPr>
-        <w:hyperlink r:id="rId23" w:history="1">
+        <w:hyperlink r:id="rId22" w:history="1">
           <w:r>
             <w:rPr>
               <w:rStyle w:val="Hyperlink"/>
@@ -2805,7 +2805,7 @@
           <w:sz w:val="24"/>
           <w:u w:val="single"/>
         </w:rPr>
-        <w:hyperlink r:id="rId23" w:history="1">
+        <w:hyperlink r:id="rId22" w:history="1">
           <w:r>
             <w:rPr>
               <w:rStyle w:val="Hyperlink"/>
@@ -2816,7 +2816,6 @@
       </w:r>
       <w:r>
         <w:rPr>
-          <w:u w:val="single" w:color="0000ff"/>
           <w:rFonts w:ascii="Charis SIL Regular" w:hAnsi="Charis SIL Regular" w:eastAsia="Charis SIL Regular"/>
           <w:b w:val="0"/>
           <w:i w:val="0"/>
@@ -2870,7 +2869,7 @@
           <w:sz w:val="24"/>
           <w:u w:val="single"/>
         </w:rPr>
-        <w:hyperlink r:id="rId24" w:history="1">
+        <w:hyperlink r:id="rId22" w:history="1">
           <w:r>
             <w:rPr>
               <w:rStyle w:val="Hyperlink"/>
@@ -2888,7 +2887,7 @@
           <w:sz w:val="24"/>
           <w:u w:val="single"/>
         </w:rPr>
-        <w:hyperlink r:id="rId22" w:history="1">
+        <w:hyperlink r:id="rId24" w:history="1">
           <w:r>
             <w:rPr>
               <w:rStyle w:val="Hyperlink"/>

--- a/EXPORTS/DOCX/published/niveau3/English/Bronbeek.docx
+++ b/EXPORTS/DOCX/published/niveau3/English/Bronbeek.docx
@@ -2787,7 +2787,7 @@
           <w:sz w:val="24"/>
           <w:u w:val="single"/>
         </w:rPr>
-        <w:hyperlink r:id="rId22" w:history="1">
+        <w:hyperlink r:id="rId23" w:history="1">
           <w:r>
             <w:rPr>
               <w:rStyle w:val="Hyperlink"/>
@@ -2902,7 +2902,7 @@
         <w:autoSpaceDN w:val="0"/>
         <w:autoSpaceDE w:val="0"/>
         <w:widowControl/>
-        <w:spacing w:line="538" w:lineRule="exact" w:before="478" w:after="0"/>
+        <w:spacing w:line="538" w:lineRule="exact" w:before="458" w:after="0"/>
         <w:ind w:left="0" w:right="0" w:firstLine="0"/>
         <w:jc w:val="left"/>
       </w:pPr>

--- a/EXPORTS/DOCX/published/niveau3/English/Bronbeek.docx
+++ b/EXPORTS/DOCX/published/niveau3/English/Bronbeek.docx
@@ -235,43 +235,7 @@
           <w:color w:val="000000"/>
           <w:sz w:val="24"/>
         </w:rPr>
-        <w:hyperlink r:id="rId9" w:history="1">
-          <w:r>
-            <w:rPr>
-              <w:rStyle w:val="Hyperlink"/>
-            </w:rPr>
-            <w:t xml:space="preserve"> was</w:t>
-          </w:r>
-        </w:hyperlink>
-      </w:r>
-      <w:r>
-        <w:rPr>
-          <w:u w:val="single" w:color="0000ff"/>
-          <w:rFonts w:ascii="Charis SIL Regular" w:hAnsi="Charis SIL Regular" w:eastAsia="Charis SIL Regular"/>
-          <w:b w:val="0"/>
-          <w:i w:val="0"/>
-          <w:color w:val="000000"/>
-          <w:sz w:val="24"/>
-        </w:rPr>
-        <w:t xml:space="preserve"> </w:t>
-      </w:r>
-      <w:r>
-        <w:rPr>
-          <w:u w:val="single" w:color="0000ff"/>
-          <w:rFonts w:ascii="Charis SIL Regular" w:hAnsi="Charis SIL Regular" w:eastAsia="Charis SIL Regular"/>
-          <w:b w:val="0"/>
-          <w:i w:val="0"/>
-          <w:color w:val="000000"/>
-          <w:sz w:val="24"/>
-        </w:rPr>
-        <w:hyperlink r:id="rId9" w:history="1">
-          <w:r>
-            <w:rPr>
-              <w:rStyle w:val="Hyperlink"/>
-            </w:rPr>
-            <w:t>establis</w:t>
-          </w:r>
-        </w:hyperlink>
+        <w:t xml:space="preserve"> was establis</w:t>
       </w:r>
       <w:r>
         <w:rPr>
@@ -2265,7 +2229,7 @@
           <w:sz w:val="24"/>
           <w:u w:val="single"/>
         </w:rPr>
-        <w:hyperlink r:id="rId19" w:history="1">
+        <w:hyperlink r:id="rId20" w:history="1">
           <w:r>
             <w:rPr>
               <w:rStyle w:val="Hyperlink"/>
@@ -2283,7 +2247,7 @@
           <w:sz w:val="24"/>
           <w:u w:val="single"/>
         </w:rPr>
-        <w:hyperlink r:id="rId20" w:history="1">
+        <w:hyperlink r:id="rId19" w:history="1">
           <w:r>
             <w:rPr>
               <w:rStyle w:val="Hyperlink"/>
@@ -2312,7 +2276,7 @@
           <w:sz w:val="24"/>
           <w:u w:val="single"/>
         </w:rPr>
-        <w:hyperlink r:id="rId20" w:history="1">
+        <w:hyperlink r:id="rId19" w:history="1">
           <w:r>
             <w:rPr>
               <w:rStyle w:val="Hyperlink"/>
@@ -2787,7 +2751,7 @@
           <w:sz w:val="24"/>
           <w:u w:val="single"/>
         </w:rPr>
-        <w:hyperlink r:id="rId23" w:history="1">
+        <w:hyperlink r:id="rId22" w:history="1">
           <w:r>
             <w:rPr>
               <w:rStyle w:val="Hyperlink"/>
@@ -2805,7 +2769,7 @@
           <w:sz w:val="24"/>
           <w:u w:val="single"/>
         </w:rPr>
-        <w:hyperlink r:id="rId22" w:history="1">
+        <w:hyperlink r:id="rId23" w:history="1">
           <w:r>
             <w:rPr>
               <w:rStyle w:val="Hyperlink"/>
@@ -2822,14 +2786,7 @@
           <w:color w:val="000000"/>
           <w:sz w:val="24"/>
         </w:rPr>
-        <w:hyperlink r:id="rId22" w:history="1">
-          <w:r>
-            <w:rPr>
-              <w:rStyle w:val="Hyperlink"/>
-            </w:rPr>
-            <w:t xml:space="preserve">, </w:t>
-          </w:r>
-        </w:hyperlink>
+        <w:t xml:space="preserve">, </w:t>
       </w:r>
       <w:r>
         <w:rPr>
@@ -2869,7 +2826,7 @@
           <w:sz w:val="24"/>
           <w:u w:val="single"/>
         </w:rPr>
-        <w:hyperlink r:id="rId22" w:history="1">
+        <w:hyperlink r:id="rId24" w:history="1">
           <w:r>
             <w:rPr>
               <w:rStyle w:val="Hyperlink"/>
@@ -2887,7 +2844,7 @@
           <w:sz w:val="24"/>
           <w:u w:val="single"/>
         </w:rPr>
-        <w:hyperlink r:id="rId24" w:history="1">
+        <w:hyperlink r:id="rId22" w:history="1">
           <w:r>
             <w:rPr>
               <w:rStyle w:val="Hyperlink"/>

--- a/EXPORTS/DOCX/published/niveau3/English/Bronbeek.docx
+++ b/EXPORTS/DOCX/published/niveau3/English/Bronbeek.docx
@@ -235,7 +235,43 @@
           <w:color w:val="000000"/>
           <w:sz w:val="24"/>
         </w:rPr>
-        <w:t xml:space="preserve"> was establis</w:t>
+        <w:hyperlink r:id="rId9" w:history="1">
+          <w:r>
+            <w:rPr>
+              <w:rStyle w:val="Hyperlink"/>
+            </w:rPr>
+            <w:t xml:space="preserve"> was</w:t>
+          </w:r>
+        </w:hyperlink>
+      </w:r>
+      <w:r>
+        <w:rPr>
+          <w:u w:val="single" w:color="0000ff"/>
+          <w:rFonts w:ascii="Charis SIL Regular" w:hAnsi="Charis SIL Regular" w:eastAsia="Charis SIL Regular"/>
+          <w:b w:val="0"/>
+          <w:i w:val="0"/>
+          <w:color w:val="000000"/>
+          <w:sz w:val="24"/>
+        </w:rPr>
+        <w:t xml:space="preserve"> </w:t>
+      </w:r>
+      <w:r>
+        <w:rPr>
+          <w:u w:val="single" w:color="0000ff"/>
+          <w:rFonts w:ascii="Charis SIL Regular" w:hAnsi="Charis SIL Regular" w:eastAsia="Charis SIL Regular"/>
+          <w:b w:val="0"/>
+          <w:i w:val="0"/>
+          <w:color w:val="000000"/>
+          <w:sz w:val="24"/>
+        </w:rPr>
+        <w:hyperlink r:id="rId9" w:history="1">
+          <w:r>
+            <w:rPr>
+              <w:rStyle w:val="Hyperlink"/>
+            </w:rPr>
+            <w:t>establis</w:t>
+          </w:r>
+        </w:hyperlink>
       </w:r>
       <w:r>
         <w:rPr>
@@ -411,21 +447,13 @@
       </w:r>
       <w:r>
         <w:rPr>
-          <w:u w:val="single" w:color="0000ff"/>
           <w:rFonts w:ascii="Charis SIL Regular" w:hAnsi="Charis SIL Regular" w:eastAsia="Charis SIL Regular"/>
           <w:b w:val="0"/>
           <w:i w:val="0"/>
           <w:color w:val="000000"/>
           <w:sz w:val="24"/>
         </w:rPr>
-        <w:hyperlink r:id="rId10" w:history="1">
-          <w:r>
-            <w:rPr>
-              <w:rStyle w:val="Hyperlink"/>
-            </w:rPr>
-            <w:t>memb</w:t>
-          </w:r>
-        </w:hyperlink>
+        <w:t>memb</w:t>
       </w:r>
       <w:r>
         <w:rPr>
@@ -2229,7 +2257,7 @@
           <w:sz w:val="24"/>
           <w:u w:val="single"/>
         </w:rPr>
-        <w:hyperlink r:id="rId20" w:history="1">
+        <w:hyperlink r:id="rId19" w:history="1">
           <w:r>
             <w:rPr>
               <w:rStyle w:val="Hyperlink"/>
@@ -2247,7 +2275,7 @@
           <w:sz w:val="24"/>
           <w:u w:val="single"/>
         </w:rPr>
-        <w:hyperlink r:id="rId19" w:history="1">
+        <w:hyperlink r:id="rId20" w:history="1">
           <w:r>
             <w:rPr>
               <w:rStyle w:val="Hyperlink"/>
@@ -2769,7 +2797,7 @@
           <w:sz w:val="24"/>
           <w:u w:val="single"/>
         </w:rPr>
-        <w:hyperlink r:id="rId23" w:history="1">
+        <w:hyperlink r:id="rId22" w:history="1">
           <w:r>
             <w:rPr>
               <w:rStyle w:val="Hyperlink"/>
@@ -2786,7 +2814,14 @@
           <w:color w:val="000000"/>
           <w:sz w:val="24"/>
         </w:rPr>
-        <w:t xml:space="preserve">, </w:t>
+        <w:hyperlink r:id="rId22" w:history="1">
+          <w:r>
+            <w:rPr>
+              <w:rStyle w:val="Hyperlink"/>
+            </w:rPr>
+            <w:t xml:space="preserve">, </w:t>
+          </w:r>
+        </w:hyperlink>
       </w:r>
       <w:r>
         <w:rPr>
@@ -2797,7 +2832,7 @@
           <w:sz w:val="24"/>
           <w:u w:val="single"/>
         </w:rPr>
-        <w:hyperlink r:id="rId22" w:history="1">
+        <w:hyperlink r:id="rId24" w:history="1">
           <w:r>
             <w:rPr>
               <w:rStyle w:val="Hyperlink"/>
@@ -2826,7 +2861,7 @@
           <w:sz w:val="24"/>
           <w:u w:val="single"/>
         </w:rPr>
-        <w:hyperlink r:id="rId24" w:history="1">
+        <w:hyperlink r:id="rId22" w:history="1">
           <w:r>
             <w:rPr>
               <w:rStyle w:val="Hyperlink"/>
@@ -2844,7 +2879,7 @@
           <w:sz w:val="24"/>
           <w:u w:val="single"/>
         </w:rPr>
-        <w:hyperlink r:id="rId22" w:history="1">
+        <w:hyperlink r:id="rId24" w:history="1">
           <w:r>
             <w:rPr>
               <w:rStyle w:val="Hyperlink"/>

--- a/EXPORTS/DOCX/published/niveau3/English/Bronbeek.docx
+++ b/EXPORTS/DOCX/published/niveau3/English/Bronbeek.docx
@@ -453,79 +453,7 @@
           <w:color w:val="000000"/>
           <w:sz w:val="24"/>
         </w:rPr>
-        <w:t>memb</w:t>
-      </w:r>
-      <w:r>
-        <w:rPr>
-          <w:u w:val="single" w:color="0000ff"/>
-          <w:rFonts w:ascii="Charis SIL Regular" w:hAnsi="Charis SIL Regular" w:eastAsia="Charis SIL Regular"/>
-          <w:b w:val="0"/>
-          <w:i w:val="0"/>
-          <w:color w:val="000000"/>
-          <w:sz w:val="24"/>
-        </w:rPr>
-        <w:hyperlink r:id="rId10" w:history="1">
-          <w:r>
-            <w:rPr>
-              <w:rStyle w:val="Hyperlink"/>
-            </w:rPr>
-            <w:t xml:space="preserve">ers of </w:t>
-          </w:r>
-        </w:hyperlink>
-      </w:r>
-      <w:r>
-        <w:rPr>
-          <w:u w:val="single" w:color="0000ff"/>
-          <w:rFonts w:ascii="Charis SIL Regular" w:hAnsi="Charis SIL Regular" w:eastAsia="Charis SIL Regular"/>
-          <w:b w:val="0"/>
-          <w:i w:val="0"/>
-          <w:color w:val="000000"/>
-          <w:sz w:val="24"/>
-        </w:rPr>
-        <w:hyperlink r:id="rId10" w:history="1">
-          <w:r>
-            <w:rPr>
-              <w:rStyle w:val="Hyperlink"/>
-            </w:rPr>
-            <w:t>t</w:t>
-          </w:r>
-        </w:hyperlink>
-      </w:r>
-      <w:r>
-        <w:rPr>
-          <w:u w:val="single" w:color="0000ff"/>
-          <w:rFonts w:ascii="Charis SIL Regular" w:hAnsi="Charis SIL Regular" w:eastAsia="Charis SIL Regular"/>
-          <w:b w:val="0"/>
-          <w:i w:val="0"/>
-          <w:color w:val="000000"/>
-          <w:sz w:val="24"/>
-        </w:rPr>
-        <w:hyperlink r:id="rId10" w:history="1">
-          <w:r>
-            <w:rPr>
-              <w:rStyle w:val="Hyperlink"/>
-            </w:rPr>
-            <w:t>he R</w:t>
-          </w:r>
-        </w:hyperlink>
-      </w:r>
-      <w:r>
-        <w:rPr>
-          <w:u w:val="single" w:color="0000ff"/>
-          <w:rFonts w:ascii="Charis SIL Regular" w:hAnsi="Charis SIL Regular" w:eastAsia="Charis SIL Regular"/>
-          <w:b w:val="0"/>
-          <w:i w:val="0"/>
-          <w:color w:val="000000"/>
-          <w:sz w:val="24"/>
-        </w:rPr>
-        <w:hyperlink r:id="rId10" w:history="1">
-          <w:r>
-            <w:rPr>
-              <w:rStyle w:val="Hyperlink"/>
-            </w:rPr>
-            <w:t>oyal N</w:t>
-          </w:r>
-        </w:hyperlink>
+        <w:t>members of the Royal N</w:t>
       </w:r>
       <w:r>
         <w:rPr>
@@ -1356,61 +1284,7 @@
           <w:color w:val="000000"/>
           <w:sz w:val="24"/>
         </w:rPr>
-        <w:t xml:space="preserve"> in The Hague. There is also material at the museum </w:t>
-      </w:r>
-      <w:r>
-        <w:rPr>
-          <w:u w:val="single" w:color="0000ff"/>
-          <w:rFonts w:ascii="Charis SIL Regular" w:hAnsi="Charis SIL Regular" w:eastAsia="Charis SIL Regular"/>
-          <w:b w:val="0"/>
-          <w:i w:val="0"/>
-          <w:color w:val="000000"/>
-          <w:sz w:val="24"/>
-        </w:rPr>
-        <w:hyperlink r:id="rId15" w:history="1">
-          <w:r>
-            <w:rPr>
-              <w:rStyle w:val="Hyperlink"/>
-            </w:rPr>
-            <w:t>itself, w</w:t>
-          </w:r>
-        </w:hyperlink>
-      </w:r>
-      <w:r>
-        <w:rPr>
-          <w:u w:val="single" w:color="0000ff"/>
-          <w:rFonts w:ascii="Charis SIL Regular" w:hAnsi="Charis SIL Regular" w:eastAsia="Charis SIL Regular"/>
-          <w:b w:val="0"/>
-          <w:i w:val="0"/>
-          <w:color w:val="000000"/>
-          <w:sz w:val="24"/>
-        </w:rPr>
-        <w:hyperlink r:id="rId15" w:history="1">
-          <w:r>
-            <w:rPr>
-              <w:rStyle w:val="Hyperlink"/>
-            </w:rPr>
-            <w:t>h</w:t>
-          </w:r>
-        </w:hyperlink>
-      </w:r>
-      <w:r>
-        <w:rPr>
-          <w:u w:val="single" w:color="0000ff"/>
-          <w:rFonts w:ascii="Charis SIL Regular" w:hAnsi="Charis SIL Regular" w:eastAsia="Charis SIL Regular"/>
-          <w:b w:val="0"/>
-          <w:i w:val="0"/>
-          <w:color w:val="000000"/>
-          <w:sz w:val="24"/>
-        </w:rPr>
-        <w:hyperlink r:id="rId15" w:history="1">
-          <w:r>
-            <w:rPr>
-              <w:rStyle w:val="Hyperlink"/>
-            </w:rPr>
-            <w:t>ich can b</w:t>
-          </w:r>
-        </w:hyperlink>
+        <w:t xml:space="preserve"> in The Hague. There is also material at the museum itself, which can b</w:t>
       </w:r>
       <w:r>
         <w:rPr>
@@ -2304,7 +2178,7 @@
           <w:sz w:val="24"/>
           <w:u w:val="single"/>
         </w:rPr>
-        <w:hyperlink r:id="rId19" w:history="1">
+        <w:hyperlink r:id="rId20" w:history="1">
           <w:r>
             <w:rPr>
               <w:rStyle w:val="Hyperlink"/>
@@ -2779,7 +2653,7 @@
           <w:sz w:val="24"/>
           <w:u w:val="single"/>
         </w:rPr>
-        <w:hyperlink r:id="rId22" w:history="1">
+        <w:hyperlink r:id="rId23" w:history="1">
           <w:r>
             <w:rPr>
               <w:rStyle w:val="Hyperlink"/>
@@ -2797,7 +2671,7 @@
           <w:sz w:val="24"/>
           <w:u w:val="single"/>
         </w:rPr>
-        <w:hyperlink r:id="rId22" w:history="1">
+        <w:hyperlink r:id="rId23" w:history="1">
           <w:r>
             <w:rPr>
               <w:rStyle w:val="Hyperlink"/>
@@ -2814,14 +2688,7 @@
           <w:color w:val="000000"/>
           <w:sz w:val="24"/>
         </w:rPr>
-        <w:hyperlink r:id="rId22" w:history="1">
-          <w:r>
-            <w:rPr>
-              <w:rStyle w:val="Hyperlink"/>
-            </w:rPr>
-            <w:t xml:space="preserve">, </w:t>
-          </w:r>
-        </w:hyperlink>
+        <w:t xml:space="preserve">, </w:t>
       </w:r>
       <w:r>
         <w:rPr>
@@ -2861,7 +2728,7 @@
           <w:sz w:val="24"/>
           <w:u w:val="single"/>
         </w:rPr>
-        <w:hyperlink r:id="rId22" w:history="1">
+        <w:hyperlink r:id="rId24" w:history="1">
           <w:r>
             <w:rPr>
               <w:rStyle w:val="Hyperlink"/>
@@ -2879,7 +2746,7 @@
           <w:sz w:val="24"/>
           <w:u w:val="single"/>
         </w:rPr>
-        <w:hyperlink r:id="rId24" w:history="1">
+        <w:hyperlink r:id="rId22" w:history="1">
           <w:r>
             <w:rPr>
               <w:rStyle w:val="Hyperlink"/>

--- a/EXPORTS/DOCX/published/niveau3/English/Bronbeek.docx
+++ b/EXPORTS/DOCX/published/niveau3/English/Bronbeek.docx
@@ -2131,7 +2131,7 @@
           <w:sz w:val="24"/>
           <w:u w:val="single"/>
         </w:rPr>
-        <w:hyperlink r:id="rId19" w:history="1">
+        <w:hyperlink r:id="rId20" w:history="1">
           <w:r>
             <w:rPr>
               <w:rStyle w:val="Hyperlink"/>
@@ -2653,7 +2653,7 @@
           <w:sz w:val="24"/>
           <w:u w:val="single"/>
         </w:rPr>
-        <w:hyperlink r:id="rId23" w:history="1">
+        <w:hyperlink r:id="rId22" w:history="1">
           <w:r>
             <w:rPr>
               <w:rStyle w:val="Hyperlink"/>
@@ -2671,7 +2671,7 @@
           <w:sz w:val="24"/>
           <w:u w:val="single"/>
         </w:rPr>
-        <w:hyperlink r:id="rId23" w:history="1">
+        <w:hyperlink r:id="rId22" w:history="1">
           <w:r>
             <w:rPr>
               <w:rStyle w:val="Hyperlink"/>
@@ -2682,13 +2682,21 @@
       </w:r>
       <w:r>
         <w:rPr>
+          <w:u w:val="single" w:color="0000ff"/>
           <w:rFonts w:ascii="Charis SIL Regular" w:hAnsi="Charis SIL Regular" w:eastAsia="Charis SIL Regular"/>
           <w:b w:val="0"/>
           <w:i w:val="0"/>
           <w:color w:val="000000"/>
           <w:sz w:val="24"/>
         </w:rPr>
-        <w:t xml:space="preserve">, </w:t>
+        <w:hyperlink r:id="rId22" w:history="1">
+          <w:r>
+            <w:rPr>
+              <w:rStyle w:val="Hyperlink"/>
+            </w:rPr>
+            <w:t xml:space="preserve">, </w:t>
+          </w:r>
+        </w:hyperlink>
       </w:r>
       <w:r>
         <w:rPr>
@@ -2699,7 +2707,7 @@
           <w:sz w:val="24"/>
           <w:u w:val="single"/>
         </w:rPr>
-        <w:hyperlink r:id="rId24" w:history="1">
+        <w:hyperlink r:id="rId22" w:history="1">
           <w:r>
             <w:rPr>
               <w:rStyle w:val="Hyperlink"/>

--- a/EXPORTS/DOCX/published/niveau3/English/Bronbeek.docx
+++ b/EXPORTS/DOCX/published/niveau3/English/Bronbeek.docx
@@ -224,54 +224,7 @@
           <w:color w:val="000000"/>
           <w:sz w:val="24"/>
         </w:rPr>
-        <w:t>home</w:t>
-      </w:r>
-      <w:r>
-        <w:rPr>
-          <w:u w:val="single" w:color="0000ff"/>
-          <w:rFonts w:ascii="Charis SIL Regular" w:hAnsi="Charis SIL Regular" w:eastAsia="Charis SIL Regular"/>
-          <w:b w:val="0"/>
-          <w:i w:val="0"/>
-          <w:color w:val="000000"/>
-          <w:sz w:val="24"/>
-        </w:rPr>
-        <w:hyperlink r:id="rId9" w:history="1">
-          <w:r>
-            <w:rPr>
-              <w:rStyle w:val="Hyperlink"/>
-            </w:rPr>
-            <w:t xml:space="preserve"> was</w:t>
-          </w:r>
-        </w:hyperlink>
-      </w:r>
-      <w:r>
-        <w:rPr>
-          <w:u w:val="single" w:color="0000ff"/>
-          <w:rFonts w:ascii="Charis SIL Regular" w:hAnsi="Charis SIL Regular" w:eastAsia="Charis SIL Regular"/>
-          <w:b w:val="0"/>
-          <w:i w:val="0"/>
-          <w:color w:val="000000"/>
-          <w:sz w:val="24"/>
-        </w:rPr>
-        <w:t xml:space="preserve"> </w:t>
-      </w:r>
-      <w:r>
-        <w:rPr>
-          <w:u w:val="single" w:color="0000ff"/>
-          <w:rFonts w:ascii="Charis SIL Regular" w:hAnsi="Charis SIL Regular" w:eastAsia="Charis SIL Regular"/>
-          <w:b w:val="0"/>
-          <w:i w:val="0"/>
-          <w:color w:val="000000"/>
-          <w:sz w:val="24"/>
-        </w:rPr>
-        <w:hyperlink r:id="rId9" w:history="1">
-          <w:r>
-            <w:rPr>
-              <w:rStyle w:val="Hyperlink"/>
-            </w:rPr>
-            <w:t>establis</w:t>
-          </w:r>
-        </w:hyperlink>
+        <w:t>home was establis</w:t>
       </w:r>
       <w:r>
         <w:rPr>
@@ -447,13 +400,93 @@
       </w:r>
       <w:r>
         <w:rPr>
+          <w:u w:val="single" w:color="0000ff"/>
           <w:rFonts w:ascii="Charis SIL Regular" w:hAnsi="Charis SIL Regular" w:eastAsia="Charis SIL Regular"/>
           <w:b w:val="0"/>
           <w:i w:val="0"/>
           <w:color w:val="000000"/>
           <w:sz w:val="24"/>
         </w:rPr>
-        <w:t>members of the Royal N</w:t>
+        <w:hyperlink r:id="rId10" w:history="1">
+          <w:r>
+            <w:rPr>
+              <w:rStyle w:val="Hyperlink"/>
+            </w:rPr>
+            <w:t>memb</w:t>
+          </w:r>
+        </w:hyperlink>
+      </w:r>
+      <w:r>
+        <w:rPr>
+          <w:u w:val="single" w:color="0000ff"/>
+          <w:rFonts w:ascii="Charis SIL Regular" w:hAnsi="Charis SIL Regular" w:eastAsia="Charis SIL Regular"/>
+          <w:b w:val="0"/>
+          <w:i w:val="0"/>
+          <w:color w:val="000000"/>
+          <w:sz w:val="24"/>
+        </w:rPr>
+        <w:hyperlink r:id="rId10" w:history="1">
+          <w:r>
+            <w:rPr>
+              <w:rStyle w:val="Hyperlink"/>
+            </w:rPr>
+            <w:t xml:space="preserve">ers of </w:t>
+          </w:r>
+        </w:hyperlink>
+      </w:r>
+      <w:r>
+        <w:rPr>
+          <w:u w:val="single" w:color="0000ff"/>
+          <w:rFonts w:ascii="Charis SIL Regular" w:hAnsi="Charis SIL Regular" w:eastAsia="Charis SIL Regular"/>
+          <w:b w:val="0"/>
+          <w:i w:val="0"/>
+          <w:color w:val="000000"/>
+          <w:sz w:val="24"/>
+        </w:rPr>
+        <w:hyperlink r:id="rId10" w:history="1">
+          <w:r>
+            <w:rPr>
+              <w:rStyle w:val="Hyperlink"/>
+            </w:rPr>
+            <w:t>t</w:t>
+          </w:r>
+        </w:hyperlink>
+      </w:r>
+      <w:r>
+        <w:rPr>
+          <w:u w:val="single" w:color="0000ff"/>
+          <w:rFonts w:ascii="Charis SIL Regular" w:hAnsi="Charis SIL Regular" w:eastAsia="Charis SIL Regular"/>
+          <w:b w:val="0"/>
+          <w:i w:val="0"/>
+          <w:color w:val="000000"/>
+          <w:sz w:val="24"/>
+        </w:rPr>
+        <w:hyperlink r:id="rId10" w:history="1">
+          <w:r>
+            <w:rPr>
+              <w:rStyle w:val="Hyperlink"/>
+            </w:rPr>
+            <w:t>he R</w:t>
+          </w:r>
+        </w:hyperlink>
+      </w:r>
+      <w:r>
+        <w:rPr>
+          <w:u w:val="single" w:color="0000ff"/>
+          <w:rFonts w:ascii="Charis SIL Regular" w:hAnsi="Charis SIL Regular" w:eastAsia="Charis SIL Regular"/>
+          <w:b w:val="0"/>
+          <w:i w:val="0"/>
+          <w:color w:val="000000"/>
+          <w:sz w:val="24"/>
+        </w:rPr>
+        <w:hyperlink r:id="rId10" w:history="1">
+          <w:r>
+            <w:rPr>
+              <w:rStyle w:val="Hyperlink"/>
+            </w:rPr>
+            <w:t>oyal N</w:t>
+          </w:r>
+        </w:hyperlink>
       </w:r>
       <w:r>
         <w:rPr>
@@ -1284,7 +1317,61 @@
           <w:color w:val="000000"/>
           <w:sz w:val="24"/>
         </w:rPr>
-        <w:t xml:space="preserve"> in The Hague. There is also material at the museum itself, which can b</w:t>
+        <w:t xml:space="preserve"> in The Hague. There is also material at the museum </w:t>
+      </w:r>
+      <w:r>
+        <w:rPr>
+          <w:u w:val="single" w:color="0000ff"/>
+          <w:rFonts w:ascii="Charis SIL Regular" w:hAnsi="Charis SIL Regular" w:eastAsia="Charis SIL Regular"/>
+          <w:b w:val="0"/>
+          <w:i w:val="0"/>
+          <w:color w:val="000000"/>
+          <w:sz w:val="24"/>
+        </w:rPr>
+        <w:hyperlink r:id="rId15" w:history="1">
+          <w:r>
+            <w:rPr>
+              <w:rStyle w:val="Hyperlink"/>
+            </w:rPr>
+            <w:t>itself, w</w:t>
+          </w:r>
+        </w:hyperlink>
+      </w:r>
+      <w:r>
+        <w:rPr>
+          <w:u w:val="single" w:color="0000ff"/>
+          <w:rFonts w:ascii="Charis SIL Regular" w:hAnsi="Charis SIL Regular" w:eastAsia="Charis SIL Regular"/>
+          <w:b w:val="0"/>
+          <w:i w:val="0"/>
+          <w:color w:val="000000"/>
+          <w:sz w:val="24"/>
+        </w:rPr>
+        <w:hyperlink r:id="rId15" w:history="1">
+          <w:r>
+            <w:rPr>
+              <w:rStyle w:val="Hyperlink"/>
+            </w:rPr>
+            <w:t>h</w:t>
+          </w:r>
+        </w:hyperlink>
+      </w:r>
+      <w:r>
+        <w:rPr>
+          <w:u w:val="single" w:color="0000ff"/>
+          <w:rFonts w:ascii="Charis SIL Regular" w:hAnsi="Charis SIL Regular" w:eastAsia="Charis SIL Regular"/>
+          <w:b w:val="0"/>
+          <w:i w:val="0"/>
+          <w:color w:val="000000"/>
+          <w:sz w:val="24"/>
+        </w:rPr>
+        <w:hyperlink r:id="rId15" w:history="1">
+          <w:r>
+            <w:rPr>
+              <w:rStyle w:val="Hyperlink"/>
+            </w:rPr>
+            <w:t>ich can b</w:t>
+          </w:r>
+        </w:hyperlink>
       </w:r>
       <w:r>
         <w:rPr>
@@ -2131,7 +2218,7 @@
           <w:sz w:val="24"/>
           <w:u w:val="single"/>
         </w:rPr>
-        <w:hyperlink r:id="rId20" w:history="1">
+        <w:hyperlink r:id="rId19" w:history="1">
           <w:r>
             <w:rPr>
               <w:rStyle w:val="Hyperlink"/>
@@ -2671,7 +2758,7 @@
           <w:sz w:val="24"/>
           <w:u w:val="single"/>
         </w:rPr>
-        <w:hyperlink r:id="rId22" w:history="1">
+        <w:hyperlink r:id="rId23" w:history="1">
           <w:r>
             <w:rPr>
               <w:rStyle w:val="Hyperlink"/>
@@ -2682,21 +2769,13 @@
       </w:r>
       <w:r>
         <w:rPr>
-          <w:u w:val="single" w:color="0000ff"/>
           <w:rFonts w:ascii="Charis SIL Regular" w:hAnsi="Charis SIL Regular" w:eastAsia="Charis SIL Regular"/>
           <w:b w:val="0"/>
           <w:i w:val="0"/>
           <w:color w:val="000000"/>
           <w:sz w:val="24"/>
         </w:rPr>
-        <w:hyperlink r:id="rId22" w:history="1">
-          <w:r>
-            <w:rPr>
-              <w:rStyle w:val="Hyperlink"/>
-            </w:rPr>
-            <w:t xml:space="preserve">, </w:t>
-          </w:r>
-        </w:hyperlink>
+        <w:t xml:space="preserve">, </w:t>
       </w:r>
       <w:r>
         <w:rPr>
@@ -2707,7 +2786,7 @@
           <w:sz w:val="24"/>
           <w:u w:val="single"/>
         </w:rPr>
-        <w:hyperlink r:id="rId22" w:history="1">
+        <w:hyperlink r:id="rId24" w:history="1">
           <w:r>
             <w:rPr>
               <w:rStyle w:val="Hyperlink"/>

--- a/EXPORTS/DOCX/published/niveau3/English/Bronbeek.docx
+++ b/EXPORTS/DOCX/published/niveau3/English/Bronbeek.docx
@@ -224,7 +224,54 @@
           <w:color w:val="000000"/>
           <w:sz w:val="24"/>
         </w:rPr>
-        <w:t>home was establis</w:t>
+        <w:t>home</w:t>
+      </w:r>
+      <w:r>
+        <w:rPr>
+          <w:u w:val="single" w:color="0000ff"/>
+          <w:rFonts w:ascii="Charis SIL Regular" w:hAnsi="Charis SIL Regular" w:eastAsia="Charis SIL Regular"/>
+          <w:b w:val="0"/>
+          <w:i w:val="0"/>
+          <w:color w:val="000000"/>
+          <w:sz w:val="24"/>
+        </w:rPr>
+        <w:hyperlink r:id="rId9" w:history="1">
+          <w:r>
+            <w:rPr>
+              <w:rStyle w:val="Hyperlink"/>
+            </w:rPr>
+            <w:t xml:space="preserve"> was</w:t>
+          </w:r>
+        </w:hyperlink>
+      </w:r>
+      <w:r>
+        <w:rPr>
+          <w:u w:val="single" w:color="0000ff"/>
+          <w:rFonts w:ascii="Charis SIL Regular" w:hAnsi="Charis SIL Regular" w:eastAsia="Charis SIL Regular"/>
+          <w:b w:val="0"/>
+          <w:i w:val="0"/>
+          <w:color w:val="000000"/>
+          <w:sz w:val="24"/>
+        </w:rPr>
+        <w:t xml:space="preserve"> </w:t>
+      </w:r>
+      <w:r>
+        <w:rPr>
+          <w:u w:val="single" w:color="0000ff"/>
+          <w:rFonts w:ascii="Charis SIL Regular" w:hAnsi="Charis SIL Regular" w:eastAsia="Charis SIL Regular"/>
+          <w:b w:val="0"/>
+          <w:i w:val="0"/>
+          <w:color w:val="000000"/>
+          <w:sz w:val="24"/>
+        </w:rPr>
+        <w:hyperlink r:id="rId9" w:history="1">
+          <w:r>
+            <w:rPr>
+              <w:rStyle w:val="Hyperlink"/>
+            </w:rPr>
+            <w:t>establis</w:t>
+          </w:r>
+        </w:hyperlink>
       </w:r>
       <w:r>
         <w:rPr>
@@ -2218,7 +2265,7 @@
           <w:sz w:val="24"/>
           <w:u w:val="single"/>
         </w:rPr>
-        <w:hyperlink r:id="rId19" w:history="1">
+        <w:hyperlink r:id="rId20" w:history="1">
           <w:r>
             <w:rPr>
               <w:rStyle w:val="Hyperlink"/>
@@ -2758,7 +2805,7 @@
           <w:sz w:val="24"/>
           <w:u w:val="single"/>
         </w:rPr>
-        <w:hyperlink r:id="rId23" w:history="1">
+        <w:hyperlink r:id="rId22" w:history="1">
           <w:r>
             <w:rPr>
               <w:rStyle w:val="Hyperlink"/>
@@ -2775,7 +2822,14 @@
           <w:color w:val="000000"/>
           <w:sz w:val="24"/>
         </w:rPr>
-        <w:t xml:space="preserve">, </w:t>
+        <w:hyperlink r:id="rId22" w:history="1">
+          <w:r>
+            <w:rPr>
+              <w:rStyle w:val="Hyperlink"/>
+            </w:rPr>
+            <w:t xml:space="preserve">, </w:t>
+          </w:r>
+        </w:hyperlink>
       </w:r>
       <w:r>
         <w:rPr>
@@ -2786,7 +2840,7 @@
           <w:sz w:val="24"/>
           <w:u w:val="single"/>
         </w:rPr>
-        <w:hyperlink r:id="rId24" w:history="1">
+        <w:hyperlink r:id="rId22" w:history="1">
           <w:r>
             <w:rPr>
               <w:rStyle w:val="Hyperlink"/>
@@ -2815,7 +2869,7 @@
           <w:sz w:val="24"/>
           <w:u w:val="single"/>
         </w:rPr>
-        <w:hyperlink r:id="rId24" w:history="1">
+        <w:hyperlink r:id="rId22" w:history="1">
           <w:r>
             <w:rPr>
               <w:rStyle w:val="Hyperlink"/>

--- a/EXPORTS/DOCX/published/niveau3/English/Bronbeek.docx
+++ b/EXPORTS/DOCX/published/niveau3/English/Bronbeek.docx
@@ -1440,31 +1440,13 @@
       </w:r>
       <w:r>
         <w:rPr>
-          <w:u w:val="single" w:color="0000ff"/>
           <w:rFonts w:ascii="Charis SIL Regular" w:hAnsi="Charis SIL Regular" w:eastAsia="Charis SIL Regular"/>
           <w:b w:val="0"/>
           <w:i w:val="0"/>
           <w:color w:val="000000"/>
           <w:sz w:val="24"/>
         </w:rPr>
-        <w:hyperlink r:id="rId15" w:history="1">
-          <w:r>
-            <w:rPr>
-              <w:rStyle w:val="Hyperlink"/>
-            </w:rPr>
-            <w:t>consulted vi</w:t>
-          </w:r>
-        </w:hyperlink>
-      </w:r>
-      <w:r>
-        <w:rPr>
-          <w:rFonts w:ascii="Charis SIL Regular" w:hAnsi="Charis SIL Regular" w:eastAsia="Charis SIL Regular"/>
-          <w:b w:val="0"/>
-          <w:i w:val="0"/>
-          <w:color w:val="000000"/>
-          <w:sz w:val="24"/>
-        </w:rPr>
-        <w:t xml:space="preserve">a the </w:t>
+        <w:t xml:space="preserve">consulted via the </w:t>
       </w:r>
       <w:r>
         <w:rPr>
@@ -2805,7 +2787,7 @@
           <w:sz w:val="24"/>
           <w:u w:val="single"/>
         </w:rPr>
-        <w:hyperlink r:id="rId22" w:history="1">
+        <w:hyperlink r:id="rId23" w:history="1">
           <w:r>
             <w:rPr>
               <w:rStyle w:val="Hyperlink"/>
@@ -2822,14 +2804,7 @@
           <w:color w:val="000000"/>
           <w:sz w:val="24"/>
         </w:rPr>
-        <w:hyperlink r:id="rId22" w:history="1">
-          <w:r>
-            <w:rPr>
-              <w:rStyle w:val="Hyperlink"/>
-            </w:rPr>
-            <w:t xml:space="preserve">, </w:t>
-          </w:r>
-        </w:hyperlink>
+        <w:t xml:space="preserve">, </w:t>
       </w:r>
       <w:r>
         <w:rPr>
@@ -2840,7 +2815,7 @@
           <w:sz w:val="24"/>
           <w:u w:val="single"/>
         </w:rPr>
-        <w:hyperlink r:id="rId22" w:history="1">
+        <w:hyperlink r:id="rId24" w:history="1">
           <w:r>
             <w:rPr>
               <w:rStyle w:val="Hyperlink"/>
@@ -2869,7 +2844,7 @@
           <w:sz w:val="24"/>
           <w:u w:val="single"/>
         </w:rPr>
-        <w:hyperlink r:id="rId22" w:history="1">
+        <w:hyperlink r:id="rId24" w:history="1">
           <w:r>
             <w:rPr>
               <w:rStyle w:val="Hyperlink"/>

--- a/EXPORTS/DOCX/published/niveau3/English/Bronbeek.docx
+++ b/EXPORTS/DOCX/published/niveau3/English/Bronbeek.docx
@@ -1440,13 +1440,31 @@
       </w:r>
       <w:r>
         <w:rPr>
+          <w:u w:val="single" w:color="0000ff"/>
           <w:rFonts w:ascii="Charis SIL Regular" w:hAnsi="Charis SIL Regular" w:eastAsia="Charis SIL Regular"/>
           <w:b w:val="0"/>
           <w:i w:val="0"/>
           <w:color w:val="000000"/>
           <w:sz w:val="24"/>
         </w:rPr>
-        <w:t xml:space="preserve">consulted via the </w:t>
+        <w:hyperlink r:id="rId15" w:history="1">
+          <w:r>
+            <w:rPr>
+              <w:rStyle w:val="Hyperlink"/>
+            </w:rPr>
+            <w:t>consulted vi</w:t>
+          </w:r>
+        </w:hyperlink>
+      </w:r>
+      <w:r>
+        <w:rPr>
+          <w:rFonts w:ascii="Charis SIL Regular" w:hAnsi="Charis SIL Regular" w:eastAsia="Charis SIL Regular"/>
+          <w:b w:val="0"/>
+          <w:i w:val="0"/>
+          <w:color w:val="000000"/>
+          <w:sz w:val="24"/>
+        </w:rPr>
+        <w:t xml:space="preserve">a the </w:t>
       </w:r>
       <w:r>
         <w:rPr>
@@ -2769,7 +2787,7 @@
           <w:sz w:val="24"/>
           <w:u w:val="single"/>
         </w:rPr>
-        <w:hyperlink r:id="rId22" w:history="1">
+        <w:hyperlink r:id="rId23" w:history="1">
           <w:r>
             <w:rPr>
               <w:rStyle w:val="Hyperlink"/>
@@ -2815,7 +2833,7 @@
           <w:sz w:val="24"/>
           <w:u w:val="single"/>
         </w:rPr>
-        <w:hyperlink r:id="rId24" w:history="1">
+        <w:hyperlink r:id="rId22" w:history="1">
           <w:r>
             <w:rPr>
               <w:rStyle w:val="Hyperlink"/>
@@ -2844,7 +2862,7 @@
           <w:sz w:val="24"/>
           <w:u w:val="single"/>
         </w:rPr>
-        <w:hyperlink r:id="rId24" w:history="1">
+        <w:hyperlink r:id="rId22" w:history="1">
           <w:r>
             <w:rPr>
               <w:rStyle w:val="Hyperlink"/>
@@ -2862,7 +2880,7 @@
           <w:sz w:val="24"/>
           <w:u w:val="single"/>
         </w:rPr>
-        <w:hyperlink r:id="rId22" w:history="1">
+        <w:hyperlink r:id="rId24" w:history="1">
           <w:r>
             <w:rPr>
               <w:rStyle w:val="Hyperlink"/>

--- a/EXPORTS/DOCX/published/niveau3/English/Bronbeek.docx
+++ b/EXPORTS/DOCX/published/niveau3/English/Bronbeek.docx
@@ -447,93 +447,13 @@
       </w:r>
       <w:r>
         <w:rPr>
-          <w:u w:val="single" w:color="0000ff"/>
           <w:rFonts w:ascii="Charis SIL Regular" w:hAnsi="Charis SIL Regular" w:eastAsia="Charis SIL Regular"/>
           <w:b w:val="0"/>
           <w:i w:val="0"/>
           <w:color w:val="000000"/>
           <w:sz w:val="24"/>
         </w:rPr>
-        <w:hyperlink r:id="rId10" w:history="1">
-          <w:r>
-            <w:rPr>
-              <w:rStyle w:val="Hyperlink"/>
-            </w:rPr>
-            <w:t>memb</w:t>
-          </w:r>
-        </w:hyperlink>
-      </w:r>
-      <w:r>
-        <w:rPr>
-          <w:u w:val="single" w:color="0000ff"/>
-          <w:rFonts w:ascii="Charis SIL Regular" w:hAnsi="Charis SIL Regular" w:eastAsia="Charis SIL Regular"/>
-          <w:b w:val="0"/>
-          <w:i w:val="0"/>
-          <w:color w:val="000000"/>
-          <w:sz w:val="24"/>
-        </w:rPr>
-        <w:hyperlink r:id="rId10" w:history="1">
-          <w:r>
-            <w:rPr>
-              <w:rStyle w:val="Hyperlink"/>
-            </w:rPr>
-            <w:t xml:space="preserve">ers of </w:t>
-          </w:r>
-        </w:hyperlink>
-      </w:r>
-      <w:r>
-        <w:rPr>
-          <w:u w:val="single" w:color="0000ff"/>
-          <w:rFonts w:ascii="Charis SIL Regular" w:hAnsi="Charis SIL Regular" w:eastAsia="Charis SIL Regular"/>
-          <w:b w:val="0"/>
-          <w:i w:val="0"/>
-          <w:color w:val="000000"/>
-          <w:sz w:val="24"/>
-        </w:rPr>
-        <w:hyperlink r:id="rId10" w:history="1">
-          <w:r>
-            <w:rPr>
-              <w:rStyle w:val="Hyperlink"/>
-            </w:rPr>
-            <w:t>t</w:t>
-          </w:r>
-        </w:hyperlink>
-      </w:r>
-      <w:r>
-        <w:rPr>
-          <w:u w:val="single" w:color="0000ff"/>
-          <w:rFonts w:ascii="Charis SIL Regular" w:hAnsi="Charis SIL Regular" w:eastAsia="Charis SIL Regular"/>
-          <w:b w:val="0"/>
-          <w:i w:val="0"/>
-          <w:color w:val="000000"/>
-          <w:sz w:val="24"/>
-        </w:rPr>
-        <w:hyperlink r:id="rId10" w:history="1">
-          <w:r>
-            <w:rPr>
-              <w:rStyle w:val="Hyperlink"/>
-            </w:rPr>
-            <w:t>he R</w:t>
-          </w:r>
-        </w:hyperlink>
-      </w:r>
-      <w:r>
-        <w:rPr>
-          <w:u w:val="single" w:color="0000ff"/>
-          <w:rFonts w:ascii="Charis SIL Regular" w:hAnsi="Charis SIL Regular" w:eastAsia="Charis SIL Regular"/>
-          <w:b w:val="0"/>
-          <w:i w:val="0"/>
-          <w:color w:val="000000"/>
-          <w:sz w:val="24"/>
-        </w:rPr>
-        <w:hyperlink r:id="rId10" w:history="1">
-          <w:r>
-            <w:rPr>
-              <w:rStyle w:val="Hyperlink"/>
-            </w:rPr>
-            <w:t>oyal N</w:t>
-          </w:r>
-        </w:hyperlink>
+        <w:t>members of the Royal N</w:t>
       </w:r>
       <w:r>
         <w:rPr>
@@ -1364,61 +1284,7 @@
           <w:color w:val="000000"/>
           <w:sz w:val="24"/>
         </w:rPr>
-        <w:t xml:space="preserve"> in The Hague. There is also material at the museum </w:t>
-      </w:r>
-      <w:r>
-        <w:rPr>
-          <w:u w:val="single" w:color="0000ff"/>
-          <w:rFonts w:ascii="Charis SIL Regular" w:hAnsi="Charis SIL Regular" w:eastAsia="Charis SIL Regular"/>
-          <w:b w:val="0"/>
-          <w:i w:val="0"/>
-          <w:color w:val="000000"/>
-          <w:sz w:val="24"/>
-        </w:rPr>
-        <w:hyperlink r:id="rId15" w:history="1">
-          <w:r>
-            <w:rPr>
-              <w:rStyle w:val="Hyperlink"/>
-            </w:rPr>
-            <w:t>itself, w</w:t>
-          </w:r>
-        </w:hyperlink>
-      </w:r>
-      <w:r>
-        <w:rPr>
-          <w:u w:val="single" w:color="0000ff"/>
-          <w:rFonts w:ascii="Charis SIL Regular" w:hAnsi="Charis SIL Regular" w:eastAsia="Charis SIL Regular"/>
-          <w:b w:val="0"/>
-          <w:i w:val="0"/>
-          <w:color w:val="000000"/>
-          <w:sz w:val="24"/>
-        </w:rPr>
-        <w:hyperlink r:id="rId15" w:history="1">
-          <w:r>
-            <w:rPr>
-              <w:rStyle w:val="Hyperlink"/>
-            </w:rPr>
-            <w:t>h</w:t>
-          </w:r>
-        </w:hyperlink>
-      </w:r>
-      <w:r>
-        <w:rPr>
-          <w:u w:val="single" w:color="0000ff"/>
-          <w:rFonts w:ascii="Charis SIL Regular" w:hAnsi="Charis SIL Regular" w:eastAsia="Charis SIL Regular"/>
-          <w:b w:val="0"/>
-          <w:i w:val="0"/>
-          <w:color w:val="000000"/>
-          <w:sz w:val="24"/>
-        </w:rPr>
-        <w:hyperlink r:id="rId15" w:history="1">
-          <w:r>
-            <w:rPr>
-              <w:rStyle w:val="Hyperlink"/>
-            </w:rPr>
-            <w:t>ich can b</w:t>
-          </w:r>
-        </w:hyperlink>
+        <w:t xml:space="preserve"> in The Hague. There is also material at the museum itself, which can b</w:t>
       </w:r>
       <w:r>
         <w:rPr>
@@ -2265,7 +2131,7 @@
           <w:sz w:val="24"/>
           <w:u w:val="single"/>
         </w:rPr>
-        <w:hyperlink r:id="rId20" w:history="1">
+        <w:hyperlink r:id="rId19" w:history="1">
           <w:r>
             <w:rPr>
               <w:rStyle w:val="Hyperlink"/>
@@ -2283,7 +2149,7 @@
           <w:sz w:val="24"/>
           <w:u w:val="single"/>
         </w:rPr>
-        <w:hyperlink r:id="rId20" w:history="1">
+        <w:hyperlink r:id="rId19" w:history="1">
           <w:r>
             <w:rPr>
               <w:rStyle w:val="Hyperlink"/>
@@ -2805,7 +2671,7 @@
           <w:sz w:val="24"/>
           <w:u w:val="single"/>
         </w:rPr>
-        <w:hyperlink r:id="rId23" w:history="1">
+        <w:hyperlink r:id="rId22" w:history="1">
           <w:r>
             <w:rPr>
               <w:rStyle w:val="Hyperlink"/>

--- a/EXPORTS/DOCX/published/niveau3/English/Bronbeek.docx
+++ b/EXPORTS/DOCX/published/niveau3/English/Bronbeek.docx
@@ -453,7 +453,25 @@
           <w:color w:val="000000"/>
           <w:sz w:val="24"/>
         </w:rPr>
-        <w:t>members of the Royal N</w:t>
+        <w:t>members of the R</w:t>
+      </w:r>
+      <w:r>
+        <w:rPr>
+          <w:u w:val="single" w:color="0000ff"/>
+          <w:rFonts w:ascii="Charis SIL Regular" w:hAnsi="Charis SIL Regular" w:eastAsia="Charis SIL Regular"/>
+          <w:b w:val="0"/>
+          <w:i w:val="0"/>
+          <w:color w:val="000000"/>
+          <w:sz w:val="24"/>
+        </w:rPr>
+        <w:hyperlink r:id="rId10" w:history="1">
+          <w:r>
+            <w:rPr>
+              <w:rStyle w:val="Hyperlink"/>
+            </w:rPr>
+            <w:t>oyal N</w:t>
+          </w:r>
+        </w:hyperlink>
       </w:r>
       <w:r>
         <w:rPr>
@@ -1284,7 +1302,61 @@
           <w:color w:val="000000"/>
           <w:sz w:val="24"/>
         </w:rPr>
-        <w:t xml:space="preserve"> in The Hague. There is also material at the museum itself, which can b</w:t>
+        <w:t xml:space="preserve"> in The Hague. There is also material at the museum </w:t>
+      </w:r>
+      <w:r>
+        <w:rPr>
+          <w:u w:val="single" w:color="0000ff"/>
+          <w:rFonts w:ascii="Charis SIL Regular" w:hAnsi="Charis SIL Regular" w:eastAsia="Charis SIL Regular"/>
+          <w:b w:val="0"/>
+          <w:i w:val="0"/>
+          <w:color w:val="000000"/>
+          <w:sz w:val="24"/>
+        </w:rPr>
+        <w:hyperlink r:id="rId15" w:history="1">
+          <w:r>
+            <w:rPr>
+              <w:rStyle w:val="Hyperlink"/>
+            </w:rPr>
+            <w:t>itself, w</w:t>
+          </w:r>
+        </w:hyperlink>
+      </w:r>
+      <w:r>
+        <w:rPr>
+          <w:u w:val="single" w:color="0000ff"/>
+          <w:rFonts w:ascii="Charis SIL Regular" w:hAnsi="Charis SIL Regular" w:eastAsia="Charis SIL Regular"/>
+          <w:b w:val="0"/>
+          <w:i w:val="0"/>
+          <w:color w:val="000000"/>
+          <w:sz w:val="24"/>
+        </w:rPr>
+        <w:hyperlink r:id="rId15" w:history="1">
+          <w:r>
+            <w:rPr>
+              <w:rStyle w:val="Hyperlink"/>
+            </w:rPr>
+            <w:t>h</w:t>
+          </w:r>
+        </w:hyperlink>
+      </w:r>
+      <w:r>
+        <w:rPr>
+          <w:u w:val="single" w:color="0000ff"/>
+          <w:rFonts w:ascii="Charis SIL Regular" w:hAnsi="Charis SIL Regular" w:eastAsia="Charis SIL Regular"/>
+          <w:b w:val="0"/>
+          <w:i w:val="0"/>
+          <w:color w:val="000000"/>
+          <w:sz w:val="24"/>
+        </w:rPr>
+        <w:hyperlink r:id="rId15" w:history="1">
+          <w:r>
+            <w:rPr>
+              <w:rStyle w:val="Hyperlink"/>
+            </w:rPr>
+            <w:t>ich can b</w:t>
+          </w:r>
+        </w:hyperlink>
       </w:r>
       <w:r>
         <w:rPr>
@@ -2131,7 +2203,7 @@
           <w:sz w:val="24"/>
           <w:u w:val="single"/>
         </w:rPr>
-        <w:hyperlink r:id="rId19" w:history="1">
+        <w:hyperlink r:id="rId20" w:history="1">
           <w:r>
             <w:rPr>
               <w:rStyle w:val="Hyperlink"/>
@@ -2149,7 +2221,7 @@
           <w:sz w:val="24"/>
           <w:u w:val="single"/>
         </w:rPr>
-        <w:hyperlink r:id="rId19" w:history="1">
+        <w:hyperlink r:id="rId20" w:history="1">
           <w:r>
             <w:rPr>
               <w:rStyle w:val="Hyperlink"/>
@@ -2653,7 +2725,7 @@
           <w:sz w:val="24"/>
           <w:u w:val="single"/>
         </w:rPr>
-        <w:hyperlink r:id="rId23" w:history="1">
+        <w:hyperlink r:id="rId22" w:history="1">
           <w:r>
             <w:rPr>
               <w:rStyle w:val="Hyperlink"/>
@@ -2728,7 +2800,7 @@
           <w:sz w:val="24"/>
           <w:u w:val="single"/>
         </w:rPr>
-        <w:hyperlink r:id="rId22" w:history="1">
+        <w:hyperlink r:id="rId24" w:history="1">
           <w:r>
             <w:rPr>
               <w:rStyle w:val="Hyperlink"/>
@@ -2746,7 +2818,7 @@
           <w:sz w:val="24"/>
           <w:u w:val="single"/>
         </w:rPr>
-        <w:hyperlink r:id="rId24" w:history="1">
+        <w:hyperlink r:id="rId22" w:history="1">
           <w:r>
             <w:rPr>
               <w:rStyle w:val="Hyperlink"/>

--- a/EXPORTS/DOCX/published/niveau3/English/Bronbeek.docx
+++ b/EXPORTS/DOCX/published/niveau3/English/Bronbeek.docx
@@ -453,7 +453,61 @@
           <w:color w:val="000000"/>
           <w:sz w:val="24"/>
         </w:rPr>
-        <w:t>members of the R</w:t>
+        <w:t>memb</w:t>
+      </w:r>
+      <w:r>
+        <w:rPr>
+          <w:u w:val="single" w:color="0000ff"/>
+          <w:rFonts w:ascii="Charis SIL Regular" w:hAnsi="Charis SIL Regular" w:eastAsia="Charis SIL Regular"/>
+          <w:b w:val="0"/>
+          <w:i w:val="0"/>
+          <w:color w:val="000000"/>
+          <w:sz w:val="24"/>
+        </w:rPr>
+        <w:hyperlink r:id="rId10" w:history="1">
+          <w:r>
+            <w:rPr>
+              <w:rStyle w:val="Hyperlink"/>
+            </w:rPr>
+            <w:t xml:space="preserve">ers of </w:t>
+          </w:r>
+        </w:hyperlink>
+      </w:r>
+      <w:r>
+        <w:rPr>
+          <w:u w:val="single" w:color="0000ff"/>
+          <w:rFonts w:ascii="Charis SIL Regular" w:hAnsi="Charis SIL Regular" w:eastAsia="Charis SIL Regular"/>
+          <w:b w:val="0"/>
+          <w:i w:val="0"/>
+          <w:color w:val="000000"/>
+          <w:sz w:val="24"/>
+        </w:rPr>
+        <w:hyperlink r:id="rId10" w:history="1">
+          <w:r>
+            <w:rPr>
+              <w:rStyle w:val="Hyperlink"/>
+            </w:rPr>
+            <w:t>t</w:t>
+          </w:r>
+        </w:hyperlink>
+      </w:r>
+      <w:r>
+        <w:rPr>
+          <w:u w:val="single" w:color="0000ff"/>
+          <w:rFonts w:ascii="Charis SIL Regular" w:hAnsi="Charis SIL Regular" w:eastAsia="Charis SIL Regular"/>
+          <w:b w:val="0"/>
+          <w:i w:val="0"/>
+          <w:color w:val="000000"/>
+          <w:sz w:val="24"/>
+        </w:rPr>
+        <w:hyperlink r:id="rId10" w:history="1">
+          <w:r>
+            <w:rPr>
+              <w:rStyle w:val="Hyperlink"/>
+            </w:rPr>
+            <w:t>he R</w:t>
+          </w:r>
+        </w:hyperlink>
       </w:r>
       <w:r>
         <w:rPr>
@@ -2725,7 +2779,7 @@
           <w:sz w:val="24"/>
           <w:u w:val="single"/>
         </w:rPr>
-        <w:hyperlink r:id="rId22" w:history="1">
+        <w:hyperlink r:id="rId23" w:history="1">
           <w:r>
             <w:rPr>
               <w:rStyle w:val="Hyperlink"/>
@@ -2743,7 +2797,7 @@
           <w:sz w:val="24"/>
           <w:u w:val="single"/>
         </w:rPr>
-        <w:hyperlink r:id="rId22" w:history="1">
+        <w:hyperlink r:id="rId23" w:history="1">
           <w:r>
             <w:rPr>
               <w:rStyle w:val="Hyperlink"/>
@@ -2754,13 +2808,21 @@
       </w:r>
       <w:r>
         <w:rPr>
+          <w:u w:val="single" w:color="0000ff"/>
           <w:rFonts w:ascii="Charis SIL Regular" w:hAnsi="Charis SIL Regular" w:eastAsia="Charis SIL Regular"/>
           <w:b w:val="0"/>
           <w:i w:val="0"/>
           <w:color w:val="000000"/>
           <w:sz w:val="24"/>
         </w:rPr>
-        <w:t xml:space="preserve">, </w:t>
+        <w:hyperlink r:id="rId22" w:history="1">
+          <w:r>
+            <w:rPr>
+              <w:rStyle w:val="Hyperlink"/>
+            </w:rPr>
+            <w:t xml:space="preserve">, </w:t>
+          </w:r>
+        </w:hyperlink>
       </w:r>
       <w:r>
         <w:rPr>

--- a/EXPORTS/DOCX/published/niveau3/English/Bronbeek.docx
+++ b/EXPORTS/DOCX/published/niveau3/English/Bronbeek.docx
@@ -447,13 +447,21 @@
       </w:r>
       <w:r>
         <w:rPr>
+          <w:u w:val="single" w:color="0000ff"/>
           <w:rFonts w:ascii="Charis SIL Regular" w:hAnsi="Charis SIL Regular" w:eastAsia="Charis SIL Regular"/>
           <w:b w:val="0"/>
           <w:i w:val="0"/>
           <w:color w:val="000000"/>
           <w:sz w:val="24"/>
         </w:rPr>
-        <w:t>memb</w:t>
+        <w:hyperlink r:id="rId10" w:history="1">
+          <w:r>
+            <w:rPr>
+              <w:rStyle w:val="Hyperlink"/>
+            </w:rPr>
+            <w:t>memb</w:t>
+          </w:r>
+        </w:hyperlink>
       </w:r>
       <w:r>
         <w:rPr>
@@ -2257,7 +2265,7 @@
           <w:sz w:val="24"/>
           <w:u w:val="single"/>
         </w:rPr>
-        <w:hyperlink r:id="rId20" w:history="1">
+        <w:hyperlink r:id="rId19" w:history="1">
           <w:r>
             <w:rPr>
               <w:rStyle w:val="Hyperlink"/>
@@ -2275,7 +2283,7 @@
           <w:sz w:val="24"/>
           <w:u w:val="single"/>
         </w:rPr>
-        <w:hyperlink r:id="rId20" w:history="1">
+        <w:hyperlink r:id="rId19" w:history="1">
           <w:r>
             <w:rPr>
               <w:rStyle w:val="Hyperlink"/>
@@ -2862,7 +2870,7 @@
           <w:sz w:val="24"/>
           <w:u w:val="single"/>
         </w:rPr>
-        <w:hyperlink r:id="rId24" w:history="1">
+        <w:hyperlink r:id="rId22" w:history="1">
           <w:r>
             <w:rPr>
               <w:rStyle w:val="Hyperlink"/>

--- a/EXPORTS/DOCX/published/niveau3/English/Bronbeek.docx
+++ b/EXPORTS/DOCX/published/niveau3/English/Bronbeek.docx
@@ -2265,7 +2265,7 @@
           <w:sz w:val="24"/>
           <w:u w:val="single"/>
         </w:rPr>
-        <w:hyperlink r:id="rId19" w:history="1">
+        <w:hyperlink r:id="rId20" w:history="1">
           <w:r>
             <w:rPr>
               <w:rStyle w:val="Hyperlink"/>

--- a/EXPORTS/DOCX/published/niveau3/English/Bronbeek.docx
+++ b/EXPORTS/DOCX/published/niveau3/English/Bronbeek.docx
@@ -2265,7 +2265,7 @@
           <w:sz w:val="24"/>
           <w:u w:val="single"/>
         </w:rPr>
-        <w:hyperlink r:id="rId20" w:history="1">
+        <w:hyperlink r:id="rId19" w:history="1">
           <w:r>
             <w:rPr>
               <w:rStyle w:val="Hyperlink"/>
@@ -2283,7 +2283,7 @@
           <w:sz w:val="24"/>
           <w:u w:val="single"/>
         </w:rPr>
-        <w:hyperlink r:id="rId19" w:history="1">
+        <w:hyperlink r:id="rId20" w:history="1">
           <w:r>
             <w:rPr>
               <w:rStyle w:val="Hyperlink"/>
@@ -2888,7 +2888,7 @@
           <w:sz w:val="24"/>
           <w:u w:val="single"/>
         </w:rPr>
-        <w:hyperlink r:id="rId22" w:history="1">
+        <w:hyperlink r:id="rId24" w:history="1">
           <w:r>
             <w:rPr>
               <w:rStyle w:val="Hyperlink"/>

--- a/EXPORTS/DOCX/published/niveau3/English/Bronbeek.docx
+++ b/EXPORTS/DOCX/published/niveau3/English/Bronbeek.docx
@@ -447,75 +447,13 @@
       </w:r>
       <w:r>
         <w:rPr>
-          <w:u w:val="single" w:color="0000ff"/>
           <w:rFonts w:ascii="Charis SIL Regular" w:hAnsi="Charis SIL Regular" w:eastAsia="Charis SIL Regular"/>
           <w:b w:val="0"/>
           <w:i w:val="0"/>
           <w:color w:val="000000"/>
           <w:sz w:val="24"/>
         </w:rPr>
-        <w:hyperlink r:id="rId10" w:history="1">
-          <w:r>
-            <w:rPr>
-              <w:rStyle w:val="Hyperlink"/>
-            </w:rPr>
-            <w:t>memb</w:t>
-          </w:r>
-        </w:hyperlink>
-      </w:r>
-      <w:r>
-        <w:rPr>
-          <w:u w:val="single" w:color="0000ff"/>
-          <w:rFonts w:ascii="Charis SIL Regular" w:hAnsi="Charis SIL Regular" w:eastAsia="Charis SIL Regular"/>
-          <w:b w:val="0"/>
-          <w:i w:val="0"/>
-          <w:color w:val="000000"/>
-          <w:sz w:val="24"/>
-        </w:rPr>
-        <w:hyperlink r:id="rId10" w:history="1">
-          <w:r>
-            <w:rPr>
-              <w:rStyle w:val="Hyperlink"/>
-            </w:rPr>
-            <w:t xml:space="preserve">ers of </w:t>
-          </w:r>
-        </w:hyperlink>
-      </w:r>
-      <w:r>
-        <w:rPr>
-          <w:u w:val="single" w:color="0000ff"/>
-          <w:rFonts w:ascii="Charis SIL Regular" w:hAnsi="Charis SIL Regular" w:eastAsia="Charis SIL Regular"/>
-          <w:b w:val="0"/>
-          <w:i w:val="0"/>
-          <w:color w:val="000000"/>
-          <w:sz w:val="24"/>
-        </w:rPr>
-        <w:hyperlink r:id="rId10" w:history="1">
-          <w:r>
-            <w:rPr>
-              <w:rStyle w:val="Hyperlink"/>
-            </w:rPr>
-            <w:t>t</w:t>
-          </w:r>
-        </w:hyperlink>
-      </w:r>
-      <w:r>
-        <w:rPr>
-          <w:u w:val="single" w:color="0000ff"/>
-          <w:rFonts w:ascii="Charis SIL Regular" w:hAnsi="Charis SIL Regular" w:eastAsia="Charis SIL Regular"/>
-          <w:b w:val="0"/>
-          <w:i w:val="0"/>
-          <w:color w:val="000000"/>
-          <w:sz w:val="24"/>
-        </w:rPr>
-        <w:hyperlink r:id="rId10" w:history="1">
-          <w:r>
-            <w:rPr>
-              <w:rStyle w:val="Hyperlink"/>
-            </w:rPr>
-            <w:t>he R</w:t>
-          </w:r>
-        </w:hyperlink>
+        <w:t>members of the R</w:t>
       </w:r>
       <w:r>
         <w:rPr>
@@ -1364,61 +1302,7 @@
           <w:color w:val="000000"/>
           <w:sz w:val="24"/>
         </w:rPr>
-        <w:t xml:space="preserve"> in The Hague. There is also material at the museum </w:t>
-      </w:r>
-      <w:r>
-        <w:rPr>
-          <w:u w:val="single" w:color="0000ff"/>
-          <w:rFonts w:ascii="Charis SIL Regular" w:hAnsi="Charis SIL Regular" w:eastAsia="Charis SIL Regular"/>
-          <w:b w:val="0"/>
-          <w:i w:val="0"/>
-          <w:color w:val="000000"/>
-          <w:sz w:val="24"/>
-        </w:rPr>
-        <w:hyperlink r:id="rId15" w:history="1">
-          <w:r>
-            <w:rPr>
-              <w:rStyle w:val="Hyperlink"/>
-            </w:rPr>
-            <w:t>itself, w</w:t>
-          </w:r>
-        </w:hyperlink>
-      </w:r>
-      <w:r>
-        <w:rPr>
-          <w:u w:val="single" w:color="0000ff"/>
-          <w:rFonts w:ascii="Charis SIL Regular" w:hAnsi="Charis SIL Regular" w:eastAsia="Charis SIL Regular"/>
-          <w:b w:val="0"/>
-          <w:i w:val="0"/>
-          <w:color w:val="000000"/>
-          <w:sz w:val="24"/>
-        </w:rPr>
-        <w:hyperlink r:id="rId15" w:history="1">
-          <w:r>
-            <w:rPr>
-              <w:rStyle w:val="Hyperlink"/>
-            </w:rPr>
-            <w:t>h</w:t>
-          </w:r>
-        </w:hyperlink>
-      </w:r>
-      <w:r>
-        <w:rPr>
-          <w:u w:val="single" w:color="0000ff"/>
-          <w:rFonts w:ascii="Charis SIL Regular" w:hAnsi="Charis SIL Regular" w:eastAsia="Charis SIL Regular"/>
-          <w:b w:val="0"/>
-          <w:i w:val="0"/>
-          <w:color w:val="000000"/>
-          <w:sz w:val="24"/>
-        </w:rPr>
-        <w:hyperlink r:id="rId15" w:history="1">
-          <w:r>
-            <w:rPr>
-              <w:rStyle w:val="Hyperlink"/>
-            </w:rPr>
-            <w:t>ich can b</w:t>
-          </w:r>
-        </w:hyperlink>
+        <w:t xml:space="preserve"> in The Hague. There is also material at the museum itself, which can b</w:t>
       </w:r>
       <w:r>
         <w:rPr>
@@ -2265,7 +2149,7 @@
           <w:sz w:val="24"/>
           <w:u w:val="single"/>
         </w:rPr>
-        <w:hyperlink r:id="rId19" w:history="1">
+        <w:hyperlink r:id="rId20" w:history="1">
           <w:r>
             <w:rPr>
               <w:rStyle w:val="Hyperlink"/>
@@ -2816,7 +2700,6 @@
       </w:r>
       <w:r>
         <w:rPr>
-          <w:u w:val="single" w:color="0000ff"/>
           <w:rFonts w:ascii="Charis SIL Regular" w:hAnsi="Charis SIL Regular" w:eastAsia="Charis SIL Regular"/>
           <w:b w:val="0"/>
           <w:i w:val="0"/>
@@ -2870,7 +2753,7 @@
           <w:sz w:val="24"/>
           <w:u w:val="single"/>
         </w:rPr>
-        <w:hyperlink r:id="rId22" w:history="1">
+        <w:hyperlink r:id="rId24" w:history="1">
           <w:r>
             <w:rPr>
               <w:rStyle w:val="Hyperlink"/>

--- a/EXPORTS/DOCX/published/niveau3/English/Bronbeek.docx
+++ b/EXPORTS/DOCX/published/niveau3/English/Bronbeek.docx
@@ -447,13 +447,75 @@
       </w:r>
       <w:r>
         <w:rPr>
+          <w:u w:val="single" w:color="0000ff"/>
           <w:rFonts w:ascii="Charis SIL Regular" w:hAnsi="Charis SIL Regular" w:eastAsia="Charis SIL Regular"/>
           <w:b w:val="0"/>
           <w:i w:val="0"/>
           <w:color w:val="000000"/>
           <w:sz w:val="24"/>
         </w:rPr>
-        <w:t>members of the R</w:t>
+        <w:hyperlink r:id="rId10" w:history="1">
+          <w:r>
+            <w:rPr>
+              <w:rStyle w:val="Hyperlink"/>
+            </w:rPr>
+            <w:t>memb</w:t>
+          </w:r>
+        </w:hyperlink>
+      </w:r>
+      <w:r>
+        <w:rPr>
+          <w:u w:val="single" w:color="0000ff"/>
+          <w:rFonts w:ascii="Charis SIL Regular" w:hAnsi="Charis SIL Regular" w:eastAsia="Charis SIL Regular"/>
+          <w:b w:val="0"/>
+          <w:i w:val="0"/>
+          <w:color w:val="000000"/>
+          <w:sz w:val="24"/>
+        </w:rPr>
+        <w:hyperlink r:id="rId10" w:history="1">
+          <w:r>
+            <w:rPr>
+              <w:rStyle w:val="Hyperlink"/>
+            </w:rPr>
+            <w:t xml:space="preserve">ers of </w:t>
+          </w:r>
+        </w:hyperlink>
+      </w:r>
+      <w:r>
+        <w:rPr>
+          <w:u w:val="single" w:color="0000ff"/>
+          <w:rFonts w:ascii="Charis SIL Regular" w:hAnsi="Charis SIL Regular" w:eastAsia="Charis SIL Regular"/>
+          <w:b w:val="0"/>
+          <w:i w:val="0"/>
+          <w:color w:val="000000"/>
+          <w:sz w:val="24"/>
+        </w:rPr>
+        <w:hyperlink r:id="rId10" w:history="1">
+          <w:r>
+            <w:rPr>
+              <w:rStyle w:val="Hyperlink"/>
+            </w:rPr>
+            <w:t>t</w:t>
+          </w:r>
+        </w:hyperlink>
+      </w:r>
+      <w:r>
+        <w:rPr>
+          <w:u w:val="single" w:color="0000ff"/>
+          <w:rFonts w:ascii="Charis SIL Regular" w:hAnsi="Charis SIL Regular" w:eastAsia="Charis SIL Regular"/>
+          <w:b w:val="0"/>
+          <w:i w:val="0"/>
+          <w:color w:val="000000"/>
+          <w:sz w:val="24"/>
+        </w:rPr>
+        <w:hyperlink r:id="rId10" w:history="1">
+          <w:r>
+            <w:rPr>
+              <w:rStyle w:val="Hyperlink"/>
+            </w:rPr>
+            <w:t>he R</w:t>
+          </w:r>
+        </w:hyperlink>
       </w:r>
       <w:r>
         <w:rPr>
@@ -1302,7 +1364,61 @@
           <w:color w:val="000000"/>
           <w:sz w:val="24"/>
         </w:rPr>
-        <w:t xml:space="preserve"> in The Hague. There is also material at the museum itself, which can b</w:t>
+        <w:t xml:space="preserve"> in The Hague. There is also material at the museum </w:t>
+      </w:r>
+      <w:r>
+        <w:rPr>
+          <w:u w:val="single" w:color="0000ff"/>
+          <w:rFonts w:ascii="Charis SIL Regular" w:hAnsi="Charis SIL Regular" w:eastAsia="Charis SIL Regular"/>
+          <w:b w:val="0"/>
+          <w:i w:val="0"/>
+          <w:color w:val="000000"/>
+          <w:sz w:val="24"/>
+        </w:rPr>
+        <w:hyperlink r:id="rId15" w:history="1">
+          <w:r>
+            <w:rPr>
+              <w:rStyle w:val="Hyperlink"/>
+            </w:rPr>
+            <w:t>itself, w</w:t>
+          </w:r>
+        </w:hyperlink>
+      </w:r>
+      <w:r>
+        <w:rPr>
+          <w:u w:val="single" w:color="0000ff"/>
+          <w:rFonts w:ascii="Charis SIL Regular" w:hAnsi="Charis SIL Regular" w:eastAsia="Charis SIL Regular"/>
+          <w:b w:val="0"/>
+          <w:i w:val="0"/>
+          <w:color w:val="000000"/>
+          <w:sz w:val="24"/>
+        </w:rPr>
+        <w:hyperlink r:id="rId15" w:history="1">
+          <w:r>
+            <w:rPr>
+              <w:rStyle w:val="Hyperlink"/>
+            </w:rPr>
+            <w:t>h</w:t>
+          </w:r>
+        </w:hyperlink>
+      </w:r>
+      <w:r>
+        <w:rPr>
+          <w:u w:val="single" w:color="0000ff"/>
+          <w:rFonts w:ascii="Charis SIL Regular" w:hAnsi="Charis SIL Regular" w:eastAsia="Charis SIL Regular"/>
+          <w:b w:val="0"/>
+          <w:i w:val="0"/>
+          <w:color w:val="000000"/>
+          <w:sz w:val="24"/>
+        </w:rPr>
+        <w:hyperlink r:id="rId15" w:history="1">
+          <w:r>
+            <w:rPr>
+              <w:rStyle w:val="Hyperlink"/>
+            </w:rPr>
+            <w:t>ich can b</w:t>
+          </w:r>
+        </w:hyperlink>
       </w:r>
       <w:r>
         <w:rPr>
@@ -2149,7 +2265,7 @@
           <w:sz w:val="24"/>
           <w:u w:val="single"/>
         </w:rPr>
-        <w:hyperlink r:id="rId20" w:history="1">
+        <w:hyperlink r:id="rId19" w:history="1">
           <w:r>
             <w:rPr>
               <w:rStyle w:val="Hyperlink"/>
@@ -2167,7 +2283,7 @@
           <w:sz w:val="24"/>
           <w:u w:val="single"/>
         </w:rPr>
-        <w:hyperlink r:id="rId20" w:history="1">
+        <w:hyperlink r:id="rId19" w:history="1">
           <w:r>
             <w:rPr>
               <w:rStyle w:val="Hyperlink"/>
@@ -2196,7 +2312,7 @@
           <w:sz w:val="24"/>
           <w:u w:val="single"/>
         </w:rPr>
-        <w:hyperlink r:id="rId20" w:history="1">
+        <w:hyperlink r:id="rId19" w:history="1">
           <w:r>
             <w:rPr>
               <w:rStyle w:val="Hyperlink"/>
@@ -2314,7 +2430,7 @@
           <w:sz w:val="24"/>
           <w:u w:val="single"/>
         </w:rPr>
-        <w:hyperlink r:id="rId21" w:history="1">
+        <w:hyperlink r:id="rId20" w:history="1">
           <w:r>
             <w:rPr>
               <w:rStyle w:val="Hyperlink"/>
@@ -2332,7 +2448,7 @@
           <w:sz w:val="24"/>
           <w:u w:val="single"/>
         </w:rPr>
-        <w:hyperlink r:id="rId21" w:history="1">
+        <w:hyperlink r:id="rId20" w:history="1">
           <w:r>
             <w:rPr>
               <w:rStyle w:val="Hyperlink"/>
@@ -2571,7 +2687,7 @@
           <w:sz w:val="24"/>
           <w:u w:val="single"/>
         </w:rPr>
-        <w:hyperlink r:id="rId22" w:history="1">
+        <w:hyperlink r:id="rId21" w:history="1">
           <w:r>
             <w:rPr>
               <w:rStyle w:val="Hyperlink"/>
@@ -2589,7 +2705,7 @@
           <w:sz w:val="24"/>
           <w:u w:val="single"/>
         </w:rPr>
-        <w:hyperlink r:id="rId22" w:history="1">
+        <w:hyperlink r:id="rId21" w:history="1">
           <w:r>
             <w:rPr>
               <w:rStyle w:val="Hyperlink"/>
@@ -2607,7 +2723,7 @@
           <w:sz w:val="24"/>
           <w:u w:val="single"/>
         </w:rPr>
-        <w:hyperlink r:id="rId22" w:history="1">
+        <w:hyperlink r:id="rId21" w:history="1">
           <w:r>
             <w:rPr>
               <w:rStyle w:val="Hyperlink"/>
@@ -2625,7 +2741,7 @@
           <w:sz w:val="24"/>
           <w:u w:val="single"/>
         </w:rPr>
-        <w:hyperlink r:id="rId22" w:history="1">
+        <w:hyperlink r:id="rId21" w:history="1">
           <w:r>
             <w:rPr>
               <w:rStyle w:val="Hyperlink"/>
@@ -2653,7 +2769,7 @@
           <w:sz w:val="24"/>
           <w:u w:val="single"/>
         </w:rPr>
-        <w:hyperlink r:id="rId23" w:history="1">
+        <w:hyperlink r:id="rId22" w:history="1">
           <w:r>
             <w:rPr>
               <w:rStyle w:val="Hyperlink"/>
@@ -2671,7 +2787,7 @@
           <w:sz w:val="24"/>
           <w:u w:val="single"/>
         </w:rPr>
-        <w:hyperlink r:id="rId23" w:history="1">
+        <w:hyperlink r:id="rId21" w:history="1">
           <w:r>
             <w:rPr>
               <w:rStyle w:val="Hyperlink"/>
@@ -2689,7 +2805,7 @@
           <w:sz w:val="24"/>
           <w:u w:val="single"/>
         </w:rPr>
-        <w:hyperlink r:id="rId23" w:history="1">
+        <w:hyperlink r:id="rId22" w:history="1">
           <w:r>
             <w:rPr>
               <w:rStyle w:val="Hyperlink"/>
@@ -2700,13 +2816,14 @@
       </w:r>
       <w:r>
         <w:rPr>
+          <w:u w:val="single" w:color="0000ff"/>
           <w:rFonts w:ascii="Charis SIL Regular" w:hAnsi="Charis SIL Regular" w:eastAsia="Charis SIL Regular"/>
           <w:b w:val="0"/>
           <w:i w:val="0"/>
           <w:color w:val="000000"/>
           <w:sz w:val="24"/>
         </w:rPr>
-        <w:hyperlink r:id="rId22" w:history="1">
+        <w:hyperlink r:id="rId21" w:history="1">
           <w:r>
             <w:rPr>
               <w:rStyle w:val="Hyperlink"/>
@@ -2724,7 +2841,7 @@
           <w:sz w:val="24"/>
           <w:u w:val="single"/>
         </w:rPr>
-        <w:hyperlink r:id="rId22" w:history="1">
+        <w:hyperlink r:id="rId21" w:history="1">
           <w:r>
             <w:rPr>
               <w:rStyle w:val="Hyperlink"/>
@@ -2753,7 +2870,7 @@
           <w:sz w:val="24"/>
           <w:u w:val="single"/>
         </w:rPr>
-        <w:hyperlink r:id="rId24" w:history="1">
+        <w:hyperlink r:id="rId23" w:history="1">
           <w:r>
             <w:rPr>
               <w:rStyle w:val="Hyperlink"/>
@@ -2771,7 +2888,7 @@
           <w:sz w:val="24"/>
           <w:u w:val="single"/>
         </w:rPr>
-        <w:hyperlink r:id="rId24" w:history="1">
+        <w:hyperlink r:id="rId21" w:history="1">
           <w:r>
             <w:rPr>
               <w:rStyle w:val="Hyperlink"/>

--- a/EXPORTS/DOCX/published/niveau3/English/Bronbeek.docx
+++ b/EXPORTS/DOCX/published/niveau3/English/Bronbeek.docx
@@ -2265,7 +2265,7 @@
           <w:sz w:val="24"/>
           <w:u w:val="single"/>
         </w:rPr>
-        <w:hyperlink r:id="rId19" w:history="1">
+        <w:hyperlink r:id="rId20" w:history="1">
           <w:r>
             <w:rPr>
               <w:rStyle w:val="Hyperlink"/>
@@ -2283,7 +2283,7 @@
           <w:sz w:val="24"/>
           <w:u w:val="single"/>
         </w:rPr>
-        <w:hyperlink r:id="rId19" w:history="1">
+        <w:hyperlink r:id="rId20" w:history="1">
           <w:r>
             <w:rPr>
               <w:rStyle w:val="Hyperlink"/>
@@ -2312,7 +2312,7 @@
           <w:sz w:val="24"/>
           <w:u w:val="single"/>
         </w:rPr>
-        <w:hyperlink r:id="rId19" w:history="1">
+        <w:hyperlink r:id="rId20" w:history="1">
           <w:r>
             <w:rPr>
               <w:rStyle w:val="Hyperlink"/>
@@ -2430,7 +2430,7 @@
           <w:sz w:val="24"/>
           <w:u w:val="single"/>
         </w:rPr>
-        <w:hyperlink r:id="rId20" w:history="1">
+        <w:hyperlink r:id="rId21" w:history="1">
           <w:r>
             <w:rPr>
               <w:rStyle w:val="Hyperlink"/>
@@ -2448,7 +2448,7 @@
           <w:sz w:val="24"/>
           <w:u w:val="single"/>
         </w:rPr>
-        <w:hyperlink r:id="rId20" w:history="1">
+        <w:hyperlink r:id="rId21" w:history="1">
           <w:r>
             <w:rPr>
               <w:rStyle w:val="Hyperlink"/>
@@ -2687,7 +2687,7 @@
           <w:sz w:val="24"/>
           <w:u w:val="single"/>
         </w:rPr>
-        <w:hyperlink r:id="rId21" w:history="1">
+        <w:hyperlink r:id="rId22" w:history="1">
           <w:r>
             <w:rPr>
               <w:rStyle w:val="Hyperlink"/>
@@ -2705,7 +2705,7 @@
           <w:sz w:val="24"/>
           <w:u w:val="single"/>
         </w:rPr>
-        <w:hyperlink r:id="rId21" w:history="1">
+        <w:hyperlink r:id="rId22" w:history="1">
           <w:r>
             <w:rPr>
               <w:rStyle w:val="Hyperlink"/>
@@ -2723,7 +2723,7 @@
           <w:sz w:val="24"/>
           <w:u w:val="single"/>
         </w:rPr>
-        <w:hyperlink r:id="rId21" w:history="1">
+        <w:hyperlink r:id="rId22" w:history="1">
           <w:r>
             <w:rPr>
               <w:rStyle w:val="Hyperlink"/>
@@ -2741,7 +2741,7 @@
           <w:sz w:val="24"/>
           <w:u w:val="single"/>
         </w:rPr>
-        <w:hyperlink r:id="rId21" w:history="1">
+        <w:hyperlink r:id="rId22" w:history="1">
           <w:r>
             <w:rPr>
               <w:rStyle w:val="Hyperlink"/>
@@ -2769,7 +2769,7 @@
           <w:sz w:val="24"/>
           <w:u w:val="single"/>
         </w:rPr>
-        <w:hyperlink r:id="rId22" w:history="1">
+        <w:hyperlink r:id="rId23" w:history="1">
           <w:r>
             <w:rPr>
               <w:rStyle w:val="Hyperlink"/>
@@ -2787,7 +2787,7 @@
           <w:sz w:val="24"/>
           <w:u w:val="single"/>
         </w:rPr>
-        <w:hyperlink r:id="rId21" w:history="1">
+        <w:hyperlink r:id="rId22" w:history="1">
           <w:r>
             <w:rPr>
               <w:rStyle w:val="Hyperlink"/>
@@ -2805,7 +2805,7 @@
           <w:sz w:val="24"/>
           <w:u w:val="single"/>
         </w:rPr>
-        <w:hyperlink r:id="rId22" w:history="1">
+        <w:hyperlink r:id="rId23" w:history="1">
           <w:r>
             <w:rPr>
               <w:rStyle w:val="Hyperlink"/>
@@ -2823,14 +2823,7 @@
           <w:color w:val="000000"/>
           <w:sz w:val="24"/>
         </w:rPr>
-        <w:hyperlink r:id="rId21" w:history="1">
-          <w:r>
-            <w:rPr>
-              <w:rStyle w:val="Hyperlink"/>
-            </w:rPr>
-            <w:t xml:space="preserve">, </w:t>
-          </w:r>
-        </w:hyperlink>
+        <w:t xml:space="preserve">, </w:t>
       </w:r>
       <w:r>
         <w:rPr>
@@ -2841,7 +2834,7 @@
           <w:sz w:val="24"/>
           <w:u w:val="single"/>
         </w:rPr>
-        <w:hyperlink r:id="rId21" w:history="1">
+        <w:hyperlink r:id="rId24" w:history="1">
           <w:r>
             <w:rPr>
               <w:rStyle w:val="Hyperlink"/>
@@ -2870,7 +2863,7 @@
           <w:sz w:val="24"/>
           <w:u w:val="single"/>
         </w:rPr>
-        <w:hyperlink r:id="rId23" w:history="1">
+        <w:hyperlink r:id="rId24" w:history="1">
           <w:r>
             <w:rPr>
               <w:rStyle w:val="Hyperlink"/>
@@ -2888,7 +2881,7 @@
           <w:sz w:val="24"/>
           <w:u w:val="single"/>
         </w:rPr>
-        <w:hyperlink r:id="rId21" w:history="1">
+        <w:hyperlink r:id="rId22" w:history="1">
           <w:r>
             <w:rPr>
               <w:rStyle w:val="Hyperlink"/>

--- a/EXPORTS/DOCX/published/niveau3/English/Bronbeek.docx
+++ b/EXPORTS/DOCX/published/niveau3/English/Bronbeek.docx
@@ -2823,7 +2823,14 @@
           <w:color w:val="000000"/>
           <w:sz w:val="24"/>
         </w:rPr>
-        <w:t xml:space="preserve">, </w:t>
+        <w:hyperlink r:id="rId22" w:history="1">
+          <w:r>
+            <w:rPr>
+              <w:rStyle w:val="Hyperlink"/>
+            </w:rPr>
+            <w:t xml:space="preserve">, </w:t>
+          </w:r>
+        </w:hyperlink>
       </w:r>
       <w:r>
         <w:rPr>
@@ -2834,7 +2841,7 @@
           <w:sz w:val="24"/>
           <w:u w:val="single"/>
         </w:rPr>
-        <w:hyperlink r:id="rId24" w:history="1">
+        <w:hyperlink r:id="rId22" w:history="1">
           <w:r>
             <w:rPr>
               <w:rStyle w:val="Hyperlink"/>

--- a/EXPORTS/DOCX/published/niveau3/English/Bronbeek.docx
+++ b/EXPORTS/DOCX/published/niveau3/English/Bronbeek.docx
@@ -2265,7 +2265,7 @@
           <w:sz w:val="24"/>
           <w:u w:val="single"/>
         </w:rPr>
-        <w:hyperlink r:id="rId20" w:history="1">
+        <w:hyperlink r:id="rId19" w:history="1">
           <w:r>
             <w:rPr>
               <w:rStyle w:val="Hyperlink"/>
@@ -2888,7 +2888,7 @@
           <w:sz w:val="24"/>
           <w:u w:val="single"/>
         </w:rPr>
-        <w:hyperlink r:id="rId22" w:history="1">
+        <w:hyperlink r:id="rId24" w:history="1">
           <w:r>
             <w:rPr>
               <w:rStyle w:val="Hyperlink"/>

--- a/EXPORTS/DOCX/published/niveau3/English/Bronbeek.docx
+++ b/EXPORTS/DOCX/published/niveau3/English/Bronbeek.docx
@@ -447,75 +447,13 @@
       </w:r>
       <w:r>
         <w:rPr>
-          <w:u w:val="single" w:color="0000ff"/>
           <w:rFonts w:ascii="Charis SIL Regular" w:hAnsi="Charis SIL Regular" w:eastAsia="Charis SIL Regular"/>
           <w:b w:val="0"/>
           <w:i w:val="0"/>
           <w:color w:val="000000"/>
           <w:sz w:val="24"/>
         </w:rPr>
-        <w:hyperlink r:id="rId10" w:history="1">
-          <w:r>
-            <w:rPr>
-              <w:rStyle w:val="Hyperlink"/>
-            </w:rPr>
-            <w:t>memb</w:t>
-          </w:r>
-        </w:hyperlink>
-      </w:r>
-      <w:r>
-        <w:rPr>
-          <w:u w:val="single" w:color="0000ff"/>
-          <w:rFonts w:ascii="Charis SIL Regular" w:hAnsi="Charis SIL Regular" w:eastAsia="Charis SIL Regular"/>
-          <w:b w:val="0"/>
-          <w:i w:val="0"/>
-          <w:color w:val="000000"/>
-          <w:sz w:val="24"/>
-        </w:rPr>
-        <w:hyperlink r:id="rId10" w:history="1">
-          <w:r>
-            <w:rPr>
-              <w:rStyle w:val="Hyperlink"/>
-            </w:rPr>
-            <w:t xml:space="preserve">ers of </w:t>
-          </w:r>
-        </w:hyperlink>
-      </w:r>
-      <w:r>
-        <w:rPr>
-          <w:u w:val="single" w:color="0000ff"/>
-          <w:rFonts w:ascii="Charis SIL Regular" w:hAnsi="Charis SIL Regular" w:eastAsia="Charis SIL Regular"/>
-          <w:b w:val="0"/>
-          <w:i w:val="0"/>
-          <w:color w:val="000000"/>
-          <w:sz w:val="24"/>
-        </w:rPr>
-        <w:hyperlink r:id="rId10" w:history="1">
-          <w:r>
-            <w:rPr>
-              <w:rStyle w:val="Hyperlink"/>
-            </w:rPr>
-            <w:t>t</w:t>
-          </w:r>
-        </w:hyperlink>
-      </w:r>
-      <w:r>
-        <w:rPr>
-          <w:u w:val="single" w:color="0000ff"/>
-          <w:rFonts w:ascii="Charis SIL Regular" w:hAnsi="Charis SIL Regular" w:eastAsia="Charis SIL Regular"/>
-          <w:b w:val="0"/>
-          <w:i w:val="0"/>
-          <w:color w:val="000000"/>
-          <w:sz w:val="24"/>
-        </w:rPr>
-        <w:hyperlink r:id="rId10" w:history="1">
-          <w:r>
-            <w:rPr>
-              <w:rStyle w:val="Hyperlink"/>
-            </w:rPr>
-            <w:t>he R</w:t>
-          </w:r>
-        </w:hyperlink>
+        <w:t>members of the R</w:t>
       </w:r>
       <w:r>
         <w:rPr>
@@ -1364,61 +1302,7 @@
           <w:color w:val="000000"/>
           <w:sz w:val="24"/>
         </w:rPr>
-        <w:t xml:space="preserve"> in The Hague. There is also material at the museum </w:t>
-      </w:r>
-      <w:r>
-        <w:rPr>
-          <w:u w:val="single" w:color="0000ff"/>
-          <w:rFonts w:ascii="Charis SIL Regular" w:hAnsi="Charis SIL Regular" w:eastAsia="Charis SIL Regular"/>
-          <w:b w:val="0"/>
-          <w:i w:val="0"/>
-          <w:color w:val="000000"/>
-          <w:sz w:val="24"/>
-        </w:rPr>
-        <w:hyperlink r:id="rId15" w:history="1">
-          <w:r>
-            <w:rPr>
-              <w:rStyle w:val="Hyperlink"/>
-            </w:rPr>
-            <w:t>itself, w</w:t>
-          </w:r>
-        </w:hyperlink>
-      </w:r>
-      <w:r>
-        <w:rPr>
-          <w:u w:val="single" w:color="0000ff"/>
-          <w:rFonts w:ascii="Charis SIL Regular" w:hAnsi="Charis SIL Regular" w:eastAsia="Charis SIL Regular"/>
-          <w:b w:val="0"/>
-          <w:i w:val="0"/>
-          <w:color w:val="000000"/>
-          <w:sz w:val="24"/>
-        </w:rPr>
-        <w:hyperlink r:id="rId15" w:history="1">
-          <w:r>
-            <w:rPr>
-              <w:rStyle w:val="Hyperlink"/>
-            </w:rPr>
-            <w:t>h</w:t>
-          </w:r>
-        </w:hyperlink>
-      </w:r>
-      <w:r>
-        <w:rPr>
-          <w:u w:val="single" w:color="0000ff"/>
-          <w:rFonts w:ascii="Charis SIL Regular" w:hAnsi="Charis SIL Regular" w:eastAsia="Charis SIL Regular"/>
-          <w:b w:val="0"/>
-          <w:i w:val="0"/>
-          <w:color w:val="000000"/>
-          <w:sz w:val="24"/>
-        </w:rPr>
-        <w:hyperlink r:id="rId15" w:history="1">
-          <w:r>
-            <w:rPr>
-              <w:rStyle w:val="Hyperlink"/>
-            </w:rPr>
-            <w:t>ich can b</w:t>
-          </w:r>
-        </w:hyperlink>
+        <w:t xml:space="preserve"> in The Hague. There is also material at the museum itself, which can b</w:t>
       </w:r>
       <w:r>
         <w:rPr>
@@ -2265,7 +2149,7 @@
           <w:sz w:val="24"/>
           <w:u w:val="single"/>
         </w:rPr>
-        <w:hyperlink r:id="rId19" w:history="1">
+        <w:hyperlink r:id="rId20" w:history="1">
           <w:r>
             <w:rPr>
               <w:rStyle w:val="Hyperlink"/>
@@ -2805,7 +2689,7 @@
           <w:sz w:val="24"/>
           <w:u w:val="single"/>
         </w:rPr>
-        <w:hyperlink r:id="rId23" w:history="1">
+        <w:hyperlink r:id="rId22" w:history="1">
           <w:r>
             <w:rPr>
               <w:rStyle w:val="Hyperlink"/>
@@ -2870,7 +2754,7 @@
           <w:sz w:val="24"/>
           <w:u w:val="single"/>
         </w:rPr>
-        <w:hyperlink r:id="rId24" w:history="1">
+        <w:hyperlink r:id="rId22" w:history="1">
           <w:r>
             <w:rPr>
               <w:rStyle w:val="Hyperlink"/>
@@ -2888,7 +2772,7 @@
           <w:sz w:val="24"/>
           <w:u w:val="single"/>
         </w:rPr>
-        <w:hyperlink r:id="rId24" w:history="1">
+        <w:hyperlink r:id="rId22" w:history="1">
           <w:r>
             <w:rPr>
               <w:rStyle w:val="Hyperlink"/>

--- a/EXPORTS/DOCX/published/niveau3/English/Bronbeek.docx
+++ b/EXPORTS/DOCX/published/niveau3/English/Bronbeek.docx
@@ -447,13 +447,75 @@
       </w:r>
       <w:r>
         <w:rPr>
+          <w:u w:val="single" w:color="0000ff"/>
           <w:rFonts w:ascii="Charis SIL Regular" w:hAnsi="Charis SIL Regular" w:eastAsia="Charis SIL Regular"/>
           <w:b w:val="0"/>
           <w:i w:val="0"/>
           <w:color w:val="000000"/>
           <w:sz w:val="24"/>
         </w:rPr>
-        <w:t>members of the R</w:t>
+        <w:hyperlink r:id="rId10" w:history="1">
+          <w:r>
+            <w:rPr>
+              <w:rStyle w:val="Hyperlink"/>
+            </w:rPr>
+            <w:t>memb</w:t>
+          </w:r>
+        </w:hyperlink>
+      </w:r>
+      <w:r>
+        <w:rPr>
+          <w:u w:val="single" w:color="0000ff"/>
+          <w:rFonts w:ascii="Charis SIL Regular" w:hAnsi="Charis SIL Regular" w:eastAsia="Charis SIL Regular"/>
+          <w:b w:val="0"/>
+          <w:i w:val="0"/>
+          <w:color w:val="000000"/>
+          <w:sz w:val="24"/>
+        </w:rPr>
+        <w:hyperlink r:id="rId10" w:history="1">
+          <w:r>
+            <w:rPr>
+              <w:rStyle w:val="Hyperlink"/>
+            </w:rPr>
+            <w:t xml:space="preserve">ers of </w:t>
+          </w:r>
+        </w:hyperlink>
+      </w:r>
+      <w:r>
+        <w:rPr>
+          <w:u w:val="single" w:color="0000ff"/>
+          <w:rFonts w:ascii="Charis SIL Regular" w:hAnsi="Charis SIL Regular" w:eastAsia="Charis SIL Regular"/>
+          <w:b w:val="0"/>
+          <w:i w:val="0"/>
+          <w:color w:val="000000"/>
+          <w:sz w:val="24"/>
+        </w:rPr>
+        <w:hyperlink r:id="rId10" w:history="1">
+          <w:r>
+            <w:rPr>
+              <w:rStyle w:val="Hyperlink"/>
+            </w:rPr>
+            <w:t>t</w:t>
+          </w:r>
+        </w:hyperlink>
+      </w:r>
+      <w:r>
+        <w:rPr>
+          <w:u w:val="single" w:color="0000ff"/>
+          <w:rFonts w:ascii="Charis SIL Regular" w:hAnsi="Charis SIL Regular" w:eastAsia="Charis SIL Regular"/>
+          <w:b w:val="0"/>
+          <w:i w:val="0"/>
+          <w:color w:val="000000"/>
+          <w:sz w:val="24"/>
+        </w:rPr>
+        <w:hyperlink r:id="rId10" w:history="1">
+          <w:r>
+            <w:rPr>
+              <w:rStyle w:val="Hyperlink"/>
+            </w:rPr>
+            <w:t>he R</w:t>
+          </w:r>
+        </w:hyperlink>
       </w:r>
       <w:r>
         <w:rPr>
@@ -1302,7 +1364,61 @@
           <w:color w:val="000000"/>
           <w:sz w:val="24"/>
         </w:rPr>
-        <w:t xml:space="preserve"> in The Hague. There is also material at the museum itself, which can b</w:t>
+        <w:t xml:space="preserve"> in The Hague. There is also material at the museum </w:t>
+      </w:r>
+      <w:r>
+        <w:rPr>
+          <w:u w:val="single" w:color="0000ff"/>
+          <w:rFonts w:ascii="Charis SIL Regular" w:hAnsi="Charis SIL Regular" w:eastAsia="Charis SIL Regular"/>
+          <w:b w:val="0"/>
+          <w:i w:val="0"/>
+          <w:color w:val="000000"/>
+          <w:sz w:val="24"/>
+        </w:rPr>
+        <w:hyperlink r:id="rId15" w:history="1">
+          <w:r>
+            <w:rPr>
+              <w:rStyle w:val="Hyperlink"/>
+            </w:rPr>
+            <w:t>itself, w</w:t>
+          </w:r>
+        </w:hyperlink>
+      </w:r>
+      <w:r>
+        <w:rPr>
+          <w:u w:val="single" w:color="0000ff"/>
+          <w:rFonts w:ascii="Charis SIL Regular" w:hAnsi="Charis SIL Regular" w:eastAsia="Charis SIL Regular"/>
+          <w:b w:val="0"/>
+          <w:i w:val="0"/>
+          <w:color w:val="000000"/>
+          <w:sz w:val="24"/>
+        </w:rPr>
+        <w:hyperlink r:id="rId15" w:history="1">
+          <w:r>
+            <w:rPr>
+              <w:rStyle w:val="Hyperlink"/>
+            </w:rPr>
+            <w:t>h</w:t>
+          </w:r>
+        </w:hyperlink>
+      </w:r>
+      <w:r>
+        <w:rPr>
+          <w:u w:val="single" w:color="0000ff"/>
+          <w:rFonts w:ascii="Charis SIL Regular" w:hAnsi="Charis SIL Regular" w:eastAsia="Charis SIL Regular"/>
+          <w:b w:val="0"/>
+          <w:i w:val="0"/>
+          <w:color w:val="000000"/>
+          <w:sz w:val="24"/>
+        </w:rPr>
+        <w:hyperlink r:id="rId15" w:history="1">
+          <w:r>
+            <w:rPr>
+              <w:rStyle w:val="Hyperlink"/>
+            </w:rPr>
+            <w:t>ich can b</w:t>
+          </w:r>
+        </w:hyperlink>
       </w:r>
       <w:r>
         <w:rPr>
@@ -2149,7 +2265,7 @@
           <w:sz w:val="24"/>
           <w:u w:val="single"/>
         </w:rPr>
-        <w:hyperlink r:id="rId20" w:history="1">
+        <w:hyperlink r:id="rId19" w:history="1">
           <w:r>
             <w:rPr>
               <w:rStyle w:val="Hyperlink"/>
@@ -2196,7 +2312,7 @@
           <w:sz w:val="24"/>
           <w:u w:val="single"/>
         </w:rPr>
-        <w:hyperlink r:id="rId20" w:history="1">
+        <w:hyperlink r:id="rId19" w:history="1">
           <w:r>
             <w:rPr>
               <w:rStyle w:val="Hyperlink"/>
@@ -2689,7 +2805,7 @@
           <w:sz w:val="24"/>
           <w:u w:val="single"/>
         </w:rPr>
-        <w:hyperlink r:id="rId22" w:history="1">
+        <w:hyperlink r:id="rId23" w:history="1">
           <w:r>
             <w:rPr>
               <w:rStyle w:val="Hyperlink"/>
@@ -2700,21 +2816,13 @@
       </w:r>
       <w:r>
         <w:rPr>
-          <w:u w:val="single" w:color="0000ff"/>
           <w:rFonts w:ascii="Charis SIL Regular" w:hAnsi="Charis SIL Regular" w:eastAsia="Charis SIL Regular"/>
           <w:b w:val="0"/>
           <w:i w:val="0"/>
           <w:color w:val="000000"/>
           <w:sz w:val="24"/>
         </w:rPr>
-        <w:hyperlink r:id="rId22" w:history="1">
-          <w:r>
-            <w:rPr>
-              <w:rStyle w:val="Hyperlink"/>
-            </w:rPr>
-            <w:t xml:space="preserve">, </w:t>
-          </w:r>
-        </w:hyperlink>
+        <w:t xml:space="preserve">, </w:t>
       </w:r>
       <w:r>
         <w:rPr>
@@ -2725,7 +2833,7 @@
           <w:sz w:val="24"/>
           <w:u w:val="single"/>
         </w:rPr>
-        <w:hyperlink r:id="rId22" w:history="1">
+        <w:hyperlink r:id="rId24" w:history="1">
           <w:r>
             <w:rPr>
               <w:rStyle w:val="Hyperlink"/>
@@ -2754,7 +2862,7 @@
           <w:sz w:val="24"/>
           <w:u w:val="single"/>
         </w:rPr>
-        <w:hyperlink r:id="rId22" w:history="1">
+        <w:hyperlink r:id="rId24" w:history="1">
           <w:r>
             <w:rPr>
               <w:rStyle w:val="Hyperlink"/>
@@ -2772,7 +2880,7 @@
           <w:sz w:val="24"/>
           <w:u w:val="single"/>
         </w:rPr>
-        <w:hyperlink r:id="rId22" w:history="1">
+        <w:hyperlink r:id="rId24" w:history="1">
           <w:r>
             <w:rPr>
               <w:rStyle w:val="Hyperlink"/>

--- a/EXPORTS/DOCX/published/niveau3/English/Bronbeek.docx
+++ b/EXPORTS/DOCX/published/niveau3/English/Bronbeek.docx
@@ -2265,7 +2265,7 @@
           <w:sz w:val="24"/>
           <w:u w:val="single"/>
         </w:rPr>
-        <w:hyperlink r:id="rId19" w:history="1">
+        <w:hyperlink r:id="rId20" w:history="1">
           <w:r>
             <w:rPr>
               <w:rStyle w:val="Hyperlink"/>
@@ -2312,7 +2312,7 @@
           <w:sz w:val="24"/>
           <w:u w:val="single"/>
         </w:rPr>
-        <w:hyperlink r:id="rId19" w:history="1">
+        <w:hyperlink r:id="rId20" w:history="1">
           <w:r>
             <w:rPr>
               <w:rStyle w:val="Hyperlink"/>
@@ -2787,7 +2787,7 @@
           <w:sz w:val="24"/>
           <w:u w:val="single"/>
         </w:rPr>
-        <w:hyperlink r:id="rId22" w:history="1">
+        <w:hyperlink r:id="rId23" w:history="1">
           <w:r>
             <w:rPr>
               <w:rStyle w:val="Hyperlink"/>
@@ -2805,7 +2805,7 @@
           <w:sz w:val="24"/>
           <w:u w:val="single"/>
         </w:rPr>
-        <w:hyperlink r:id="rId23" w:history="1">
+        <w:hyperlink r:id="rId22" w:history="1">
           <w:r>
             <w:rPr>
               <w:rStyle w:val="Hyperlink"/>
@@ -2816,13 +2816,21 @@
       </w:r>
       <w:r>
         <w:rPr>
+          <w:u w:val="single" w:color="0000ff"/>
           <w:rFonts w:ascii="Charis SIL Regular" w:hAnsi="Charis SIL Regular" w:eastAsia="Charis SIL Regular"/>
           <w:b w:val="0"/>
           <w:i w:val="0"/>
           <w:color w:val="000000"/>
           <w:sz w:val="24"/>
         </w:rPr>
-        <w:t xml:space="preserve">, </w:t>
+        <w:hyperlink r:id="rId22" w:history="1">
+          <w:r>
+            <w:rPr>
+              <w:rStyle w:val="Hyperlink"/>
+            </w:rPr>
+            <w:t xml:space="preserve">, </w:t>
+          </w:r>
+        </w:hyperlink>
       </w:r>
       <w:r>
         <w:rPr>
@@ -2833,7 +2841,7 @@
           <w:sz w:val="24"/>
           <w:u w:val="single"/>
         </w:rPr>
-        <w:hyperlink r:id="rId24" w:history="1">
+        <w:hyperlink r:id="rId22" w:history="1">
           <w:r>
             <w:rPr>
               <w:rStyle w:val="Hyperlink"/>
@@ -2862,7 +2870,7 @@
           <w:sz w:val="24"/>
           <w:u w:val="single"/>
         </w:rPr>
-        <w:hyperlink r:id="rId24" w:history="1">
+        <w:hyperlink r:id="rId22" w:history="1">
           <w:r>
             <w:rPr>
               <w:rStyle w:val="Hyperlink"/>
@@ -2880,7 +2888,7 @@
           <w:sz w:val="24"/>
           <w:u w:val="single"/>
         </w:rPr>
-        <w:hyperlink r:id="rId24" w:history="1">
+        <w:hyperlink r:id="rId22" w:history="1">
           <w:r>
             <w:rPr>
               <w:rStyle w:val="Hyperlink"/>

--- a/EXPORTS/DOCX/published/niveau3/English/Bronbeek.docx
+++ b/EXPORTS/DOCX/published/niveau3/English/Bronbeek.docx
@@ -447,75 +447,13 @@
       </w:r>
       <w:r>
         <w:rPr>
-          <w:u w:val="single" w:color="0000ff"/>
           <w:rFonts w:ascii="Charis SIL Regular" w:hAnsi="Charis SIL Regular" w:eastAsia="Charis SIL Regular"/>
           <w:b w:val="0"/>
           <w:i w:val="0"/>
           <w:color w:val="000000"/>
           <w:sz w:val="24"/>
         </w:rPr>
-        <w:hyperlink r:id="rId10" w:history="1">
-          <w:r>
-            <w:rPr>
-              <w:rStyle w:val="Hyperlink"/>
-            </w:rPr>
-            <w:t>memb</w:t>
-          </w:r>
-        </w:hyperlink>
-      </w:r>
-      <w:r>
-        <w:rPr>
-          <w:u w:val="single" w:color="0000ff"/>
-          <w:rFonts w:ascii="Charis SIL Regular" w:hAnsi="Charis SIL Regular" w:eastAsia="Charis SIL Regular"/>
-          <w:b w:val="0"/>
-          <w:i w:val="0"/>
-          <w:color w:val="000000"/>
-          <w:sz w:val="24"/>
-        </w:rPr>
-        <w:hyperlink r:id="rId10" w:history="1">
-          <w:r>
-            <w:rPr>
-              <w:rStyle w:val="Hyperlink"/>
-            </w:rPr>
-            <w:t xml:space="preserve">ers of </w:t>
-          </w:r>
-        </w:hyperlink>
-      </w:r>
-      <w:r>
-        <w:rPr>
-          <w:u w:val="single" w:color="0000ff"/>
-          <w:rFonts w:ascii="Charis SIL Regular" w:hAnsi="Charis SIL Regular" w:eastAsia="Charis SIL Regular"/>
-          <w:b w:val="0"/>
-          <w:i w:val="0"/>
-          <w:color w:val="000000"/>
-          <w:sz w:val="24"/>
-        </w:rPr>
-        <w:hyperlink r:id="rId10" w:history="1">
-          <w:r>
-            <w:rPr>
-              <w:rStyle w:val="Hyperlink"/>
-            </w:rPr>
-            <w:t>t</w:t>
-          </w:r>
-        </w:hyperlink>
-      </w:r>
-      <w:r>
-        <w:rPr>
-          <w:u w:val="single" w:color="0000ff"/>
-          <w:rFonts w:ascii="Charis SIL Regular" w:hAnsi="Charis SIL Regular" w:eastAsia="Charis SIL Regular"/>
-          <w:b w:val="0"/>
-          <w:i w:val="0"/>
-          <w:color w:val="000000"/>
-          <w:sz w:val="24"/>
-        </w:rPr>
-        <w:hyperlink r:id="rId10" w:history="1">
-          <w:r>
-            <w:rPr>
-              <w:rStyle w:val="Hyperlink"/>
-            </w:rPr>
-            <w:t>he R</w:t>
-          </w:r>
-        </w:hyperlink>
+        <w:t>members of the R</w:t>
       </w:r>
       <w:r>
         <w:rPr>
@@ -1364,61 +1302,7 @@
           <w:color w:val="000000"/>
           <w:sz w:val="24"/>
         </w:rPr>
-        <w:t xml:space="preserve"> in The Hague. There is also material at the museum </w:t>
-      </w:r>
-      <w:r>
-        <w:rPr>
-          <w:u w:val="single" w:color="0000ff"/>
-          <w:rFonts w:ascii="Charis SIL Regular" w:hAnsi="Charis SIL Regular" w:eastAsia="Charis SIL Regular"/>
-          <w:b w:val="0"/>
-          <w:i w:val="0"/>
-          <w:color w:val="000000"/>
-          <w:sz w:val="24"/>
-        </w:rPr>
-        <w:hyperlink r:id="rId15" w:history="1">
-          <w:r>
-            <w:rPr>
-              <w:rStyle w:val="Hyperlink"/>
-            </w:rPr>
-            <w:t>itself, w</w:t>
-          </w:r>
-        </w:hyperlink>
-      </w:r>
-      <w:r>
-        <w:rPr>
-          <w:u w:val="single" w:color="0000ff"/>
-          <w:rFonts w:ascii="Charis SIL Regular" w:hAnsi="Charis SIL Regular" w:eastAsia="Charis SIL Regular"/>
-          <w:b w:val="0"/>
-          <w:i w:val="0"/>
-          <w:color w:val="000000"/>
-          <w:sz w:val="24"/>
-        </w:rPr>
-        <w:hyperlink r:id="rId15" w:history="1">
-          <w:r>
-            <w:rPr>
-              <w:rStyle w:val="Hyperlink"/>
-            </w:rPr>
-            <w:t>h</w:t>
-          </w:r>
-        </w:hyperlink>
-      </w:r>
-      <w:r>
-        <w:rPr>
-          <w:u w:val="single" w:color="0000ff"/>
-          <w:rFonts w:ascii="Charis SIL Regular" w:hAnsi="Charis SIL Regular" w:eastAsia="Charis SIL Regular"/>
-          <w:b w:val="0"/>
-          <w:i w:val="0"/>
-          <w:color w:val="000000"/>
-          <w:sz w:val="24"/>
-        </w:rPr>
-        <w:hyperlink r:id="rId15" w:history="1">
-          <w:r>
-            <w:rPr>
-              <w:rStyle w:val="Hyperlink"/>
-            </w:rPr>
-            <w:t>ich can b</w:t>
-          </w:r>
-        </w:hyperlink>
+        <w:t xml:space="preserve"> in The Hague. There is also material at the museum itself, which can b</w:t>
       </w:r>
       <w:r>
         <w:rPr>
@@ -2787,7 +2671,7 @@
           <w:sz w:val="24"/>
           <w:u w:val="single"/>
         </w:rPr>
-        <w:hyperlink r:id="rId23" w:history="1">
+        <w:hyperlink r:id="rId22" w:history="1">
           <w:r>
             <w:rPr>
               <w:rStyle w:val="Hyperlink"/>
@@ -2805,7 +2689,7 @@
           <w:sz w:val="24"/>
           <w:u w:val="single"/>
         </w:rPr>
-        <w:hyperlink r:id="rId22" w:history="1">
+        <w:hyperlink r:id="rId23" w:history="1">
           <w:r>
             <w:rPr>
               <w:rStyle w:val="Hyperlink"/>
@@ -2816,21 +2700,13 @@
       </w:r>
       <w:r>
         <w:rPr>
-          <w:u w:val="single" w:color="0000ff"/>
           <w:rFonts w:ascii="Charis SIL Regular" w:hAnsi="Charis SIL Regular" w:eastAsia="Charis SIL Regular"/>
           <w:b w:val="0"/>
           <w:i w:val="0"/>
           <w:color w:val="000000"/>
           <w:sz w:val="24"/>
         </w:rPr>
-        <w:hyperlink r:id="rId22" w:history="1">
-          <w:r>
-            <w:rPr>
-              <w:rStyle w:val="Hyperlink"/>
-            </w:rPr>
-            <w:t xml:space="preserve">, </w:t>
-          </w:r>
-        </w:hyperlink>
+        <w:t xml:space="preserve">, </w:t>
       </w:r>
       <w:r>
         <w:rPr>
@@ -2841,7 +2717,7 @@
           <w:sz w:val="24"/>
           <w:u w:val="single"/>
         </w:rPr>
-        <w:hyperlink r:id="rId22" w:history="1">
+        <w:hyperlink r:id="rId24" w:history="1">
           <w:r>
             <w:rPr>
               <w:rStyle w:val="Hyperlink"/>
@@ -2870,7 +2746,7 @@
           <w:sz w:val="24"/>
           <w:u w:val="single"/>
         </w:rPr>
-        <w:hyperlink r:id="rId22" w:history="1">
+        <w:hyperlink r:id="rId24" w:history="1">
           <w:r>
             <w:rPr>
               <w:rStyle w:val="Hyperlink"/>
